--- a/9-交付管理/运行记录类文件/ZGS-09-08-中国广电重庆BOSS系统存储维保项目-交付改进报告.docx
+++ b/9-交付管理/运行记录类文件/ZGS-09-08-中国广电重庆BOSS系统存储维保项目-交付改进报告.docx
@@ -1,10 +1,11 @@
 
 <file path=word/document.xml><?xml version="1.0" encoding="utf-8"?>
-<w:document xmlns:wpc="http://schemas.microsoft.com/office/word/2010/wordprocessingCanvas" xmlns:mc="http://schemas.openxmlformats.org/markup-compatibility/2006" xmlns:o="urn:schemas-microsoft-com:office:office" xmlns:r="http://schemas.openxmlformats.org/officeDocument/2006/relationships" xmlns:m="http://schemas.openxmlformats.org/officeDocument/2006/math" xmlns:v="urn:schemas-microsoft-com:vml" xmlns:wp14="http://schemas.microsoft.com/office/word/2010/wordprocessingDrawing" xmlns:wp="http://schemas.openxmlformats.org/drawingml/2006/wordprocessingDrawing" xmlns:w="http://schemas.openxmlformats.org/wordprocessingml/2006/main" xmlns:w14="http://schemas.microsoft.com/office/word/2010/wordml" xmlns:w10="urn:schemas-microsoft-com:office:word" xmlns:w15="http://schemas.microsoft.com/office/word/2012/wordml" xmlns:wpg="http://schemas.microsoft.com/office/word/2010/wordprocessingGroup" xmlns:wpi="http://schemas.microsoft.com/office/word/2010/wordprocessingInk" xmlns:wne="http://schemas.microsoft.com/office/word/2006/wordml" xmlns:wps="http://schemas.microsoft.com/office/word/2010/wordprocessingShape" xmlns:wpsCustomData="http://www.wps.cn/officeDocument/2013/wpsCustomData" mc:Ignorable="w14 w15 wp14">
+<w:document xmlns:wpc="http://schemas.microsoft.com/office/word/2010/wordprocessingCanvas" xmlns:mc="http://schemas.openxmlformats.org/markup-compatibility/2006" xmlns:o="urn:schemas-microsoft-com:office:office" xmlns:r="http://schemas.openxmlformats.org/officeDocument/2006/relationships" xmlns:m="http://schemas.openxmlformats.org/officeDocument/2006/math" xmlns:v="urn:schemas-microsoft-com:vml" xmlns:wp14="http://schemas.microsoft.com/office/word/2010/wordprocessingDrawing" xmlns:wp="http://schemas.openxmlformats.org/drawingml/2006/wordprocessingDrawing" xmlns:w10="urn:schemas-microsoft-com:office:word" xmlns:w="http://schemas.openxmlformats.org/wordprocessingml/2006/main" xmlns:w14="http://schemas.microsoft.com/office/word/2010/wordml" xmlns:w15="http://schemas.microsoft.com/office/word/2012/wordml" xmlns:wne="http://schemas.microsoft.com/office/word/2006/wordml" xmlns:wpg="http://schemas.microsoft.com/office/word/2010/wordprocessingGroup" xmlns:wpi="http://schemas.microsoft.com/office/word/2010/wordprocessingInk" xmlns:wps="http://schemas.microsoft.com/office/word/2010/wordprocessingShape" mc:Ignorable="w14 w15 wp14">
+  <!-- Generated by Aspose.Words for .NET 13.3.0.1 -->
   <w:body>
     <w:p>
       <w:pPr>
-        <w:pStyle w:val="32"/>
+        <w:pStyle w:val="a1"/>
         <w:keepNext w:val="0"/>
         <w:keepLines w:val="0"/>
         <w:pageBreakBefore w:val="0"/>
@@ -25,7 +26,7 @@
       <w:bookmarkStart w:id="1" w:name="_Toc12333"/>
       <w:r>
         <w:drawing>
-          <wp:anchor distT="0" distB="0" distL="114300" distR="114300" simplePos="0" relativeHeight="251660288" behindDoc="1" locked="0" layoutInCell="1" allowOverlap="1">
+          <wp:anchor distT="0" distB="0" distL="114300" distR="114300" simplePos="0" relativeHeight="251659264" behindDoc="1" locked="0" layoutInCell="1" allowOverlap="1">
             <wp:simplePos x="0" y="0"/>
             <wp:positionH relativeFrom="column">
               <wp:posOffset>-45720</wp:posOffset>
@@ -50,7 +51,7 @@
                     </pic:cNvPicPr>
                   </pic:nvPicPr>
                   <pic:blipFill>
-                    <a:blip r:embed="rId12"/>
+                    <a:blip xmlns:r="http://schemas.openxmlformats.org/officeDocument/2006/relationships" r:embed="rId4"/>
                     <a:stretch>
                       <a:fillRect/>
                     </a:stretch>
@@ -80,7 +81,7 @@
           <w:lang w:val="en-US" w:eastAsia="zh-CN"/>
         </w:rPr>
         <w:drawing>
-          <wp:anchor distT="0" distB="0" distL="114300" distR="114300" simplePos="0" relativeHeight="251659264" behindDoc="1" locked="0" layoutInCell="1" allowOverlap="1">
+          <wp:anchor distT="0" distB="0" distL="114300" distR="114300" simplePos="0" relativeHeight="251658240" behindDoc="1" locked="0" layoutInCell="1" allowOverlap="1">
             <wp:simplePos x="0" y="0"/>
             <wp:positionH relativeFrom="column">
               <wp:posOffset>635</wp:posOffset>
@@ -105,7 +106,7 @@
                     </pic:cNvPicPr>
                   </pic:nvPicPr>
                   <pic:blipFill>
-                    <a:blip r:embed="rId13">
+                    <a:blip xmlns:r="http://schemas.openxmlformats.org/officeDocument/2006/relationships" r:embed="rId5">
                       <a:alphaModFix amt="58000"/>
                       <a:lum contrast="-52000"/>
                     </a:blip>
@@ -140,7 +141,7 @@
     </w:p>
     <w:p>
       <w:pPr>
-        <w:pStyle w:val="32"/>
+        <w:pStyle w:val="a1"/>
         <w:keepNext w:val="0"/>
         <w:keepLines w:val="0"/>
         <w:pageBreakBefore w:val="0"/>
@@ -157,14 +158,14 @@
         <w:spacing w:before="2400" w:beforeLines="1000"/>
         <w:textAlignment w:val="baseline"/>
         <w:rPr>
-          <w:rFonts w:hint="default" w:ascii="黑体" w:hAnsi="黑体" w:eastAsia="黑体" w:cs="黑体"/>
+          <w:rFonts w:ascii="黑体" w:eastAsia="黑体" w:hAnsi="黑体" w:cs="黑体" w:hint="default"/>
           <w:lang w:val="en-US" w:eastAsia="zh-CN"/>
         </w:rPr>
       </w:pPr>
       <w:bookmarkStart w:id="2" w:name="_Toc29910"/>
       <w:r>
         <w:rPr>
-          <w:rFonts w:hint="eastAsia" w:ascii="黑体" w:hAnsi="黑体" w:eastAsia="黑体" w:cs="黑体"/>
+          <w:rFonts w:ascii="黑体" w:eastAsia="黑体" w:hAnsi="黑体" w:cs="黑体" w:hint="eastAsia"/>
           <w:lang w:val="en-US" w:eastAsia="zh-CN"/>
         </w:rPr>
         <w:t>中国广电重庆BOSS系统存储维保项目-交付改进报告</w:t>
@@ -187,11 +188,11 @@
         <w:adjustRightInd w:val="0"/>
         <w:snapToGrid w:val="0"/>
         <w:spacing w:after="480" w:afterLines="200" w:line="219" w:lineRule="auto"/>
-        <w:ind w:left="0" w:leftChars="0" w:right="0" w:rightChars="0" w:firstLine="0" w:firstLineChars="0"/>
+        <w:ind w:left="0" w:right="0" w:firstLine="0" w:leftChars="0" w:rightChars="0" w:firstLineChars="0"/>
         <w:jc w:val="center"/>
         <w:textAlignment w:val="baseline"/>
         <w:rPr>
-          <w:rFonts w:hint="eastAsia" w:ascii="宋体" w:hAnsi="宋体" w:eastAsia="宋体" w:cs="宋体"/>
+          <w:rFonts w:ascii="宋体" w:eastAsia="宋体" w:hAnsi="宋体" w:cs="宋体" w:hint="eastAsia"/>
           <w:sz w:val="24"/>
           <w:szCs w:val="24"/>
           <w:lang w:val="en-US" w:eastAsia="zh-CN"/>
@@ -199,7 +200,7 @@
       </w:pPr>
       <w:r>
         <w:rPr>
-          <w:rFonts w:ascii="宋体" w:hAnsi="宋体" w:eastAsia="宋体" w:cs="宋体"/>
+          <w:rFonts w:ascii="宋体" w:eastAsia="宋体" w:hAnsi="宋体" w:cs="宋体"/>
           <w:b/>
           <w:bCs/>
           <w:spacing w:val="-3"/>
@@ -211,18 +212,17 @@
     </w:p>
     <w:tbl>
       <w:tblPr>
-        <w:tblStyle w:val="24"/>
+        <w:tblStyle w:val="TableGrid"/>
         <w:tblW w:w="0" w:type="auto"/>
         <w:jc w:val="center"/>
         <w:tblBorders>
-          <w:top w:val="none" w:color="auto" w:sz="0" w:space="0"/>
-          <w:left w:val="none" w:color="auto" w:sz="0" w:space="0"/>
-          <w:bottom w:val="none" w:color="auto" w:sz="0" w:space="0"/>
-          <w:right w:val="none" w:color="auto" w:sz="0" w:space="0"/>
-          <w:insideH w:val="none" w:color="auto" w:sz="0" w:space="0"/>
-          <w:insideV w:val="none" w:color="auto" w:sz="0" w:space="0"/>
+          <w:top w:val="nil"/>
+          <w:left w:val="nil"/>
+          <w:bottom w:val="nil"/>
+          <w:right w:val="nil"/>
+          <w:insideH w:val="nil"/>
+          <w:insideV w:val="nil"/>
         </w:tblBorders>
-        <w:tblLayout w:type="autofit"/>
         <w:tblCellMar>
           <w:top w:w="0" w:type="dxa"/>
           <w:left w:w="108" w:type="dxa"/>
@@ -236,13 +236,15 @@
       </w:tblGrid>
       <w:tr>
         <w:tblPrEx>
+          <w:tblW w:w="0" w:type="auto"/>
+          <w:jc w:val="center"/>
           <w:tblBorders>
-            <w:top w:val="none" w:color="auto" w:sz="0" w:space="0"/>
-            <w:left w:val="none" w:color="auto" w:sz="0" w:space="0"/>
-            <w:bottom w:val="none" w:color="auto" w:sz="0" w:space="0"/>
-            <w:right w:val="none" w:color="auto" w:sz="0" w:space="0"/>
-            <w:insideH w:val="none" w:color="auto" w:sz="0" w:space="0"/>
-            <w:insideV w:val="none" w:color="auto" w:sz="0" w:space="0"/>
+            <w:top w:val="nil"/>
+            <w:left w:val="nil"/>
+            <w:bottom w:val="nil"/>
+            <w:right w:val="nil"/>
+            <w:insideH w:val="nil"/>
+            <w:insideV w:val="nil"/>
           </w:tblBorders>
           <w:tblCellMar>
             <w:top w:w="0" w:type="dxa"/>
@@ -252,7 +254,7 @@
           </w:tblCellMar>
         </w:tblPrEx>
         <w:trPr>
-          <w:trHeight w:val="810" w:hRule="atLeast"/>
+          <w:trHeight w:val="810"/>
           <w:jc w:val="center"/>
         </w:trPr>
         <w:tc>
@@ -291,7 +293,7 @@
             </w:r>
             <w:r>
               <w:rPr>
-                <w:rFonts w:hint="default" w:asciiTheme="minorAscii" w:hAnsiTheme="minorAscii" w:eastAsiaTheme="minorEastAsia"/>
+                <w:rFonts w:asciiTheme="minorAscii" w:eastAsiaTheme="minorEastAsia" w:hAnsiTheme="minorAscii" w:hint="default"/>
                 <w:spacing w:val="227"/>
                 <w:sz w:val="21"/>
                 <w:vertAlign w:val="baseline"/>
@@ -346,7 +348,7 @@
             </w:r>
             <w:r>
               <w:rPr>
-                <w:rFonts w:hint="eastAsia" w:asciiTheme="minorAscii" w:hAnsiTheme="minorAscii" w:eastAsiaTheme="minorEastAsia"/>
+                <w:rFonts w:asciiTheme="minorAscii" w:eastAsiaTheme="minorEastAsia" w:hAnsiTheme="minorAscii" w:hint="eastAsia"/>
                 <w:spacing w:val="227"/>
                 <w:sz w:val="21"/>
                 <w:vertAlign w:val="baseline"/>
@@ -368,14 +370,8 @@
       </w:tr>
       <w:tr>
         <w:tblPrEx>
-          <w:tblBorders>
-            <w:top w:val="none" w:color="auto" w:sz="0" w:space="0"/>
-            <w:left w:val="none" w:color="auto" w:sz="0" w:space="0"/>
-            <w:bottom w:val="none" w:color="auto" w:sz="0" w:space="0"/>
-            <w:right w:val="none" w:color="auto" w:sz="0" w:space="0"/>
-            <w:insideH w:val="none" w:color="auto" w:sz="0" w:space="0"/>
-            <w:insideV w:val="none" w:color="auto" w:sz="0" w:space="0"/>
-          </w:tblBorders>
+          <w:tblW w:w="0" w:type="auto"/>
+          <w:jc w:val="center"/>
           <w:tblCellMar>
             <w:top w:w="0" w:type="dxa"/>
             <w:left w:w="108" w:type="dxa"/>
@@ -384,7 +380,7 @@
           </w:tblCellMar>
         </w:tblPrEx>
         <w:trPr>
-          <w:trHeight w:val="810" w:hRule="atLeast"/>
+          <w:trHeight w:val="810"/>
           <w:jc w:val="center"/>
         </w:trPr>
         <w:tc>
@@ -409,7 +405,7 @@
               <w:snapToGrid w:val="0"/>
               <w:textAlignment w:val="baseline"/>
               <w:rPr>
-                <w:rFonts w:hint="default" w:ascii="Arial" w:hAnsi="Arial" w:eastAsia="Arial" w:cs="Arial"/>
+                <w:rFonts w:ascii="Arial" w:eastAsia="Arial" w:hAnsi="Arial" w:cs="Arial" w:hint="default"/>
                 <w:snapToGrid w:val="0"/>
                 <w:color w:val="000000"/>
                 <w:kern w:val="0"/>
@@ -441,7 +437,7 @@
             </w:r>
             <w:r>
               <w:rPr>
-                <w:rFonts w:hint="default" w:asciiTheme="minorAscii" w:hAnsiTheme="minorAscii" w:eastAsiaTheme="minorEastAsia"/>
+                <w:rFonts w:asciiTheme="minorAscii" w:eastAsiaTheme="minorEastAsia" w:hAnsiTheme="minorAscii" w:hint="default"/>
                 <w:spacing w:val="227"/>
                 <w:sz w:val="21"/>
                 <w:vertAlign w:val="baseline"/>
@@ -495,7 +491,7 @@
               <w:snapToGrid w:val="0"/>
               <w:textAlignment w:val="baseline"/>
               <w:rPr>
-                <w:rFonts w:hint="default" w:ascii="Arial" w:hAnsi="Arial" w:eastAsia="Arial" w:cs="Arial"/>
+                <w:rFonts w:ascii="Arial" w:eastAsia="Arial" w:hAnsi="Arial" w:cs="Arial" w:hint="default"/>
                 <w:snapToGrid w:val="0"/>
                 <w:color w:val="000000"/>
                 <w:kern w:val="0"/>
@@ -515,7 +511,7 @@
             </w:r>
             <w:r>
               <w:rPr>
-                <w:rFonts w:hint="eastAsia" w:asciiTheme="minorAscii" w:hAnsiTheme="minorAscii" w:eastAsiaTheme="minorEastAsia"/>
+                <w:rFonts w:asciiTheme="minorAscii" w:eastAsiaTheme="minorEastAsia" w:hAnsiTheme="minorAscii" w:hint="eastAsia"/>
                 <w:spacing w:val="227"/>
                 <w:sz w:val="21"/>
                 <w:vertAlign w:val="baseline"/>
@@ -537,14 +533,8 @@
       </w:tr>
       <w:tr>
         <w:tblPrEx>
-          <w:tblBorders>
-            <w:top w:val="none" w:color="auto" w:sz="0" w:space="0"/>
-            <w:left w:val="none" w:color="auto" w:sz="0" w:space="0"/>
-            <w:bottom w:val="none" w:color="auto" w:sz="0" w:space="0"/>
-            <w:right w:val="none" w:color="auto" w:sz="0" w:space="0"/>
-            <w:insideH w:val="none" w:color="auto" w:sz="0" w:space="0"/>
-            <w:insideV w:val="none" w:color="auto" w:sz="0" w:space="0"/>
-          </w:tblBorders>
+          <w:tblW w:w="0" w:type="auto"/>
+          <w:jc w:val="center"/>
           <w:tblCellMar>
             <w:top w:w="0" w:type="dxa"/>
             <w:left w:w="108" w:type="dxa"/>
@@ -553,7 +543,7 @@
           </w:tblCellMar>
         </w:tblPrEx>
         <w:trPr>
-          <w:trHeight w:val="635" w:hRule="atLeast"/>
+          <w:trHeight w:val="635"/>
           <w:jc w:val="center"/>
         </w:trPr>
         <w:tc>
@@ -631,7 +621,7 @@
             </w:r>
             <w:r>
               <w:rPr>
-                <w:rFonts w:hint="eastAsia" w:asciiTheme="minorAscii" w:hAnsiTheme="minorAscii" w:eastAsiaTheme="minorEastAsia"/>
+                <w:rFonts w:asciiTheme="minorAscii" w:eastAsiaTheme="minorEastAsia" w:hAnsiTheme="minorAscii" w:hint="eastAsia"/>
                 <w:spacing w:val="227"/>
                 <w:sz w:val="21"/>
                 <w:vertAlign w:val="baseline"/>
@@ -692,14 +682,14 @@
         <w:ind w:left="3634"/>
         <w:textAlignment w:val="baseline"/>
         <w:rPr>
-          <w:rFonts w:ascii="宋体" w:hAnsi="宋体" w:eastAsia="宋体" w:cs="宋体"/>
+          <w:rFonts w:ascii="宋体" w:eastAsia="宋体" w:hAnsi="宋体" w:cs="宋体"/>
           <w:sz w:val="31"/>
           <w:szCs w:val="31"/>
         </w:rPr>
       </w:pPr>
       <w:r>
         <w:rPr>
-          <w:rFonts w:ascii="宋体" w:hAnsi="宋体" w:eastAsia="宋体" w:cs="宋体"/>
+          <w:rFonts w:ascii="宋体" w:eastAsia="宋体" w:hAnsi="宋体" w:cs="宋体"/>
           <w:b/>
           <w:bCs/>
           <w:spacing w:val="4"/>
@@ -711,16 +701,16 @@
     </w:p>
     <w:tbl>
       <w:tblPr>
-        <w:tblStyle w:val="30"/>
+        <w:tblStyle w:val="TableNormal0"/>
         <w:tblW w:w="7137" w:type="dxa"/>
         <w:jc w:val="center"/>
         <w:tblBorders>
-          <w:top w:val="single" w:color="000000" w:sz="2" w:space="0"/>
-          <w:left w:val="single" w:color="000000" w:sz="2" w:space="0"/>
-          <w:bottom w:val="single" w:color="000000" w:sz="2" w:space="0"/>
-          <w:right w:val="single" w:color="000000" w:sz="2" w:space="0"/>
-          <w:insideH w:val="single" w:color="000000" w:sz="2" w:space="0"/>
-          <w:insideV w:val="single" w:color="000000" w:sz="2" w:space="0"/>
+          <w:top w:val="single" w:sz="2" w:space="0" w:color="000000"/>
+          <w:left w:val="single" w:sz="2" w:space="0" w:color="000000"/>
+          <w:bottom w:val="single" w:sz="2" w:space="0" w:color="000000"/>
+          <w:right w:val="single" w:sz="2" w:space="0" w:color="000000"/>
+          <w:insideH w:val="single" w:sz="2" w:space="0" w:color="000000"/>
+          <w:insideV w:val="single" w:sz="2" w:space="0" w:color="000000"/>
         </w:tblBorders>
         <w:tblLayout w:type="fixed"/>
         <w:tblCellMar>
@@ -738,14 +728,17 @@
       </w:tblGrid>
       <w:tr>
         <w:tblPrEx>
+          <w:tblW w:w="7137" w:type="dxa"/>
+          <w:jc w:val="center"/>
           <w:tblBorders>
-            <w:top w:val="single" w:color="000000" w:sz="2" w:space="0"/>
-            <w:left w:val="single" w:color="000000" w:sz="2" w:space="0"/>
-            <w:bottom w:val="single" w:color="000000" w:sz="2" w:space="0"/>
-            <w:right w:val="single" w:color="000000" w:sz="2" w:space="0"/>
-            <w:insideH w:val="single" w:color="000000" w:sz="2" w:space="0"/>
-            <w:insideV w:val="single" w:color="000000" w:sz="2" w:space="0"/>
+            <w:top w:val="single" w:sz="2" w:space="0" w:color="000000"/>
+            <w:left w:val="single" w:sz="2" w:space="0" w:color="000000"/>
+            <w:bottom w:val="single" w:sz="2" w:space="0" w:color="000000"/>
+            <w:right w:val="single" w:sz="2" w:space="0" w:color="000000"/>
+            <w:insideH w:val="single" w:sz="2" w:space="0" w:color="000000"/>
+            <w:insideV w:val="single" w:sz="2" w:space="0" w:color="000000"/>
           </w:tblBorders>
+          <w:tblLayout w:type="fixed"/>
           <w:tblCellMar>
             <w:top w:w="0" w:type="dxa"/>
             <w:left w:w="0" w:type="dxa"/>
@@ -754,7 +747,7 @@
           </w:tblCellMar>
         </w:tblPrEx>
         <w:trPr>
-          <w:trHeight w:val="593" w:hRule="atLeast"/>
+          <w:trHeight w:val="593"/>
           <w:jc w:val="center"/>
         </w:trPr>
         <w:tc>
@@ -777,18 +770,18 @@
               <w:adjustRightInd w:val="0"/>
               <w:snapToGrid w:val="0"/>
               <w:spacing w:before="176" w:line="228" w:lineRule="auto"/>
-              <w:ind w:left="0" w:leftChars="0" w:right="0" w:rightChars="0" w:firstLine="0" w:firstLineChars="0"/>
+              <w:ind w:left="0" w:right="0" w:firstLine="0" w:leftChars="0" w:rightChars="0" w:firstLineChars="0"/>
               <w:jc w:val="center"/>
               <w:textAlignment w:val="baseline"/>
               <w:rPr>
-                <w:rFonts w:ascii="宋体" w:hAnsi="宋体" w:eastAsia="宋体" w:cs="宋体"/>
+                <w:rFonts w:ascii="宋体" w:eastAsia="宋体" w:hAnsi="宋体" w:cs="宋体"/>
                 <w:sz w:val="20"/>
                 <w:szCs w:val="20"/>
               </w:rPr>
             </w:pPr>
             <w:r>
               <w:rPr>
-                <w:rFonts w:ascii="宋体" w:hAnsi="宋体" w:eastAsia="宋体" w:cs="宋体"/>
+                <w:rFonts w:ascii="宋体" w:eastAsia="宋体" w:hAnsi="宋体" w:cs="宋体"/>
                 <w:spacing w:val="-14"/>
                 <w:sz w:val="20"/>
                 <w:szCs w:val="20"/>
@@ -817,18 +810,18 @@
               <w:adjustRightInd w:val="0"/>
               <w:snapToGrid w:val="0"/>
               <w:spacing w:before="175" w:line="227" w:lineRule="auto"/>
-              <w:ind w:left="0" w:leftChars="0" w:right="0" w:rightChars="0" w:firstLine="0" w:firstLineChars="0"/>
+              <w:ind w:left="0" w:right="0" w:firstLine="0" w:leftChars="0" w:rightChars="0" w:firstLineChars="0"/>
               <w:jc w:val="center"/>
               <w:textAlignment w:val="baseline"/>
               <w:rPr>
-                <w:rFonts w:ascii="宋体" w:hAnsi="宋体" w:eastAsia="宋体" w:cs="宋体"/>
+                <w:rFonts w:ascii="宋体" w:eastAsia="宋体" w:hAnsi="宋体" w:cs="宋体"/>
                 <w:sz w:val="20"/>
                 <w:szCs w:val="20"/>
               </w:rPr>
             </w:pPr>
             <w:r>
               <w:rPr>
-                <w:rFonts w:ascii="宋体" w:hAnsi="宋体" w:eastAsia="宋体" w:cs="宋体"/>
+                <w:rFonts w:ascii="宋体" w:eastAsia="宋体" w:hAnsi="宋体" w:cs="宋体"/>
                 <w:spacing w:val="4"/>
                 <w:sz w:val="20"/>
                 <w:szCs w:val="20"/>
@@ -857,18 +850,18 @@
               <w:adjustRightInd w:val="0"/>
               <w:snapToGrid w:val="0"/>
               <w:spacing w:before="175" w:line="228" w:lineRule="auto"/>
-              <w:ind w:left="0" w:leftChars="0" w:right="0" w:rightChars="0" w:firstLine="0" w:firstLineChars="0"/>
+              <w:ind w:left="0" w:right="0" w:firstLine="0" w:leftChars="0" w:rightChars="0" w:firstLineChars="0"/>
               <w:jc w:val="center"/>
               <w:textAlignment w:val="baseline"/>
               <w:rPr>
-                <w:rFonts w:ascii="宋体" w:hAnsi="宋体" w:eastAsia="宋体" w:cs="宋体"/>
+                <w:rFonts w:ascii="宋体" w:eastAsia="宋体" w:hAnsi="宋体" w:cs="宋体"/>
                 <w:sz w:val="20"/>
                 <w:szCs w:val="20"/>
               </w:rPr>
             </w:pPr>
             <w:r>
               <w:rPr>
-                <w:rFonts w:ascii="宋体" w:hAnsi="宋体" w:eastAsia="宋体" w:cs="宋体"/>
+                <w:rFonts w:ascii="宋体" w:eastAsia="宋体" w:hAnsi="宋体" w:cs="宋体"/>
                 <w:spacing w:val="7"/>
                 <w:sz w:val="20"/>
                 <w:szCs w:val="20"/>
@@ -897,18 +890,18 @@
               <w:adjustRightInd w:val="0"/>
               <w:snapToGrid w:val="0"/>
               <w:spacing w:before="176" w:line="229" w:lineRule="auto"/>
-              <w:ind w:left="0" w:leftChars="0" w:right="0" w:rightChars="0" w:firstLine="0" w:firstLineChars="0"/>
+              <w:ind w:left="0" w:right="0" w:firstLine="0" w:leftChars="0" w:rightChars="0" w:firstLineChars="0"/>
               <w:jc w:val="center"/>
               <w:textAlignment w:val="baseline"/>
               <w:rPr>
-                <w:rFonts w:ascii="宋体" w:hAnsi="宋体" w:eastAsia="宋体" w:cs="宋体"/>
+                <w:rFonts w:ascii="宋体" w:eastAsia="宋体" w:hAnsi="宋体" w:cs="宋体"/>
                 <w:sz w:val="20"/>
                 <w:szCs w:val="20"/>
               </w:rPr>
             </w:pPr>
             <w:r>
               <w:rPr>
-                <w:rFonts w:ascii="宋体" w:hAnsi="宋体" w:eastAsia="宋体" w:cs="宋体"/>
+                <w:rFonts w:ascii="宋体" w:eastAsia="宋体" w:hAnsi="宋体" w:cs="宋体"/>
                 <w:spacing w:val="7"/>
                 <w:sz w:val="20"/>
                 <w:szCs w:val="20"/>
@@ -920,14 +913,9 @@
       </w:tr>
       <w:tr>
         <w:tblPrEx>
-          <w:tblBorders>
-            <w:top w:val="single" w:color="000000" w:sz="2" w:space="0"/>
-            <w:left w:val="single" w:color="000000" w:sz="2" w:space="0"/>
-            <w:bottom w:val="single" w:color="000000" w:sz="2" w:space="0"/>
-            <w:right w:val="single" w:color="000000" w:sz="2" w:space="0"/>
-            <w:insideH w:val="single" w:color="000000" w:sz="2" w:space="0"/>
-            <w:insideV w:val="single" w:color="000000" w:sz="2" w:space="0"/>
-          </w:tblBorders>
+          <w:tblW w:w="7137" w:type="dxa"/>
+          <w:jc w:val="center"/>
+          <w:tblLayout w:type="fixed"/>
           <w:tblCellMar>
             <w:top w:w="0" w:type="dxa"/>
             <w:left w:w="0" w:type="dxa"/>
@@ -936,7 +924,7 @@
           </w:tblCellMar>
         </w:tblPrEx>
         <w:trPr>
-          <w:trHeight w:val="516" w:hRule="atLeast"/>
+          <w:trHeight w:val="516"/>
           <w:jc w:val="center"/>
         </w:trPr>
         <w:tc>
@@ -959,11 +947,11 @@
               <w:adjustRightInd w:val="0"/>
               <w:snapToGrid w:val="0"/>
               <w:spacing w:before="173" w:line="267" w:lineRule="exact"/>
-              <w:ind w:left="0" w:leftChars="0" w:right="0" w:rightChars="0" w:firstLine="0" w:firstLineChars="0"/>
+              <w:ind w:left="0" w:right="0" w:firstLine="0" w:leftChars="0" w:rightChars="0" w:firstLineChars="0"/>
               <w:jc w:val="center"/>
               <w:textAlignment w:val="baseline"/>
               <w:rPr>
-                <w:rFonts w:hint="default" w:ascii="宋体" w:hAnsi="宋体" w:eastAsia="宋体" w:cs="宋体"/>
+                <w:rFonts w:ascii="宋体" w:eastAsia="宋体" w:hAnsi="宋体" w:cs="宋体" w:hint="default"/>
                 <w:sz w:val="20"/>
                 <w:szCs w:val="20"/>
                 <w:lang w:val="en-US" w:eastAsia="zh-CN"/>
@@ -971,7 +959,7 @@
             </w:pPr>
             <w:r>
               <w:rPr>
-                <w:rFonts w:ascii="宋体" w:hAnsi="宋体" w:eastAsia="宋体" w:cs="宋体"/>
+                <w:rFonts w:ascii="宋体" w:eastAsia="宋体" w:hAnsi="宋体" w:cs="宋体"/>
                 <w:spacing w:val="3"/>
                 <w:position w:val="1"/>
                 <w:sz w:val="20"/>
@@ -981,7 +969,7 @@
             </w:r>
             <w:r>
               <w:rPr>
-                <w:rFonts w:hint="eastAsia" w:ascii="宋体" w:hAnsi="宋体" w:cs="宋体"/>
+                <w:rFonts w:ascii="宋体" w:hAnsi="宋体" w:cs="宋体" w:hint="eastAsia"/>
                 <w:spacing w:val="3"/>
                 <w:position w:val="1"/>
                 <w:sz w:val="20"/>
@@ -992,7 +980,7 @@
             </w:r>
             <w:r>
               <w:rPr>
-                <w:rFonts w:ascii="宋体" w:hAnsi="宋体" w:eastAsia="宋体" w:cs="宋体"/>
+                <w:rFonts w:ascii="宋体" w:eastAsia="宋体" w:hAnsi="宋体" w:cs="宋体"/>
                 <w:spacing w:val="3"/>
                 <w:position w:val="1"/>
                 <w:sz w:val="20"/>
@@ -1002,7 +990,7 @@
             </w:r>
             <w:r>
               <w:rPr>
-                <w:rFonts w:hint="eastAsia" w:ascii="宋体" w:hAnsi="宋体" w:cs="宋体"/>
+                <w:rFonts w:ascii="宋体" w:hAnsi="宋体" w:cs="宋体" w:hint="eastAsia"/>
                 <w:spacing w:val="3"/>
                 <w:position w:val="1"/>
                 <w:sz w:val="20"/>
@@ -1013,7 +1001,7 @@
             </w:r>
             <w:r>
               <w:rPr>
-                <w:rFonts w:ascii="宋体" w:hAnsi="宋体" w:eastAsia="宋体" w:cs="宋体"/>
+                <w:rFonts w:ascii="宋体" w:eastAsia="宋体" w:hAnsi="宋体" w:cs="宋体"/>
                 <w:spacing w:val="3"/>
                 <w:position w:val="1"/>
                 <w:sz w:val="20"/>
@@ -1023,7 +1011,7 @@
             </w:r>
             <w:r>
               <w:rPr>
-                <w:rFonts w:hint="eastAsia" w:ascii="宋体" w:hAnsi="宋体" w:cs="宋体"/>
+                <w:rFonts w:ascii="宋体" w:hAnsi="宋体" w:cs="宋体" w:hint="eastAsia"/>
                 <w:spacing w:val="3"/>
                 <w:position w:val="1"/>
                 <w:sz w:val="20"/>
@@ -1054,18 +1042,18 @@
               <w:adjustRightInd w:val="0"/>
               <w:snapToGrid w:val="0"/>
               <w:spacing w:before="173" w:line="267" w:lineRule="exact"/>
-              <w:ind w:left="0" w:leftChars="0" w:right="0" w:rightChars="0" w:firstLine="0" w:firstLineChars="0"/>
+              <w:ind w:left="0" w:right="0" w:firstLine="0" w:leftChars="0" w:rightChars="0" w:firstLineChars="0"/>
               <w:jc w:val="center"/>
               <w:textAlignment w:val="baseline"/>
               <w:rPr>
-                <w:rFonts w:ascii="宋体" w:hAnsi="宋体" w:eastAsia="宋体" w:cs="宋体"/>
+                <w:rFonts w:ascii="宋体" w:eastAsia="宋体" w:hAnsi="宋体" w:cs="宋体"/>
                 <w:sz w:val="20"/>
                 <w:szCs w:val="20"/>
               </w:rPr>
             </w:pPr>
             <w:r>
               <w:rPr>
-                <w:rFonts w:ascii="宋体" w:hAnsi="宋体" w:eastAsia="宋体" w:cs="宋体"/>
+                <w:rFonts w:ascii="宋体" w:eastAsia="宋体" w:hAnsi="宋体" w:cs="宋体"/>
                 <w:spacing w:val="4"/>
                 <w:position w:val="1"/>
                 <w:sz w:val="20"/>
@@ -1095,18 +1083,18 @@
               <w:adjustRightInd w:val="0"/>
               <w:snapToGrid w:val="0"/>
               <w:spacing w:before="172" w:line="228" w:lineRule="auto"/>
-              <w:ind w:left="0" w:leftChars="0" w:right="0" w:rightChars="0" w:firstLine="0" w:firstLineChars="0"/>
+              <w:ind w:left="0" w:right="0" w:firstLine="0" w:leftChars="0" w:rightChars="0" w:firstLineChars="0"/>
               <w:jc w:val="center"/>
               <w:textAlignment w:val="baseline"/>
               <w:rPr>
-                <w:rFonts w:ascii="宋体" w:hAnsi="宋体" w:eastAsia="宋体" w:cs="宋体"/>
+                <w:rFonts w:ascii="宋体" w:eastAsia="宋体" w:hAnsi="宋体" w:cs="宋体"/>
                 <w:sz w:val="20"/>
                 <w:szCs w:val="20"/>
               </w:rPr>
             </w:pPr>
             <w:r>
               <w:rPr>
-                <w:rFonts w:ascii="宋体" w:hAnsi="宋体" w:eastAsia="宋体" w:cs="宋体"/>
+                <w:rFonts w:ascii="宋体" w:eastAsia="宋体" w:hAnsi="宋体" w:cs="宋体"/>
                 <w:spacing w:val="7"/>
                 <w:sz w:val="20"/>
                 <w:szCs w:val="20"/>
@@ -1135,11 +1123,11 @@
               <w:adjustRightInd w:val="0"/>
               <w:snapToGrid w:val="0"/>
               <w:spacing w:before="173" w:line="229" w:lineRule="auto"/>
-              <w:ind w:left="0" w:leftChars="0" w:right="0" w:rightChars="0" w:firstLine="0" w:firstLineChars="0"/>
+              <w:ind w:left="0" w:right="0" w:firstLine="0" w:leftChars="0" w:rightChars="0" w:firstLineChars="0"/>
               <w:jc w:val="center"/>
               <w:textAlignment w:val="baseline"/>
               <w:rPr>
-                <w:rFonts w:ascii="宋体" w:hAnsi="宋体" w:eastAsia="宋体" w:cs="宋体"/>
+                <w:rFonts w:ascii="宋体" w:eastAsia="宋体" w:hAnsi="宋体" w:cs="宋体"/>
                 <w:sz w:val="20"/>
                 <w:szCs w:val="20"/>
               </w:rPr>
@@ -1156,14 +1144,9 @@
       </w:tr>
       <w:tr>
         <w:tblPrEx>
-          <w:tblBorders>
-            <w:top w:val="single" w:color="000000" w:sz="2" w:space="0"/>
-            <w:left w:val="single" w:color="000000" w:sz="2" w:space="0"/>
-            <w:bottom w:val="single" w:color="000000" w:sz="2" w:space="0"/>
-            <w:right w:val="single" w:color="000000" w:sz="2" w:space="0"/>
-            <w:insideH w:val="single" w:color="000000" w:sz="2" w:space="0"/>
-            <w:insideV w:val="single" w:color="000000" w:sz="2" w:space="0"/>
-          </w:tblBorders>
+          <w:tblW w:w="7137" w:type="dxa"/>
+          <w:jc w:val="center"/>
+          <w:tblLayout w:type="fixed"/>
           <w:tblCellMar>
             <w:top w:w="0" w:type="dxa"/>
             <w:left w:w="0" w:type="dxa"/>
@@ -1172,7 +1155,7 @@
           </w:tblCellMar>
         </w:tblPrEx>
         <w:trPr>
-          <w:trHeight w:val="556" w:hRule="atLeast"/>
+          <w:trHeight w:val="556"/>
           <w:jc w:val="center"/>
         </w:trPr>
         <w:tc>
@@ -1181,7 +1164,7 @@
           </w:tcPr>
           <w:p>
             <w:pPr>
-              <w:pStyle w:val="34"/>
+              <w:pStyle w:val="TableText"/>
               <w:keepNext w:val="0"/>
               <w:keepLines w:val="0"/>
               <w:pageBreakBefore w:val="0"/>
@@ -1195,7 +1178,7 @@
               <w:bidi w:val="0"/>
               <w:adjustRightInd w:val="0"/>
               <w:snapToGrid w:val="0"/>
-              <w:ind w:left="0" w:leftChars="0" w:right="0" w:rightChars="0" w:firstLine="0" w:firstLineChars="0"/>
+              <w:ind w:left="0" w:right="0" w:firstLine="0" w:leftChars="0" w:rightChars="0" w:firstLineChars="0"/>
               <w:jc w:val="center"/>
               <w:textAlignment w:val="baseline"/>
             </w:pPr>
@@ -1207,7 +1190,7 @@
           </w:tcPr>
           <w:p>
             <w:pPr>
-              <w:pStyle w:val="34"/>
+              <w:pStyle w:val="TableText"/>
               <w:keepNext w:val="0"/>
               <w:keepLines w:val="0"/>
               <w:pageBreakBefore w:val="0"/>
@@ -1221,7 +1204,7 @@
               <w:bidi w:val="0"/>
               <w:adjustRightInd w:val="0"/>
               <w:snapToGrid w:val="0"/>
-              <w:ind w:left="0" w:leftChars="0" w:right="0" w:rightChars="0" w:firstLine="0" w:firstLineChars="0"/>
+              <w:ind w:left="0" w:right="0" w:firstLine="0" w:leftChars="0" w:rightChars="0" w:firstLineChars="0"/>
               <w:jc w:val="center"/>
               <w:textAlignment w:val="baseline"/>
             </w:pPr>
@@ -1233,7 +1216,7 @@
           </w:tcPr>
           <w:p>
             <w:pPr>
-              <w:pStyle w:val="34"/>
+              <w:pStyle w:val="TableText"/>
               <w:keepNext w:val="0"/>
               <w:keepLines w:val="0"/>
               <w:pageBreakBefore w:val="0"/>
@@ -1247,7 +1230,7 @@
               <w:bidi w:val="0"/>
               <w:adjustRightInd w:val="0"/>
               <w:snapToGrid w:val="0"/>
-              <w:ind w:left="0" w:leftChars="0" w:right="0" w:rightChars="0" w:firstLine="0" w:firstLineChars="0"/>
+              <w:ind w:left="0" w:right="0" w:firstLine="0" w:leftChars="0" w:rightChars="0" w:firstLineChars="0"/>
               <w:jc w:val="center"/>
               <w:textAlignment w:val="baseline"/>
             </w:pPr>
@@ -1259,7 +1242,7 @@
           </w:tcPr>
           <w:p>
             <w:pPr>
-              <w:pStyle w:val="34"/>
+              <w:pStyle w:val="TableText"/>
               <w:keepNext w:val="0"/>
               <w:keepLines w:val="0"/>
               <w:pageBreakBefore w:val="0"/>
@@ -1273,7 +1256,7 @@
               <w:bidi w:val="0"/>
               <w:adjustRightInd w:val="0"/>
               <w:snapToGrid w:val="0"/>
-              <w:ind w:left="0" w:leftChars="0" w:right="0" w:rightChars="0" w:firstLine="0" w:firstLineChars="0"/>
+              <w:ind w:left="0" w:right="0" w:firstLine="0" w:leftChars="0" w:rightChars="0" w:firstLineChars="0"/>
               <w:jc w:val="center"/>
               <w:textAlignment w:val="baseline"/>
             </w:pPr>
@@ -1282,14 +1265,9 @@
       </w:tr>
       <w:tr>
         <w:tblPrEx>
-          <w:tblBorders>
-            <w:top w:val="single" w:color="000000" w:sz="2" w:space="0"/>
-            <w:left w:val="single" w:color="000000" w:sz="2" w:space="0"/>
-            <w:bottom w:val="single" w:color="000000" w:sz="2" w:space="0"/>
-            <w:right w:val="single" w:color="000000" w:sz="2" w:space="0"/>
-            <w:insideH w:val="single" w:color="000000" w:sz="2" w:space="0"/>
-            <w:insideV w:val="single" w:color="000000" w:sz="2" w:space="0"/>
-          </w:tblBorders>
+          <w:tblW w:w="7137" w:type="dxa"/>
+          <w:jc w:val="center"/>
+          <w:tblLayout w:type="fixed"/>
           <w:tblCellMar>
             <w:top w:w="0" w:type="dxa"/>
             <w:left w:w="0" w:type="dxa"/>
@@ -1298,7 +1276,7 @@
           </w:tblCellMar>
         </w:tblPrEx>
         <w:trPr>
-          <w:trHeight w:val="556" w:hRule="atLeast"/>
+          <w:trHeight w:val="556"/>
           <w:jc w:val="center"/>
         </w:trPr>
         <w:tc>
@@ -1307,7 +1285,7 @@
           </w:tcPr>
           <w:p>
             <w:pPr>
-              <w:pStyle w:val="34"/>
+              <w:pStyle w:val="TableText"/>
               <w:keepNext w:val="0"/>
               <w:keepLines w:val="0"/>
               <w:pageBreakBefore w:val="0"/>
@@ -1321,7 +1299,7 @@
               <w:bidi w:val="0"/>
               <w:adjustRightInd w:val="0"/>
               <w:snapToGrid w:val="0"/>
-              <w:ind w:left="0" w:leftChars="0" w:right="0" w:rightChars="0" w:firstLine="0" w:firstLineChars="0"/>
+              <w:ind w:left="0" w:right="0" w:firstLine="0" w:leftChars="0" w:rightChars="0" w:firstLineChars="0"/>
               <w:jc w:val="center"/>
               <w:textAlignment w:val="baseline"/>
             </w:pPr>
@@ -1333,7 +1311,7 @@
           </w:tcPr>
           <w:p>
             <w:pPr>
-              <w:pStyle w:val="34"/>
+              <w:pStyle w:val="TableText"/>
               <w:keepNext w:val="0"/>
               <w:keepLines w:val="0"/>
               <w:pageBreakBefore w:val="0"/>
@@ -1347,7 +1325,7 @@
               <w:bidi w:val="0"/>
               <w:adjustRightInd w:val="0"/>
               <w:snapToGrid w:val="0"/>
-              <w:ind w:left="0" w:leftChars="0" w:right="0" w:rightChars="0" w:firstLine="0" w:firstLineChars="0"/>
+              <w:ind w:left="0" w:right="0" w:firstLine="0" w:leftChars="0" w:rightChars="0" w:firstLineChars="0"/>
               <w:jc w:val="center"/>
               <w:textAlignment w:val="baseline"/>
             </w:pPr>
@@ -1359,7 +1337,7 @@
           </w:tcPr>
           <w:p>
             <w:pPr>
-              <w:pStyle w:val="34"/>
+              <w:pStyle w:val="TableText"/>
               <w:keepNext w:val="0"/>
               <w:keepLines w:val="0"/>
               <w:pageBreakBefore w:val="0"/>
@@ -1373,7 +1351,7 @@
               <w:bidi w:val="0"/>
               <w:adjustRightInd w:val="0"/>
               <w:snapToGrid w:val="0"/>
-              <w:ind w:left="0" w:leftChars="0" w:right="0" w:rightChars="0" w:firstLine="0" w:firstLineChars="0"/>
+              <w:ind w:left="0" w:right="0" w:firstLine="0" w:leftChars="0" w:rightChars="0" w:firstLineChars="0"/>
               <w:jc w:val="center"/>
               <w:textAlignment w:val="baseline"/>
             </w:pPr>
@@ -1385,7 +1363,7 @@
           </w:tcPr>
           <w:p>
             <w:pPr>
-              <w:pStyle w:val="34"/>
+              <w:pStyle w:val="TableText"/>
               <w:keepNext w:val="0"/>
               <w:keepLines w:val="0"/>
               <w:pageBreakBefore w:val="0"/>
@@ -1399,7 +1377,7 @@
               <w:bidi w:val="0"/>
               <w:adjustRightInd w:val="0"/>
               <w:snapToGrid w:val="0"/>
-              <w:ind w:left="0" w:leftChars="0" w:right="0" w:rightChars="0" w:firstLine="0" w:firstLineChars="0"/>
+              <w:ind w:left="0" w:right="0" w:firstLine="0" w:leftChars="0" w:rightChars="0" w:firstLineChars="0"/>
               <w:jc w:val="center"/>
               <w:textAlignment w:val="baseline"/>
             </w:pPr>
@@ -1408,14 +1386,9 @@
       </w:tr>
       <w:tr>
         <w:tblPrEx>
-          <w:tblBorders>
-            <w:top w:val="single" w:color="000000" w:sz="2" w:space="0"/>
-            <w:left w:val="single" w:color="000000" w:sz="2" w:space="0"/>
-            <w:bottom w:val="single" w:color="000000" w:sz="2" w:space="0"/>
-            <w:right w:val="single" w:color="000000" w:sz="2" w:space="0"/>
-            <w:insideH w:val="single" w:color="000000" w:sz="2" w:space="0"/>
-            <w:insideV w:val="single" w:color="000000" w:sz="2" w:space="0"/>
-          </w:tblBorders>
+          <w:tblW w:w="7137" w:type="dxa"/>
+          <w:jc w:val="center"/>
+          <w:tblLayout w:type="fixed"/>
           <w:tblCellMar>
             <w:top w:w="0" w:type="dxa"/>
             <w:left w:w="0" w:type="dxa"/>
@@ -1424,7 +1397,7 @@
           </w:tblCellMar>
         </w:tblPrEx>
         <w:trPr>
-          <w:trHeight w:val="557" w:hRule="atLeast"/>
+          <w:trHeight w:val="557"/>
           <w:jc w:val="center"/>
         </w:trPr>
         <w:tc>
@@ -1433,7 +1406,7 @@
           </w:tcPr>
           <w:p>
             <w:pPr>
-              <w:pStyle w:val="34"/>
+              <w:pStyle w:val="TableText"/>
               <w:keepNext w:val="0"/>
               <w:keepLines w:val="0"/>
               <w:pageBreakBefore w:val="0"/>
@@ -1447,7 +1420,7 @@
               <w:bidi w:val="0"/>
               <w:adjustRightInd w:val="0"/>
               <w:snapToGrid w:val="0"/>
-              <w:ind w:left="0" w:leftChars="0" w:right="0" w:rightChars="0" w:firstLine="0" w:firstLineChars="0"/>
+              <w:ind w:left="0" w:right="0" w:firstLine="0" w:leftChars="0" w:rightChars="0" w:firstLineChars="0"/>
               <w:jc w:val="center"/>
               <w:textAlignment w:val="baseline"/>
             </w:pPr>
@@ -1459,7 +1432,7 @@
           </w:tcPr>
           <w:p>
             <w:pPr>
-              <w:pStyle w:val="34"/>
+              <w:pStyle w:val="TableText"/>
               <w:keepNext w:val="0"/>
               <w:keepLines w:val="0"/>
               <w:pageBreakBefore w:val="0"/>
@@ -1473,7 +1446,7 @@
               <w:bidi w:val="0"/>
               <w:adjustRightInd w:val="0"/>
               <w:snapToGrid w:val="0"/>
-              <w:ind w:left="0" w:leftChars="0" w:right="0" w:rightChars="0" w:firstLine="0" w:firstLineChars="0"/>
+              <w:ind w:left="0" w:right="0" w:firstLine="0" w:leftChars="0" w:rightChars="0" w:firstLineChars="0"/>
               <w:jc w:val="center"/>
               <w:textAlignment w:val="baseline"/>
             </w:pPr>
@@ -1485,7 +1458,7 @@
           </w:tcPr>
           <w:p>
             <w:pPr>
-              <w:pStyle w:val="34"/>
+              <w:pStyle w:val="TableText"/>
               <w:keepNext w:val="0"/>
               <w:keepLines w:val="0"/>
               <w:pageBreakBefore w:val="0"/>
@@ -1499,7 +1472,7 @@
               <w:bidi w:val="0"/>
               <w:adjustRightInd w:val="0"/>
               <w:snapToGrid w:val="0"/>
-              <w:ind w:left="0" w:leftChars="0" w:right="0" w:rightChars="0" w:firstLine="0" w:firstLineChars="0"/>
+              <w:ind w:left="0" w:right="0" w:firstLine="0" w:leftChars="0" w:rightChars="0" w:firstLineChars="0"/>
               <w:jc w:val="center"/>
               <w:textAlignment w:val="baseline"/>
             </w:pPr>
@@ -1511,7 +1484,7 @@
           </w:tcPr>
           <w:p>
             <w:pPr>
-              <w:pStyle w:val="34"/>
+              <w:pStyle w:val="TableText"/>
               <w:keepNext w:val="0"/>
               <w:keepLines w:val="0"/>
               <w:pageBreakBefore w:val="0"/>
@@ -1525,7 +1498,7 @@
               <w:bidi w:val="0"/>
               <w:adjustRightInd w:val="0"/>
               <w:snapToGrid w:val="0"/>
-              <w:ind w:left="0" w:leftChars="0" w:right="0" w:rightChars="0" w:firstLine="0" w:firstLineChars="0"/>
+              <w:ind w:left="0" w:right="0" w:firstLine="0" w:leftChars="0" w:rightChars="0" w:firstLineChars="0"/>
               <w:jc w:val="center"/>
               <w:textAlignment w:val="baseline"/>
             </w:pPr>
@@ -1568,7 +1541,7 @@
         <w:snapToGrid w:val="0"/>
         <w:textAlignment w:val="baseline"/>
         <w:rPr>
-          <w:rFonts w:hint="eastAsia" w:ascii="Segoe UI" w:hAnsi="Segoe UI" w:eastAsia="宋体" w:cs="Segoe UI"/>
+          <w:rFonts w:ascii="Segoe UI" w:eastAsia="宋体" w:hAnsi="Segoe UI" w:cs="Segoe UI" w:hint="eastAsia"/>
           <w:i w:val="0"/>
           <w:iCs w:val="0"/>
           <w:caps w:val="0"/>
@@ -1582,7 +1555,7 @@
       </w:pPr>
       <w:r>
         <w:rPr>
-          <w:rFonts w:hint="eastAsia" w:ascii="Segoe UI" w:hAnsi="Segoe UI" w:eastAsia="宋体" w:cs="Segoe UI"/>
+          <w:rFonts w:ascii="Segoe UI" w:eastAsia="宋体" w:hAnsi="Segoe UI" w:cs="Segoe UI" w:hint="eastAsia"/>
           <w:i w:val="0"/>
           <w:iCs w:val="0"/>
           <w:caps w:val="0"/>
@@ -1599,7 +1572,7 @@
     <w:sdt>
       <w:sdtPr>
         <w:rPr>
-          <w:rFonts w:ascii="宋体" w:hAnsi="宋体" w:eastAsia="宋体" w:cs="Arial"/>
+          <w:rFonts w:ascii="宋体" w:eastAsia="宋体" w:hAnsi="宋体" w:cs="Arial"/>
           <w:snapToGrid w:val="0"/>
           <w:color w:val="000000"/>
           <w:kern w:val="0"/>
@@ -1615,7 +1588,7 @@
       </w:sdtPr>
       <w:sdtEndPr>
         <w:rPr>
-          <w:rFonts w:ascii="宋体" w:hAnsi="宋体" w:eastAsia="宋体" w:cs="Arial"/>
+          <w:rFonts w:ascii="宋体" w:eastAsia="宋体" w:hAnsi="宋体" w:cs="Arial"/>
           <w:snapToGrid w:val="0"/>
           <w:color w:val="000000"/>
           <w:kern w:val="0"/>
@@ -1641,14 +1614,14 @@
             <w:adjustRightInd w:val="0"/>
             <w:snapToGrid w:val="0"/>
             <w:spacing w:before="0" w:beforeLines="0" w:after="0" w:afterLines="0" w:line="240" w:lineRule="auto"/>
-            <w:ind w:left="0" w:leftChars="0" w:right="0" w:rightChars="0" w:firstLine="0" w:firstLineChars="0"/>
+            <w:ind w:left="0" w:right="0" w:firstLine="0" w:leftChars="0" w:rightChars="0" w:firstLineChars="0"/>
             <w:jc w:val="center"/>
             <w:textAlignment w:val="baseline"/>
           </w:pPr>
           <w:bookmarkStart w:id="3" w:name="heading_2"/>
           <w:r>
             <w:rPr>
-              <w:rFonts w:ascii="宋体" w:hAnsi="宋体" w:eastAsia="宋体"/>
+              <w:rFonts w:ascii="宋体" w:eastAsia="宋体" w:hAnsi="宋体"/>
               <w:sz w:val="21"/>
             </w:rPr>
             <w:t>目录</w:t>
@@ -1656,7 +1629,7 @@
         </w:p>
         <w:p>
           <w:pPr>
-            <w:pStyle w:val="18"/>
+            <w:pStyle w:val="TOC1"/>
             <w:tabs>
               <w:tab w:val="right" w:leader="dot" w:pos="8306"/>
             </w:tabs>
@@ -1710,7 +1683,7 @@
         </w:p>
         <w:p>
           <w:pPr>
-            <w:pStyle w:val="18"/>
+            <w:pStyle w:val="TOC1"/>
             <w:tabs>
               <w:tab w:val="right" w:leader="dot" w:pos="8306"/>
             </w:tabs>
@@ -1726,7 +1699,7 @@
           </w:r>
           <w:r>
             <w:rPr>
-              <w:rFonts w:hint="eastAsia" w:ascii="黑体" w:hAnsi="黑体" w:eastAsia="黑体" w:cs="黑体"/>
+              <w:rFonts w:ascii="黑体" w:eastAsia="黑体" w:hAnsi="黑体" w:cs="黑体" w:hint="eastAsia"/>
               <w:lang w:val="en-US" w:eastAsia="zh-CN"/>
             </w:rPr>
             <w:t>中国广电重庆BOSS系统存储维保项目-交付改进报告</w:t>
@@ -1755,7 +1728,7 @@
         </w:p>
         <w:p>
           <w:pPr>
-            <w:pStyle w:val="18"/>
+            <w:pStyle w:val="TOC1"/>
             <w:tabs>
               <w:tab w:val="right" w:leader="dot" w:pos="8306"/>
             </w:tabs>
@@ -1802,7 +1775,7 @@
         </w:p>
         <w:p>
           <w:pPr>
-            <w:pStyle w:val="18"/>
+            <w:pStyle w:val="TOC1"/>
             <w:tabs>
               <w:tab w:val="right" w:leader="dot" w:pos="8306"/>
             </w:tabs>
@@ -1849,7 +1822,7 @@
         </w:p>
         <w:p>
           <w:pPr>
-            <w:pStyle w:val="18"/>
+            <w:pStyle w:val="TOC1"/>
             <w:tabs>
               <w:tab w:val="right" w:leader="dot" w:pos="8306"/>
             </w:tabs>
@@ -1896,7 +1869,7 @@
         </w:p>
         <w:p>
           <w:pPr>
-            <w:pStyle w:val="20"/>
+            <w:pStyle w:val="TOC2"/>
             <w:tabs>
               <w:tab w:val="right" w:leader="dot" w:pos="8306"/>
             </w:tabs>
@@ -1943,7 +1916,7 @@
         </w:p>
         <w:p>
           <w:pPr>
-            <w:pStyle w:val="20"/>
+            <w:pStyle w:val="TOC2"/>
             <w:tabs>
               <w:tab w:val="right" w:leader="dot" w:pos="8306"/>
             </w:tabs>
@@ -1990,7 +1963,7 @@
         </w:p>
         <w:p>
           <w:pPr>
-            <w:pStyle w:val="18"/>
+            <w:pStyle w:val="TOC1"/>
             <w:tabs>
               <w:tab w:val="right" w:leader="dot" w:pos="8306"/>
             </w:tabs>
@@ -2058,17 +2031,17 @@
         </w:p>
       </w:sdtContent>
     </w:sdt>
-    <w:bookmarkEnd w:id="3"/>
     <w:p>
+      <w:bookmarkEnd w:id="3"/>
       <w:r>
         <w:br w:type="page"/>
       </w:r>
-      <w:bookmarkStart w:id="15" w:name="_GoBack"/>
-      <w:bookmarkEnd w:id="15"/>
+      <w:bookmarkStart w:id="4" w:name="_GoBack"/>
+      <w:bookmarkEnd w:id="4"/>
     </w:p>
     <w:p>
       <w:pPr>
-        <w:pStyle w:val="35"/>
+        <w:pStyle w:val="1"/>
         <w:keepNext w:val="0"/>
         <w:keepLines w:val="0"/>
         <w:pageBreakBefore w:val="0"/>
@@ -2084,15 +2057,15 @@
         <w:snapToGrid w:val="0"/>
         <w:textAlignment w:val="baseline"/>
       </w:pPr>
-      <w:bookmarkStart w:id="4" w:name="_Toc18268"/>
+      <w:bookmarkStart w:id="5" w:name="_Toc18268"/>
       <w:r>
         <w:t>报告目的</w:t>
       </w:r>
-      <w:bookmarkEnd w:id="4"/>
+      <w:bookmarkEnd w:id="5"/>
     </w:p>
     <w:p>
       <w:pPr>
-        <w:pStyle w:val="36"/>
+        <w:pStyle w:val="a3"/>
         <w:keepNext w:val="0"/>
         <w:keepLines w:val="0"/>
         <w:pageBreakBefore w:val="0"/>
@@ -2114,7 +2087,7 @@
     </w:p>
     <w:p>
       <w:pPr>
-        <w:pStyle w:val="36"/>
+        <w:pStyle w:val="a3"/>
         <w:keepNext w:val="0"/>
         <w:keepLines w:val="0"/>
         <w:pageBreakBefore w:val="0"/>
@@ -2136,7 +2109,7 @@
     </w:p>
     <w:p>
       <w:pPr>
-        <w:pStyle w:val="35"/>
+        <w:pStyle w:val="1"/>
         <w:keepNext w:val="0"/>
         <w:keepLines w:val="0"/>
         <w:pageBreakBefore w:val="0"/>
@@ -2152,28 +2125,27 @@
         <w:snapToGrid w:val="0"/>
         <w:textAlignment w:val="baseline"/>
       </w:pPr>
-      <w:bookmarkStart w:id="5" w:name="heading_3"/>
-      <w:bookmarkStart w:id="6" w:name="_Toc15544"/>
+      <w:bookmarkStart w:id="6" w:name="heading_3"/>
+      <w:bookmarkStart w:id="7" w:name="_Toc15544"/>
       <w:r>
         <w:t>项目概述</w:t>
       </w:r>
-      <w:bookmarkEnd w:id="5"/>
       <w:bookmarkEnd w:id="6"/>
+      <w:bookmarkEnd w:id="7"/>
     </w:p>
     <w:tbl>
       <w:tblPr>
-        <w:tblStyle w:val="23"/>
+        <w:tblStyle w:val="TableNormal"/>
         <w:tblW w:w="8063" w:type="dxa"/>
         <w:jc w:val="center"/>
         <w:tblBorders>
-          <w:top w:val="none" w:color="DEE0E3" w:sz="0" w:space="0"/>
-          <w:left w:val="none" w:color="DEE0E3" w:sz="0" w:space="0"/>
-          <w:bottom w:val="none" w:color="DEE0E3" w:sz="0" w:space="0"/>
-          <w:right w:val="none" w:color="DEE0E3" w:sz="0" w:space="0"/>
-          <w:insideH w:val="none" w:color="DEE0E3" w:sz="0" w:space="0"/>
-          <w:insideV w:val="none" w:color="DEE0E3" w:sz="0" w:space="0"/>
+          <w:top w:val="nil"/>
+          <w:left w:val="nil"/>
+          <w:bottom w:val="nil"/>
+          <w:right w:val="nil"/>
+          <w:insideH w:val="nil"/>
+          <w:insideV w:val="nil"/>
         </w:tblBorders>
-        <w:tblLayout w:type="autofit"/>
         <w:tblCellMar>
           <w:top w:w="0" w:type="dxa"/>
           <w:left w:w="10" w:type="dxa"/>
@@ -2187,13 +2159,15 @@
       </w:tblGrid>
       <w:tr>
         <w:tblPrEx>
+          <w:tblW w:w="8063" w:type="dxa"/>
+          <w:jc w:val="center"/>
           <w:tblBorders>
-            <w:top w:val="none" w:color="DEE0E3" w:sz="0" w:space="0"/>
-            <w:left w:val="none" w:color="DEE0E3" w:sz="0" w:space="0"/>
-            <w:bottom w:val="none" w:color="DEE0E3" w:sz="0" w:space="0"/>
-            <w:right w:val="none" w:color="DEE0E3" w:sz="0" w:space="0"/>
-            <w:insideH w:val="none" w:color="DEE0E3" w:sz="0" w:space="0"/>
-            <w:insideV w:val="none" w:color="DEE0E3" w:sz="0" w:space="0"/>
+            <w:top w:val="nil"/>
+            <w:left w:val="nil"/>
+            <w:bottom w:val="nil"/>
+            <w:right w:val="nil"/>
+            <w:insideH w:val="nil"/>
+            <w:insideV w:val="nil"/>
           </w:tblBorders>
           <w:tblCellMar>
             <w:top w:w="0" w:type="dxa"/>
@@ -2203,7 +2177,7 @@
           </w:tblCellMar>
         </w:tblPrEx>
         <w:trPr>
-          <w:trHeight w:val="0" w:hRule="atLeast"/>
+          <w:trHeight w:val="0"/>
           <w:tblHeader/>
           <w:jc w:val="center"/>
         </w:trPr>
@@ -2211,23 +2185,21 @@
           <w:tcPr>
             <w:tcW w:w="0" w:type="auto"/>
             <w:tcBorders>
-              <w:top w:val="single" w:color="auto" w:sz="12" w:space="0"/>
-              <w:left w:val="single" w:color="auto" w:sz="12" w:space="0"/>
+              <w:top w:val="single" w:sz="12" w:space="0" w:color="auto"/>
+              <w:left w:val="single" w:sz="12" w:space="0" w:color="auto"/>
               <w:bottom w:val="nil"/>
               <w:right w:val="nil"/>
             </w:tcBorders>
-            <w:noWrap w:val="0"/>
             <w:tcMar>
               <w:top w:w="60" w:type="dxa"/>
               <w:left w:w="120" w:type="dxa"/>
               <w:bottom w:w="30" w:type="dxa"/>
               <w:right w:w="120" w:type="dxa"/>
             </w:tcMar>
-            <w:vAlign w:val="top"/>
           </w:tcPr>
           <w:p>
             <w:pPr>
-              <w:pStyle w:val="36"/>
+              <w:pStyle w:val="a3"/>
               <w:keepNext w:val="0"/>
               <w:keepLines w:val="0"/>
               <w:pageBreakBefore w:val="0"/>
@@ -2241,7 +2213,7 @@
               <w:bidi w:val="0"/>
               <w:adjustRightInd w:val="0"/>
               <w:snapToGrid w:val="0"/>
-              <w:ind w:left="0" w:leftChars="0" w:firstLine="0" w:firstLineChars="0"/>
+              <w:ind w:left="0" w:firstLine="0" w:leftChars="0" w:firstLineChars="0"/>
               <w:textAlignment w:val="baseline"/>
             </w:pPr>
             <w:r>
@@ -2253,23 +2225,21 @@
           <w:tcPr>
             <w:tcW w:w="6705" w:type="dxa"/>
             <w:tcBorders>
-              <w:top w:val="single" w:color="auto" w:sz="12" w:space="0"/>
-              <w:left w:val="single" w:color="auto" w:sz="4" w:space="0"/>
+              <w:top w:val="single" w:sz="12" w:space="0" w:color="auto"/>
+              <w:left w:val="single" w:sz="4" w:space="0" w:color="auto"/>
               <w:bottom w:val="nil"/>
-              <w:right w:val="single" w:color="auto" w:sz="12" w:space="0"/>
+              <w:right w:val="single" w:sz="12" w:space="0" w:color="auto"/>
             </w:tcBorders>
-            <w:noWrap w:val="0"/>
             <w:tcMar>
               <w:top w:w="60" w:type="dxa"/>
               <w:left w:w="120" w:type="dxa"/>
               <w:bottom w:w="30" w:type="dxa"/>
               <w:right w:w="120" w:type="dxa"/>
             </w:tcMar>
-            <w:vAlign w:val="top"/>
           </w:tcPr>
           <w:p>
             <w:pPr>
-              <w:pStyle w:val="36"/>
+              <w:pStyle w:val="a3"/>
               <w:keepNext w:val="0"/>
               <w:keepLines w:val="0"/>
               <w:pageBreakBefore w:val="0"/>
@@ -2293,14 +2263,8 @@
       </w:tr>
       <w:tr>
         <w:tblPrEx>
-          <w:tblBorders>
-            <w:top w:val="none" w:color="DEE0E3" w:sz="0" w:space="0"/>
-            <w:left w:val="none" w:color="DEE0E3" w:sz="0" w:space="0"/>
-            <w:bottom w:val="none" w:color="DEE0E3" w:sz="0" w:space="0"/>
-            <w:right w:val="none" w:color="DEE0E3" w:sz="0" w:space="0"/>
-            <w:insideH w:val="none" w:color="DEE0E3" w:sz="0" w:space="0"/>
-            <w:insideV w:val="none" w:color="DEE0E3" w:sz="0" w:space="0"/>
-          </w:tblBorders>
+          <w:tblW w:w="8063" w:type="dxa"/>
+          <w:jc w:val="center"/>
           <w:tblCellMar>
             <w:top w:w="0" w:type="dxa"/>
             <w:left w:w="10" w:type="dxa"/>
@@ -2309,7 +2273,7 @@
           </w:tblCellMar>
         </w:tblPrEx>
         <w:trPr>
-          <w:trHeight w:val="0" w:hRule="atLeast"/>
+          <w:trHeight w:val="0"/>
           <w:tblHeader/>
           <w:jc w:val="center"/>
         </w:trPr>
@@ -2317,23 +2281,21 @@
           <w:tcPr>
             <w:tcW w:w="0" w:type="auto"/>
             <w:tcBorders>
-              <w:top w:val="single" w:color="auto" w:sz="4" w:space="0"/>
-              <w:left w:val="single" w:color="auto" w:sz="12" w:space="0"/>
+              <w:top w:val="single" w:sz="4" w:space="0" w:color="auto"/>
+              <w:left w:val="single" w:sz="12" w:space="0" w:color="auto"/>
               <w:bottom w:val="nil"/>
               <w:right w:val="nil"/>
             </w:tcBorders>
-            <w:noWrap w:val="0"/>
             <w:tcMar>
               <w:top w:w="60" w:type="dxa"/>
               <w:left w:w="120" w:type="dxa"/>
               <w:bottom w:w="30" w:type="dxa"/>
               <w:right w:w="120" w:type="dxa"/>
             </w:tcMar>
-            <w:vAlign w:val="top"/>
           </w:tcPr>
           <w:p>
             <w:pPr>
-              <w:pStyle w:val="36"/>
+              <w:pStyle w:val="a3"/>
               <w:keepNext w:val="0"/>
               <w:keepLines w:val="0"/>
               <w:pageBreakBefore w:val="0"/>
@@ -2347,7 +2309,7 @@
               <w:bidi w:val="0"/>
               <w:adjustRightInd w:val="0"/>
               <w:snapToGrid w:val="0"/>
-              <w:ind w:left="0" w:leftChars="0" w:firstLine="0" w:firstLineChars="0"/>
+              <w:ind w:left="0" w:firstLine="0" w:leftChars="0" w:firstLineChars="0"/>
               <w:textAlignment w:val="baseline"/>
             </w:pPr>
             <w:r>
@@ -2359,23 +2321,21 @@
           <w:tcPr>
             <w:tcW w:w="6705" w:type="dxa"/>
             <w:tcBorders>
-              <w:top w:val="single" w:color="auto" w:sz="4" w:space="0"/>
-              <w:left w:val="single" w:color="auto" w:sz="4" w:space="0"/>
+              <w:top w:val="single" w:sz="4" w:space="0" w:color="auto"/>
+              <w:left w:val="single" w:sz="4" w:space="0" w:color="auto"/>
               <w:bottom w:val="nil"/>
-              <w:right w:val="single" w:color="auto" w:sz="12" w:space="0"/>
+              <w:right w:val="single" w:sz="12" w:space="0" w:color="auto"/>
             </w:tcBorders>
-            <w:noWrap w:val="0"/>
             <w:tcMar>
               <w:top w:w="60" w:type="dxa"/>
               <w:left w:w="120" w:type="dxa"/>
               <w:bottom w:w="30" w:type="dxa"/>
               <w:right w:w="120" w:type="dxa"/>
             </w:tcMar>
-            <w:vAlign w:val="top"/>
           </w:tcPr>
           <w:p>
             <w:pPr>
-              <w:pStyle w:val="36"/>
+              <w:pStyle w:val="a3"/>
               <w:keepNext w:val="0"/>
               <w:keepLines w:val="0"/>
               <w:pageBreakBefore w:val="0"/>
@@ -2399,14 +2359,8 @@
       </w:tr>
       <w:tr>
         <w:tblPrEx>
-          <w:tblBorders>
-            <w:top w:val="none" w:color="DEE0E3" w:sz="0" w:space="0"/>
-            <w:left w:val="none" w:color="DEE0E3" w:sz="0" w:space="0"/>
-            <w:bottom w:val="none" w:color="DEE0E3" w:sz="0" w:space="0"/>
-            <w:right w:val="none" w:color="DEE0E3" w:sz="0" w:space="0"/>
-            <w:insideH w:val="none" w:color="DEE0E3" w:sz="0" w:space="0"/>
-            <w:insideV w:val="none" w:color="DEE0E3" w:sz="0" w:space="0"/>
-          </w:tblBorders>
+          <w:tblW w:w="8063" w:type="dxa"/>
+          <w:jc w:val="center"/>
           <w:tblCellMar>
             <w:top w:w="0" w:type="dxa"/>
             <w:left w:w="10" w:type="dxa"/>
@@ -2415,7 +2369,7 @@
           </w:tblCellMar>
         </w:tblPrEx>
         <w:trPr>
-          <w:trHeight w:val="0" w:hRule="atLeast"/>
+          <w:trHeight w:val="0"/>
           <w:tblHeader/>
           <w:jc w:val="center"/>
         </w:trPr>
@@ -2423,23 +2377,21 @@
           <w:tcPr>
             <w:tcW w:w="0" w:type="auto"/>
             <w:tcBorders>
-              <w:top w:val="single" w:color="auto" w:sz="4" w:space="0"/>
-              <w:left w:val="single" w:color="auto" w:sz="12" w:space="0"/>
+              <w:top w:val="single" w:sz="4" w:space="0" w:color="auto"/>
+              <w:left w:val="single" w:sz="12" w:space="0" w:color="auto"/>
               <w:bottom w:val="nil"/>
               <w:right w:val="nil"/>
             </w:tcBorders>
-            <w:noWrap w:val="0"/>
             <w:tcMar>
               <w:top w:w="60" w:type="dxa"/>
               <w:left w:w="120" w:type="dxa"/>
               <w:bottom w:w="30" w:type="dxa"/>
               <w:right w:w="120" w:type="dxa"/>
             </w:tcMar>
-            <w:vAlign w:val="top"/>
           </w:tcPr>
           <w:p>
             <w:pPr>
-              <w:pStyle w:val="36"/>
+              <w:pStyle w:val="a3"/>
               <w:keepNext w:val="0"/>
               <w:keepLines w:val="0"/>
               <w:pageBreakBefore w:val="0"/>
@@ -2453,7 +2405,7 @@
               <w:bidi w:val="0"/>
               <w:adjustRightInd w:val="0"/>
               <w:snapToGrid w:val="0"/>
-              <w:ind w:left="0" w:leftChars="0" w:firstLine="0" w:firstLineChars="0"/>
+              <w:ind w:left="0" w:firstLine="0" w:leftChars="0" w:firstLineChars="0"/>
               <w:textAlignment w:val="baseline"/>
             </w:pPr>
             <w:r>
@@ -2465,23 +2417,21 @@
           <w:tcPr>
             <w:tcW w:w="6705" w:type="dxa"/>
             <w:tcBorders>
-              <w:top w:val="single" w:color="auto" w:sz="4" w:space="0"/>
-              <w:left w:val="single" w:color="auto" w:sz="4" w:space="0"/>
+              <w:top w:val="single" w:sz="4" w:space="0" w:color="auto"/>
+              <w:left w:val="single" w:sz="4" w:space="0" w:color="auto"/>
               <w:bottom w:val="nil"/>
-              <w:right w:val="single" w:color="auto" w:sz="12" w:space="0"/>
+              <w:right w:val="single" w:sz="12" w:space="0" w:color="auto"/>
             </w:tcBorders>
-            <w:noWrap w:val="0"/>
             <w:tcMar>
               <w:top w:w="60" w:type="dxa"/>
               <w:left w:w="120" w:type="dxa"/>
               <w:bottom w:w="30" w:type="dxa"/>
               <w:right w:w="120" w:type="dxa"/>
             </w:tcMar>
-            <w:vAlign w:val="top"/>
           </w:tcPr>
           <w:p>
             <w:pPr>
-              <w:pStyle w:val="36"/>
+              <w:pStyle w:val="a3"/>
               <w:keepNext w:val="0"/>
               <w:keepLines w:val="0"/>
               <w:pageBreakBefore w:val="0"/>
@@ -2505,14 +2455,8 @@
       </w:tr>
       <w:tr>
         <w:tblPrEx>
-          <w:tblBorders>
-            <w:top w:val="none" w:color="DEE0E3" w:sz="0" w:space="0"/>
-            <w:left w:val="none" w:color="DEE0E3" w:sz="0" w:space="0"/>
-            <w:bottom w:val="none" w:color="DEE0E3" w:sz="0" w:space="0"/>
-            <w:right w:val="none" w:color="DEE0E3" w:sz="0" w:space="0"/>
-            <w:insideH w:val="none" w:color="DEE0E3" w:sz="0" w:space="0"/>
-            <w:insideV w:val="none" w:color="DEE0E3" w:sz="0" w:space="0"/>
-          </w:tblBorders>
+          <w:tblW w:w="8063" w:type="dxa"/>
+          <w:jc w:val="center"/>
           <w:tblCellMar>
             <w:top w:w="0" w:type="dxa"/>
             <w:left w:w="10" w:type="dxa"/>
@@ -2521,7 +2465,7 @@
           </w:tblCellMar>
         </w:tblPrEx>
         <w:trPr>
-          <w:trHeight w:val="0" w:hRule="atLeast"/>
+          <w:trHeight w:val="0"/>
           <w:tblHeader/>
           <w:jc w:val="center"/>
         </w:trPr>
@@ -2529,23 +2473,21 @@
           <w:tcPr>
             <w:tcW w:w="0" w:type="auto"/>
             <w:tcBorders>
-              <w:top w:val="single" w:color="auto" w:sz="4" w:space="0"/>
-              <w:left w:val="single" w:color="auto" w:sz="12" w:space="0"/>
+              <w:top w:val="single" w:sz="4" w:space="0" w:color="auto"/>
+              <w:left w:val="single" w:sz="12" w:space="0" w:color="auto"/>
               <w:bottom w:val="nil"/>
               <w:right w:val="nil"/>
             </w:tcBorders>
-            <w:noWrap w:val="0"/>
             <w:tcMar>
               <w:top w:w="60" w:type="dxa"/>
               <w:left w:w="120" w:type="dxa"/>
               <w:bottom w:w="30" w:type="dxa"/>
               <w:right w:w="120" w:type="dxa"/>
             </w:tcMar>
-            <w:vAlign w:val="top"/>
           </w:tcPr>
           <w:p>
             <w:pPr>
-              <w:pStyle w:val="36"/>
+              <w:pStyle w:val="a3"/>
               <w:keepNext w:val="0"/>
               <w:keepLines w:val="0"/>
               <w:pageBreakBefore w:val="0"/>
@@ -2559,7 +2501,7 @@
               <w:bidi w:val="0"/>
               <w:adjustRightInd w:val="0"/>
               <w:snapToGrid w:val="0"/>
-              <w:ind w:left="0" w:leftChars="0" w:firstLine="0" w:firstLineChars="0"/>
+              <w:ind w:left="0" w:firstLine="0" w:leftChars="0" w:firstLineChars="0"/>
               <w:textAlignment w:val="baseline"/>
             </w:pPr>
             <w:r>
@@ -2571,23 +2513,21 @@
           <w:tcPr>
             <w:tcW w:w="6705" w:type="dxa"/>
             <w:tcBorders>
-              <w:top w:val="single" w:color="auto" w:sz="4" w:space="0"/>
-              <w:left w:val="single" w:color="auto" w:sz="4" w:space="0"/>
+              <w:top w:val="single" w:sz="4" w:space="0" w:color="auto"/>
+              <w:left w:val="single" w:sz="4" w:space="0" w:color="auto"/>
               <w:bottom w:val="nil"/>
-              <w:right w:val="single" w:color="auto" w:sz="12" w:space="0"/>
+              <w:right w:val="single" w:sz="12" w:space="0" w:color="auto"/>
             </w:tcBorders>
-            <w:noWrap w:val="0"/>
             <w:tcMar>
               <w:top w:w="60" w:type="dxa"/>
               <w:left w:w="120" w:type="dxa"/>
               <w:bottom w:w="30" w:type="dxa"/>
               <w:right w:w="120" w:type="dxa"/>
             </w:tcMar>
-            <w:vAlign w:val="top"/>
           </w:tcPr>
           <w:p>
             <w:pPr>
-              <w:pStyle w:val="36"/>
+              <w:pStyle w:val="a3"/>
               <w:keepNext w:val="0"/>
               <w:keepLines w:val="0"/>
               <w:pageBreakBefore w:val="0"/>
@@ -2611,14 +2551,8 @@
       </w:tr>
       <w:tr>
         <w:tblPrEx>
-          <w:tblBorders>
-            <w:top w:val="none" w:color="DEE0E3" w:sz="0" w:space="0"/>
-            <w:left w:val="none" w:color="DEE0E3" w:sz="0" w:space="0"/>
-            <w:bottom w:val="none" w:color="DEE0E3" w:sz="0" w:space="0"/>
-            <w:right w:val="none" w:color="DEE0E3" w:sz="0" w:space="0"/>
-            <w:insideH w:val="none" w:color="DEE0E3" w:sz="0" w:space="0"/>
-            <w:insideV w:val="none" w:color="DEE0E3" w:sz="0" w:space="0"/>
-          </w:tblBorders>
+          <w:tblW w:w="8063" w:type="dxa"/>
+          <w:jc w:val="center"/>
           <w:tblCellMar>
             <w:top w:w="0" w:type="dxa"/>
             <w:left w:w="10" w:type="dxa"/>
@@ -2627,7 +2561,7 @@
           </w:tblCellMar>
         </w:tblPrEx>
         <w:trPr>
-          <w:trHeight w:val="0" w:hRule="atLeast"/>
+          <w:trHeight w:val="0"/>
           <w:tblHeader/>
           <w:jc w:val="center"/>
         </w:trPr>
@@ -2635,23 +2569,21 @@
           <w:tcPr>
             <w:tcW w:w="0" w:type="auto"/>
             <w:tcBorders>
-              <w:top w:val="single" w:color="auto" w:sz="4" w:space="0"/>
-              <w:left w:val="single" w:color="auto" w:sz="12" w:space="0"/>
+              <w:top w:val="single" w:sz="4" w:space="0" w:color="auto"/>
+              <w:left w:val="single" w:sz="12" w:space="0" w:color="auto"/>
               <w:bottom w:val="nil"/>
               <w:right w:val="nil"/>
             </w:tcBorders>
-            <w:noWrap w:val="0"/>
             <w:tcMar>
               <w:top w:w="60" w:type="dxa"/>
               <w:left w:w="120" w:type="dxa"/>
               <w:bottom w:w="30" w:type="dxa"/>
               <w:right w:w="120" w:type="dxa"/>
             </w:tcMar>
-            <w:vAlign w:val="top"/>
           </w:tcPr>
           <w:p>
             <w:pPr>
-              <w:pStyle w:val="36"/>
+              <w:pStyle w:val="a3"/>
               <w:keepNext w:val="0"/>
               <w:keepLines w:val="0"/>
               <w:pageBreakBefore w:val="0"/>
@@ -2665,7 +2597,7 @@
               <w:bidi w:val="0"/>
               <w:adjustRightInd w:val="0"/>
               <w:snapToGrid w:val="0"/>
-              <w:ind w:left="0" w:leftChars="0" w:firstLine="0" w:firstLineChars="0"/>
+              <w:ind w:left="0" w:firstLine="0" w:leftChars="0" w:firstLineChars="0"/>
               <w:textAlignment w:val="baseline"/>
             </w:pPr>
             <w:r>
@@ -2677,23 +2609,21 @@
           <w:tcPr>
             <w:tcW w:w="6705" w:type="dxa"/>
             <w:tcBorders>
-              <w:top w:val="single" w:color="auto" w:sz="4" w:space="0"/>
-              <w:left w:val="single" w:color="auto" w:sz="4" w:space="0"/>
+              <w:top w:val="single" w:sz="4" w:space="0" w:color="auto"/>
+              <w:left w:val="single" w:sz="4" w:space="0" w:color="auto"/>
               <w:bottom w:val="nil"/>
-              <w:right w:val="single" w:color="auto" w:sz="12" w:space="0"/>
+              <w:right w:val="single" w:sz="12" w:space="0" w:color="auto"/>
             </w:tcBorders>
-            <w:noWrap w:val="0"/>
             <w:tcMar>
               <w:top w:w="60" w:type="dxa"/>
               <w:left w:w="120" w:type="dxa"/>
               <w:bottom w:w="30" w:type="dxa"/>
               <w:right w:w="120" w:type="dxa"/>
             </w:tcMar>
-            <w:vAlign w:val="top"/>
           </w:tcPr>
           <w:p>
             <w:pPr>
-              <w:pStyle w:val="36"/>
+              <w:pStyle w:val="a3"/>
               <w:keepNext w:val="0"/>
               <w:keepLines w:val="0"/>
               <w:pageBreakBefore w:val="0"/>
@@ -2717,14 +2647,8 @@
       </w:tr>
       <w:tr>
         <w:tblPrEx>
-          <w:tblBorders>
-            <w:top w:val="none" w:color="DEE0E3" w:sz="0" w:space="0"/>
-            <w:left w:val="none" w:color="DEE0E3" w:sz="0" w:space="0"/>
-            <w:bottom w:val="none" w:color="DEE0E3" w:sz="0" w:space="0"/>
-            <w:right w:val="none" w:color="DEE0E3" w:sz="0" w:space="0"/>
-            <w:insideH w:val="none" w:color="DEE0E3" w:sz="0" w:space="0"/>
-            <w:insideV w:val="none" w:color="DEE0E3" w:sz="0" w:space="0"/>
-          </w:tblBorders>
+          <w:tblW w:w="8063" w:type="dxa"/>
+          <w:jc w:val="center"/>
           <w:tblCellMar>
             <w:top w:w="0" w:type="dxa"/>
             <w:left w:w="10" w:type="dxa"/>
@@ -2733,7 +2657,7 @@
           </w:tblCellMar>
         </w:tblPrEx>
         <w:trPr>
-          <w:trHeight w:val="0" w:hRule="atLeast"/>
+          <w:trHeight w:val="0"/>
           <w:tblHeader/>
           <w:jc w:val="center"/>
         </w:trPr>
@@ -2741,23 +2665,21 @@
           <w:tcPr>
             <w:tcW w:w="1358" w:type="dxa"/>
             <w:tcBorders>
-              <w:top w:val="single" w:color="auto" w:sz="4" w:space="0"/>
-              <w:left w:val="single" w:color="auto" w:sz="12" w:space="0"/>
-              <w:bottom w:val="single" w:color="auto" w:sz="12" w:space="0"/>
+              <w:top w:val="single" w:sz="4" w:space="0" w:color="auto"/>
+              <w:left w:val="single" w:sz="12" w:space="0" w:color="auto"/>
+              <w:bottom w:val="single" w:sz="12" w:space="0" w:color="auto"/>
               <w:right w:val="nil"/>
             </w:tcBorders>
-            <w:noWrap w:val="0"/>
             <w:tcMar>
               <w:top w:w="60" w:type="dxa"/>
               <w:left w:w="120" w:type="dxa"/>
               <w:bottom w:w="30" w:type="dxa"/>
               <w:right w:w="120" w:type="dxa"/>
             </w:tcMar>
-            <w:vAlign w:val="top"/>
           </w:tcPr>
           <w:p>
             <w:pPr>
-              <w:pStyle w:val="36"/>
+              <w:pStyle w:val="a3"/>
               <w:keepNext w:val="0"/>
               <w:keepLines w:val="0"/>
               <w:pageBreakBefore w:val="0"/>
@@ -2771,7 +2693,7 @@
               <w:bidi w:val="0"/>
               <w:adjustRightInd w:val="0"/>
               <w:snapToGrid w:val="0"/>
-              <w:ind w:left="0" w:leftChars="0" w:firstLine="0" w:firstLineChars="0"/>
+              <w:ind w:left="0" w:firstLine="0" w:leftChars="0" w:firstLineChars="0"/>
               <w:textAlignment w:val="baseline"/>
             </w:pPr>
             <w:r>
@@ -2783,23 +2705,21 @@
           <w:tcPr>
             <w:tcW w:w="6705" w:type="dxa"/>
             <w:tcBorders>
-              <w:top w:val="single" w:color="auto" w:sz="4" w:space="0"/>
-              <w:left w:val="single" w:color="auto" w:sz="4" w:space="0"/>
-              <w:bottom w:val="single" w:color="auto" w:sz="12" w:space="0"/>
-              <w:right w:val="single" w:color="auto" w:sz="12" w:space="0"/>
+              <w:top w:val="single" w:sz="4" w:space="0" w:color="auto"/>
+              <w:left w:val="single" w:sz="4" w:space="0" w:color="auto"/>
+              <w:bottom w:val="single" w:sz="12" w:space="0" w:color="auto"/>
+              <w:right w:val="single" w:sz="12" w:space="0" w:color="auto"/>
             </w:tcBorders>
-            <w:noWrap w:val="0"/>
             <w:tcMar>
               <w:top w:w="60" w:type="dxa"/>
               <w:left w:w="120" w:type="dxa"/>
               <w:bottom w:w="30" w:type="dxa"/>
               <w:right w:w="120" w:type="dxa"/>
             </w:tcMar>
-            <w:vAlign w:val="top"/>
           </w:tcPr>
           <w:p>
             <w:pPr>
-              <w:pStyle w:val="36"/>
+              <w:pStyle w:val="a3"/>
               <w:keepNext w:val="0"/>
               <w:keepLines w:val="0"/>
               <w:pageBreakBefore w:val="0"/>
@@ -2824,7 +2744,7 @@
     </w:tbl>
     <w:p>
       <w:pPr>
-        <w:pStyle w:val="35"/>
+        <w:pStyle w:val="1"/>
         <w:keepNext w:val="0"/>
         <w:keepLines w:val="0"/>
         <w:pageBreakBefore w:val="0"/>
@@ -2840,17 +2760,17 @@
         <w:snapToGrid w:val="0"/>
         <w:textAlignment w:val="baseline"/>
       </w:pPr>
-      <w:bookmarkStart w:id="7" w:name="heading_4"/>
-      <w:bookmarkStart w:id="8" w:name="_Toc27275"/>
+      <w:bookmarkStart w:id="8" w:name="heading_4"/>
+      <w:bookmarkStart w:id="9" w:name="_Toc27275"/>
       <w:r>
         <w:t>改进工作回顾</w:t>
       </w:r>
-      <w:bookmarkEnd w:id="7"/>
       <w:bookmarkEnd w:id="8"/>
+      <w:bookmarkEnd w:id="9"/>
     </w:p>
     <w:p>
       <w:pPr>
-        <w:pStyle w:val="37"/>
+        <w:pStyle w:val="2"/>
         <w:keepNext w:val="0"/>
         <w:keepLines w:val="0"/>
         <w:pageBreakBefore w:val="0"/>
@@ -2866,17 +2786,17 @@
         <w:snapToGrid w:val="0"/>
         <w:textAlignment w:val="baseline"/>
       </w:pPr>
-      <w:bookmarkStart w:id="9" w:name="heading_5"/>
-      <w:bookmarkStart w:id="10" w:name="_Toc31053"/>
+      <w:bookmarkStart w:id="10" w:name="heading_5"/>
+      <w:bookmarkStart w:id="11" w:name="_Toc31053"/>
       <w:r>
         <w:t>上期改进措施落实情况</w:t>
       </w:r>
-      <w:bookmarkEnd w:id="9"/>
       <w:bookmarkEnd w:id="10"/>
+      <w:bookmarkEnd w:id="11"/>
     </w:p>
     <w:p>
       <w:pPr>
-        <w:pStyle w:val="36"/>
+        <w:pStyle w:val="a3"/>
         <w:keepNext w:val="0"/>
         <w:keepLines w:val="0"/>
         <w:pageBreakBefore w:val="0"/>
@@ -2898,7 +2818,7 @@
     </w:p>
     <w:p>
       <w:pPr>
-        <w:pStyle w:val="37"/>
+        <w:pStyle w:val="2"/>
         <w:keepNext w:val="0"/>
         <w:keepLines w:val="0"/>
         <w:pageBreakBefore w:val="0"/>
@@ -2914,17 +2834,17 @@
         <w:snapToGrid w:val="0"/>
         <w:textAlignment w:val="baseline"/>
       </w:pPr>
-      <w:bookmarkStart w:id="11" w:name="heading_6"/>
-      <w:bookmarkStart w:id="12" w:name="_Toc32396"/>
+      <w:bookmarkStart w:id="12" w:name="heading_6"/>
+      <w:bookmarkStart w:id="13" w:name="_Toc32396"/>
       <w:r>
         <w:t>持续改进机制运行情况</w:t>
       </w:r>
-      <w:bookmarkEnd w:id="11"/>
       <w:bookmarkEnd w:id="12"/>
+      <w:bookmarkEnd w:id="13"/>
     </w:p>
     <w:p>
       <w:pPr>
-        <w:pStyle w:val="36"/>
+        <w:pStyle w:val="a3"/>
         <w:keepNext w:val="0"/>
         <w:keepLines w:val="0"/>
         <w:pageBreakBefore w:val="0"/>
@@ -2946,14 +2866,14 @@
     </w:p>
     <w:p>
       <w:pPr>
-        <w:pStyle w:val="46"/>
+        <w:pStyle w:val="a5"/>
         <w:numPr>
           <w:ilvl w:val="0"/>
           <w:numId w:val="2"/>
         </w:numPr>
         <w:bidi w:val="0"/>
         <w:rPr>
-          <w:rStyle w:val="48"/>
+          <w:rStyle w:val="Char"/>
         </w:rPr>
       </w:pPr>
       <w:r>
@@ -2962,7 +2882,7 @@
     </w:p>
     <w:p>
       <w:pPr>
-        <w:pStyle w:val="36"/>
+        <w:pStyle w:val="a3"/>
         <w:bidi w:val="0"/>
       </w:pPr>
       <w:r>
@@ -2971,7 +2891,7 @@
     </w:p>
     <w:p>
       <w:pPr>
-        <w:pStyle w:val="46"/>
+        <w:pStyle w:val="a5"/>
         <w:numPr>
           <w:ilvl w:val="0"/>
           <w:numId w:val="2"/>
@@ -2984,7 +2904,7 @@
     </w:p>
     <w:p>
       <w:pPr>
-        <w:pStyle w:val="36"/>
+        <w:pStyle w:val="a3"/>
         <w:bidi w:val="0"/>
       </w:pPr>
       <w:r>
@@ -2993,7 +2913,7 @@
     </w:p>
     <w:p>
       <w:pPr>
-        <w:pStyle w:val="46"/>
+        <w:pStyle w:val="a5"/>
         <w:numPr>
           <w:ilvl w:val="0"/>
           <w:numId w:val="2"/>
@@ -3006,7 +2926,7 @@
     </w:p>
     <w:p>
       <w:pPr>
-        <w:pStyle w:val="36"/>
+        <w:pStyle w:val="a3"/>
         <w:bidi w:val="0"/>
       </w:pPr>
       <w:r>
@@ -3015,7 +2935,7 @@
     </w:p>
     <w:p>
       <w:pPr>
-        <w:pStyle w:val="46"/>
+        <w:pStyle w:val="a5"/>
         <w:numPr>
           <w:ilvl w:val="0"/>
           <w:numId w:val="2"/>
@@ -3028,7 +2948,7 @@
     </w:p>
     <w:p>
       <w:pPr>
-        <w:pStyle w:val="36"/>
+        <w:pStyle w:val="a3"/>
         <w:bidi w:val="0"/>
       </w:pPr>
       <w:r>
@@ -3037,7 +2957,7 @@
     </w:p>
     <w:p>
       <w:pPr>
-        <w:pStyle w:val="35"/>
+        <w:pStyle w:val="1"/>
         <w:keepNext w:val="0"/>
         <w:keepLines w:val="0"/>
         <w:pageBreakBefore w:val="0"/>
@@ -3053,17 +2973,17 @@
         <w:snapToGrid w:val="0"/>
         <w:textAlignment w:val="baseline"/>
       </w:pPr>
-      <w:bookmarkStart w:id="13" w:name="heading_7"/>
-      <w:bookmarkStart w:id="14" w:name="_Toc11181"/>
+      <w:bookmarkStart w:id="14" w:name="heading_7"/>
+      <w:bookmarkStart w:id="15" w:name="_Toc11181"/>
       <w:r>
         <w:t>存在问题与根因分析</w:t>
       </w:r>
-      <w:bookmarkEnd w:id="13"/>
       <w:bookmarkEnd w:id="14"/>
+      <w:bookmarkEnd w:id="15"/>
     </w:p>
     <w:p>
       <w:pPr>
-        <w:pStyle w:val="36"/>
+        <w:pStyle w:val="a3"/>
         <w:keepNext w:val="0"/>
         <w:keepLines w:val="0"/>
         <w:pageBreakBefore w:val="0"/>
@@ -3109,98 +3029,54 @@
       </w:pPr>
     </w:p>
     <w:sectPr>
-      <w:headerReference r:id="rId7" w:type="first"/>
-      <w:footerReference r:id="rId10" w:type="first"/>
-      <w:headerReference r:id="rId5" w:type="default"/>
-      <w:footerReference r:id="rId8" w:type="default"/>
-      <w:headerReference r:id="rId6" w:type="even"/>
-      <w:footerReference r:id="rId9" w:type="even"/>
+      <w:headerReference w:type="even" r:id="rId6"/>
+      <w:headerReference w:type="default" r:id="rId7"/>
+      <w:footerReference w:type="even" r:id="rId8"/>
+      <w:footerReference w:type="default" r:id="rId9"/>
+      <w:headerReference w:type="first" r:id="rId10"/>
+      <w:footerReference w:type="first" r:id="rId11"/>
       <w:pgSz w:w="11906" w:h="16839"/>
       <w:pgMar w:top="1440" w:right="1800" w:bottom="1440" w:left="1800" w:header="0" w:footer="0" w:gutter="0"/>
-      <w:cols w:space="720" w:num="1"/>
+      <w:cols w:num="1" w:space="720"/>
     </w:sectPr>
   </w:body>
 </w:document>
 </file>
 
-<file path=word/endnotes.xml><?xml version="1.0" encoding="utf-8"?>
-<w:endnotes xmlns:wpc="http://schemas.microsoft.com/office/word/2010/wordprocessingCanvas" xmlns:mc="http://schemas.openxmlformats.org/markup-compatibility/2006" xmlns:o="urn:schemas-microsoft-com:office:office" xmlns:r="http://schemas.openxmlformats.org/officeDocument/2006/relationships" xmlns:m="http://schemas.openxmlformats.org/officeDocument/2006/math" xmlns:v="urn:schemas-microsoft-com:vml" xmlns:wp14="http://schemas.microsoft.com/office/word/2010/wordprocessingDrawing" xmlns:wp="http://schemas.openxmlformats.org/drawingml/2006/wordprocessingDrawing" xmlns:w="http://schemas.openxmlformats.org/wordprocessingml/2006/main" xmlns:w14="http://schemas.microsoft.com/office/word/2010/wordml" xmlns:w15="http://schemas.microsoft.com/office/word/2012/wordml" xmlns:w10="urn:schemas-microsoft-com:office:word" xmlns:wpg="http://schemas.microsoft.com/office/word/2010/wordprocessingGroup" xmlns:wpi="http://schemas.microsoft.com/office/word/2010/wordprocessingInk" xmlns:wne="http://schemas.microsoft.com/office/word/2006/wordml" xmlns:wps="http://schemas.microsoft.com/office/word/2010/wordprocessingShape" xmlns:wpsCustomData="http://www.wps.cn/officeDocument/2013/wpsCustomData" mc:Ignorable="w14 w15 wp14">
-  <w:endnote w:type="separator" w:id="0">
-    <w:p>
-      <w:pPr>
-        <w:spacing w:line="240" w:lineRule="auto"/>
-      </w:pPr>
-      <w:r>
-        <w:separator/>
-      </w:r>
-    </w:p>
-  </w:endnote>
-  <w:endnote w:type="continuationSeparator" w:id="1">
-    <w:p>
-      <w:pPr>
-        <w:spacing w:line="240" w:lineRule="auto"/>
-      </w:pPr>
-      <w:r>
-        <w:continuationSeparator/>
-      </w:r>
-    </w:p>
-  </w:endnote>
-</w:endnotes>
-</file>
-
 <file path=word/footer1.xml><?xml version="1.0" encoding="utf-8"?>
-<w:ftr xmlns:wpc="http://schemas.microsoft.com/office/word/2010/wordprocessingCanvas" xmlns:mc="http://schemas.openxmlformats.org/markup-compatibility/2006" xmlns:o="urn:schemas-microsoft-com:office:office" xmlns:r="http://schemas.openxmlformats.org/officeDocument/2006/relationships" xmlns:m="http://schemas.openxmlformats.org/officeDocument/2006/math" xmlns:v="urn:schemas-microsoft-com:vml" xmlns:wp14="http://schemas.microsoft.com/office/word/2010/wordprocessingDrawing" xmlns:wp="http://schemas.openxmlformats.org/drawingml/2006/wordprocessingDrawing" xmlns:w10="urn:schemas-microsoft-com:office:word" xmlns:w="http://schemas.openxmlformats.org/wordprocessingml/2006/main" xmlns:w14="http://schemas.microsoft.com/office/word/2010/wordml" xmlns:w15="http://schemas.microsoft.com/office/word/2012/wordml" xmlns:wpg="http://schemas.microsoft.com/office/word/2010/wordprocessingGroup" xmlns:wpi="http://schemas.microsoft.com/office/word/2010/wordprocessingInk" xmlns:wne="http://schemas.microsoft.com/office/word/2006/wordml" xmlns:wps="http://schemas.microsoft.com/office/word/2010/wordprocessingShape" xmlns:wpsCustomData="http://www.wps.cn/officeDocument/2013/wpsCustomData" mc:Ignorable="w14 w15 wp14">
+<w:ftr xmlns:wpc="http://schemas.microsoft.com/office/word/2010/wordprocessingCanvas" xmlns:mc="http://schemas.openxmlformats.org/markup-compatibility/2006" xmlns:o="urn:schemas-microsoft-com:office:office" xmlns:r="http://schemas.openxmlformats.org/officeDocument/2006/relationships" xmlns:m="http://schemas.openxmlformats.org/officeDocument/2006/math" xmlns:v="urn:schemas-microsoft-com:vml" xmlns:wp14="http://schemas.microsoft.com/office/word/2010/wordprocessingDrawing" xmlns:wp="http://schemas.openxmlformats.org/drawingml/2006/wordprocessingDrawing" xmlns:w10="urn:schemas-microsoft-com:office:word" xmlns:w="http://schemas.openxmlformats.org/wordprocessingml/2006/main" xmlns:w14="http://schemas.microsoft.com/office/word/2010/wordml" xmlns:w15="http://schemas.microsoft.com/office/word/2012/wordml" xmlns:wne="http://schemas.microsoft.com/office/word/2006/wordml" xmlns:wpg="http://schemas.microsoft.com/office/word/2010/wordprocessingGroup" xmlns:wpi="http://schemas.microsoft.com/office/word/2010/wordprocessingInk" xmlns:wps="http://schemas.microsoft.com/office/word/2010/wordprocessingShape" mc:Ignorable="w14 w15 wp14">
   <w:p/>
 </w:ftr>
 </file>
 
 <file path=word/footer2.xml><?xml version="1.0" encoding="utf-8"?>
-<w:ftr xmlns:wpc="http://schemas.microsoft.com/office/word/2010/wordprocessingCanvas" xmlns:mc="http://schemas.openxmlformats.org/markup-compatibility/2006" xmlns:o="urn:schemas-microsoft-com:office:office" xmlns:r="http://schemas.openxmlformats.org/officeDocument/2006/relationships" xmlns:m="http://schemas.openxmlformats.org/officeDocument/2006/math" xmlns:v="urn:schemas-microsoft-com:vml" xmlns:wp14="http://schemas.microsoft.com/office/word/2010/wordprocessingDrawing" xmlns:wp="http://schemas.openxmlformats.org/drawingml/2006/wordprocessingDrawing" xmlns:w10="urn:schemas-microsoft-com:office:word" xmlns:w="http://schemas.openxmlformats.org/wordprocessingml/2006/main" xmlns:w14="http://schemas.microsoft.com/office/word/2010/wordml" xmlns:w15="http://schemas.microsoft.com/office/word/2012/wordml" xmlns:wpg="http://schemas.microsoft.com/office/word/2010/wordprocessingGroup" xmlns:wpi="http://schemas.microsoft.com/office/word/2010/wordprocessingInk" xmlns:wne="http://schemas.microsoft.com/office/word/2006/wordml" xmlns:wps="http://schemas.microsoft.com/office/word/2010/wordprocessingShape" xmlns:wpsCustomData="http://www.wps.cn/officeDocument/2013/wpsCustomData" mc:Ignorable="w14 w15 wp14">
+<w:ftr xmlns:wpc="http://schemas.microsoft.com/office/word/2010/wordprocessingCanvas" xmlns:mc="http://schemas.openxmlformats.org/markup-compatibility/2006" xmlns:o="urn:schemas-microsoft-com:office:office" xmlns:r="http://schemas.openxmlformats.org/officeDocument/2006/relationships" xmlns:m="http://schemas.openxmlformats.org/officeDocument/2006/math" xmlns:v="urn:schemas-microsoft-com:vml" xmlns:wp14="http://schemas.microsoft.com/office/word/2010/wordprocessingDrawing" xmlns:wp="http://schemas.openxmlformats.org/drawingml/2006/wordprocessingDrawing" xmlns:w10="urn:schemas-microsoft-com:office:word" xmlns:w="http://schemas.openxmlformats.org/wordprocessingml/2006/main" xmlns:w14="http://schemas.microsoft.com/office/word/2010/wordml" xmlns:w15="http://schemas.microsoft.com/office/word/2012/wordml" xmlns:wne="http://schemas.microsoft.com/office/word/2006/wordml" xmlns:wpg="http://schemas.microsoft.com/office/word/2010/wordprocessingGroup" xmlns:wpi="http://schemas.microsoft.com/office/word/2010/wordprocessingInk" xmlns:wps="http://schemas.microsoft.com/office/word/2010/wordprocessingShape" mc:Ignorable="w14 w15 wp14">
   <w:p/>
 </w:ftr>
 </file>
 
 <file path=word/footer3.xml><?xml version="1.0" encoding="utf-8"?>
-<w:ftr xmlns:wpc="http://schemas.microsoft.com/office/word/2010/wordprocessingCanvas" xmlns:mc="http://schemas.openxmlformats.org/markup-compatibility/2006" xmlns:o="urn:schemas-microsoft-com:office:office" xmlns:r="http://schemas.openxmlformats.org/officeDocument/2006/relationships" xmlns:m="http://schemas.openxmlformats.org/officeDocument/2006/math" xmlns:v="urn:schemas-microsoft-com:vml" xmlns:wp14="http://schemas.microsoft.com/office/word/2010/wordprocessingDrawing" xmlns:wp="http://schemas.openxmlformats.org/drawingml/2006/wordprocessingDrawing" xmlns:w10="urn:schemas-microsoft-com:office:word" xmlns:w="http://schemas.openxmlformats.org/wordprocessingml/2006/main" xmlns:w14="http://schemas.microsoft.com/office/word/2010/wordml" xmlns:w15="http://schemas.microsoft.com/office/word/2012/wordml" xmlns:wpg="http://schemas.microsoft.com/office/word/2010/wordprocessingGroup" xmlns:wpi="http://schemas.microsoft.com/office/word/2010/wordprocessingInk" xmlns:wne="http://schemas.microsoft.com/office/word/2006/wordml" xmlns:wps="http://schemas.microsoft.com/office/word/2010/wordprocessingShape" xmlns:wpsCustomData="http://www.wps.cn/officeDocument/2013/wpsCustomData" mc:Ignorable="w14 w15 wp14">
+<w:ftr xmlns:wpc="http://schemas.microsoft.com/office/word/2010/wordprocessingCanvas" xmlns:mc="http://schemas.openxmlformats.org/markup-compatibility/2006" xmlns:o="urn:schemas-microsoft-com:office:office" xmlns:r="http://schemas.openxmlformats.org/officeDocument/2006/relationships" xmlns:m="http://schemas.openxmlformats.org/officeDocument/2006/math" xmlns:v="urn:schemas-microsoft-com:vml" xmlns:wp14="http://schemas.microsoft.com/office/word/2010/wordprocessingDrawing" xmlns:wp="http://schemas.openxmlformats.org/drawingml/2006/wordprocessingDrawing" xmlns:w10="urn:schemas-microsoft-com:office:word" xmlns:w="http://schemas.openxmlformats.org/wordprocessingml/2006/main" xmlns:w14="http://schemas.microsoft.com/office/word/2010/wordml" xmlns:w15="http://schemas.microsoft.com/office/word/2012/wordml" xmlns:wne="http://schemas.microsoft.com/office/word/2006/wordml" xmlns:wpg="http://schemas.microsoft.com/office/word/2010/wordprocessingGroup" xmlns:wpi="http://schemas.microsoft.com/office/word/2010/wordprocessingInk" xmlns:wps="http://schemas.microsoft.com/office/word/2010/wordprocessingShape" mc:Ignorable="w14 w15 wp14">
   <w:p/>
 </w:ftr>
 </file>
 
-<file path=word/footnotes.xml><?xml version="1.0" encoding="utf-8"?>
-<w:footnotes xmlns:wpc="http://schemas.microsoft.com/office/word/2010/wordprocessingCanvas" xmlns:mc="http://schemas.openxmlformats.org/markup-compatibility/2006" xmlns:o="urn:schemas-microsoft-com:office:office" xmlns:r="http://schemas.openxmlformats.org/officeDocument/2006/relationships" xmlns:m="http://schemas.openxmlformats.org/officeDocument/2006/math" xmlns:v="urn:schemas-microsoft-com:vml" xmlns:wp14="http://schemas.microsoft.com/office/word/2010/wordprocessingDrawing" xmlns:wp="http://schemas.openxmlformats.org/drawingml/2006/wordprocessingDrawing" xmlns:w="http://schemas.openxmlformats.org/wordprocessingml/2006/main" xmlns:w14="http://schemas.microsoft.com/office/word/2010/wordml" xmlns:w15="http://schemas.microsoft.com/office/word/2012/wordml" xmlns:w10="urn:schemas-microsoft-com:office:word" xmlns:wpg="http://schemas.microsoft.com/office/word/2010/wordprocessingGroup" xmlns:wpi="http://schemas.microsoft.com/office/word/2010/wordprocessingInk" xmlns:wne="http://schemas.microsoft.com/office/word/2006/wordml" xmlns:wps="http://schemas.microsoft.com/office/word/2010/wordprocessingShape" xmlns:wpsCustomData="http://www.wps.cn/officeDocument/2013/wpsCustomData" mc:Ignorable="w14 w15 wp14">
-  <w:footnote w:type="separator" w:id="0">
-    <w:p>
-      <w:pPr>
-        <w:spacing w:line="360" w:lineRule="auto"/>
-      </w:pPr>
-      <w:r>
-        <w:separator/>
-      </w:r>
-    </w:p>
-  </w:footnote>
-  <w:footnote w:type="continuationSeparator" w:id="1">
-    <w:p>
-      <w:pPr>
-        <w:spacing w:line="360" w:lineRule="auto"/>
-      </w:pPr>
-      <w:r>
-        <w:continuationSeparator/>
-      </w:r>
-    </w:p>
-  </w:footnote>
-</w:footnotes>
+<file path=word/header1.xml><?xml version="1.0" encoding="utf-8"?>
+<w:hdr xmlns:wpc="http://schemas.microsoft.com/office/word/2010/wordprocessingCanvas" xmlns:mc="http://schemas.openxmlformats.org/markup-compatibility/2006" xmlns:o="urn:schemas-microsoft-com:office:office" xmlns:r="http://schemas.openxmlformats.org/officeDocument/2006/relationships" xmlns:m="http://schemas.openxmlformats.org/officeDocument/2006/math" xmlns:v="urn:schemas-microsoft-com:vml" xmlns:wp14="http://schemas.microsoft.com/office/word/2010/wordprocessingDrawing" xmlns:wp="http://schemas.openxmlformats.org/drawingml/2006/wordprocessingDrawing" xmlns:w10="urn:schemas-microsoft-com:office:word" xmlns:w="http://schemas.openxmlformats.org/wordprocessingml/2006/main" xmlns:w14="http://schemas.microsoft.com/office/word/2010/wordml" xmlns:w15="http://schemas.microsoft.com/office/word/2012/wordml" xmlns:wne="http://schemas.microsoft.com/office/word/2006/wordml" xmlns:wpg="http://schemas.microsoft.com/office/word/2010/wordprocessingGroup" xmlns:wpi="http://schemas.microsoft.com/office/word/2010/wordprocessingInk" xmlns:wps="http://schemas.microsoft.com/office/word/2010/wordprocessingShape" mc:Ignorable="w14 w15 wp14">
+  <w:p/>
+</w:hdr>
 </file>
 
-<file path=word/header1.xml><?xml version="1.0" encoding="utf-8"?>
-<w:hdr xmlns:wpc="http://schemas.microsoft.com/office/word/2010/wordprocessingCanvas" xmlns:mc="http://schemas.openxmlformats.org/markup-compatibility/2006" xmlns:o="urn:schemas-microsoft-com:office:office" xmlns:r="http://schemas.openxmlformats.org/officeDocument/2006/relationships" xmlns:m="http://schemas.openxmlformats.org/officeDocument/2006/math" xmlns:v="urn:schemas-microsoft-com:vml" xmlns:wp14="http://schemas.microsoft.com/office/word/2010/wordprocessingDrawing" xmlns:wp="http://schemas.openxmlformats.org/drawingml/2006/wordprocessingDrawing" xmlns:w10="urn:schemas-microsoft-com:office:word" xmlns:w="http://schemas.openxmlformats.org/wordprocessingml/2006/main" xmlns:w14="http://schemas.microsoft.com/office/word/2010/wordml" xmlns:w15="http://schemas.microsoft.com/office/word/2012/wordml" xmlns:wpg="http://schemas.microsoft.com/office/word/2010/wordprocessingGroup" xmlns:wpi="http://schemas.microsoft.com/office/word/2010/wordprocessingInk" xmlns:wne="http://schemas.microsoft.com/office/word/2006/wordml" xmlns:wps="http://schemas.microsoft.com/office/word/2010/wordprocessingShape" xmlns:wpsCustomData="http://www.wps.cn/officeDocument/2013/wpsCustomData" mc:Ignorable="w14 w15 wp14">
+<file path=word/header2.xml><?xml version="1.0" encoding="utf-8"?>
+<w:hdr xmlns:wpc="http://schemas.microsoft.com/office/word/2010/wordprocessingCanvas" xmlns:mc="http://schemas.openxmlformats.org/markup-compatibility/2006" xmlns:o="urn:schemas-microsoft-com:office:office" xmlns:r="http://schemas.openxmlformats.org/officeDocument/2006/relationships" xmlns:m="http://schemas.openxmlformats.org/officeDocument/2006/math" xmlns:v="urn:schemas-microsoft-com:vml" xmlns:wp14="http://schemas.microsoft.com/office/word/2010/wordprocessingDrawing" xmlns:wp="http://schemas.openxmlformats.org/drawingml/2006/wordprocessingDrawing" xmlns:w10="urn:schemas-microsoft-com:office:word" xmlns:w="http://schemas.openxmlformats.org/wordprocessingml/2006/main" xmlns:w14="http://schemas.microsoft.com/office/word/2010/wordml" xmlns:w15="http://schemas.microsoft.com/office/word/2012/wordml" xmlns:wne="http://schemas.microsoft.com/office/word/2006/wordml" xmlns:wpg="http://schemas.microsoft.com/office/word/2010/wordprocessingGroup" xmlns:wpi="http://schemas.microsoft.com/office/word/2010/wordprocessingInk" xmlns:wps="http://schemas.microsoft.com/office/word/2010/wordprocessingShape" mc:Ignorable="w14 w15 wp14">
   <w:p>
     <w:pPr>
       <w:pBdr>
-        <w:top w:val="none" w:color="auto" w:sz="0" w:space="0"/>
-        <w:left w:val="none" w:color="auto" w:sz="0" w:space="0"/>
-        <w:bottom w:val="none" w:color="auto" w:sz="0" w:space="0"/>
-        <w:right w:val="none" w:color="auto" w:sz="0" w:space="0"/>
-        <w:between w:val="none" w:color="auto" w:sz="0" w:space="0"/>
+        <w:top w:val="nil"/>
+        <w:left w:val="nil"/>
+        <w:bottom w:val="nil"/>
+        <w:right w:val="nil"/>
+        <w:between w:val="nil"/>
       </w:pBdr>
       <w:spacing w:before="11" w:line="60" w:lineRule="exact"/>
       <w:textAlignment w:val="center"/>
@@ -3209,28 +3085,22 @@
 </w:hdr>
 </file>
 
-<file path=word/header2.xml><?xml version="1.0" encoding="utf-8"?>
-<w:hdr xmlns:wpc="http://schemas.microsoft.com/office/word/2010/wordprocessingCanvas" xmlns:mc="http://schemas.openxmlformats.org/markup-compatibility/2006" xmlns:o="urn:schemas-microsoft-com:office:office" xmlns:r="http://schemas.openxmlformats.org/officeDocument/2006/relationships" xmlns:m="http://schemas.openxmlformats.org/officeDocument/2006/math" xmlns:v="urn:schemas-microsoft-com:vml" xmlns:wp14="http://schemas.microsoft.com/office/word/2010/wordprocessingDrawing" xmlns:wp="http://schemas.openxmlformats.org/drawingml/2006/wordprocessingDrawing" xmlns:w10="urn:schemas-microsoft-com:office:word" xmlns:w="http://schemas.openxmlformats.org/wordprocessingml/2006/main" xmlns:w14="http://schemas.microsoft.com/office/word/2010/wordml" xmlns:w15="http://schemas.microsoft.com/office/word/2012/wordml" xmlns:wpg="http://schemas.microsoft.com/office/word/2010/wordprocessingGroup" xmlns:wpi="http://schemas.microsoft.com/office/word/2010/wordprocessingInk" xmlns:wne="http://schemas.microsoft.com/office/word/2006/wordml" xmlns:wps="http://schemas.microsoft.com/office/word/2010/wordprocessingShape" xmlns:wpsCustomData="http://www.wps.cn/officeDocument/2013/wpsCustomData" mc:Ignorable="w14 w15 wp14">
-  <w:p/>
-</w:hdr>
-</file>
-
 <file path=word/header3.xml><?xml version="1.0" encoding="utf-8"?>
-<w:hdr xmlns:wpc="http://schemas.microsoft.com/office/word/2010/wordprocessingCanvas" xmlns:mc="http://schemas.openxmlformats.org/markup-compatibility/2006" xmlns:o="urn:schemas-microsoft-com:office:office" xmlns:r="http://schemas.openxmlformats.org/officeDocument/2006/relationships" xmlns:m="http://schemas.openxmlformats.org/officeDocument/2006/math" xmlns:v="urn:schemas-microsoft-com:vml" xmlns:wp14="http://schemas.microsoft.com/office/word/2010/wordprocessingDrawing" xmlns:wp="http://schemas.openxmlformats.org/drawingml/2006/wordprocessingDrawing" xmlns:w10="urn:schemas-microsoft-com:office:word" xmlns:w="http://schemas.openxmlformats.org/wordprocessingml/2006/main" xmlns:w14="http://schemas.microsoft.com/office/word/2010/wordml" xmlns:w15="http://schemas.microsoft.com/office/word/2012/wordml" xmlns:wpg="http://schemas.microsoft.com/office/word/2010/wordprocessingGroup" xmlns:wpi="http://schemas.microsoft.com/office/word/2010/wordprocessingInk" xmlns:wne="http://schemas.microsoft.com/office/word/2006/wordml" xmlns:wps="http://schemas.microsoft.com/office/word/2010/wordprocessingShape" xmlns:wpsCustomData="http://www.wps.cn/officeDocument/2013/wpsCustomData" mc:Ignorable="w14 w15 wp14">
+<w:hdr xmlns:wpc="http://schemas.microsoft.com/office/word/2010/wordprocessingCanvas" xmlns:mc="http://schemas.openxmlformats.org/markup-compatibility/2006" xmlns:o="urn:schemas-microsoft-com:office:office" xmlns:r="http://schemas.openxmlformats.org/officeDocument/2006/relationships" xmlns:m="http://schemas.openxmlformats.org/officeDocument/2006/math" xmlns:v="urn:schemas-microsoft-com:vml" xmlns:wp14="http://schemas.microsoft.com/office/word/2010/wordprocessingDrawing" xmlns:wp="http://schemas.openxmlformats.org/drawingml/2006/wordprocessingDrawing" xmlns:w10="urn:schemas-microsoft-com:office:word" xmlns:w="http://schemas.openxmlformats.org/wordprocessingml/2006/main" xmlns:w14="http://schemas.microsoft.com/office/word/2010/wordml" xmlns:w15="http://schemas.microsoft.com/office/word/2012/wordml" xmlns:wne="http://schemas.microsoft.com/office/word/2006/wordml" xmlns:wpg="http://schemas.microsoft.com/office/word/2010/wordprocessingGroup" xmlns:wpi="http://schemas.microsoft.com/office/word/2010/wordprocessingInk" xmlns:wps="http://schemas.microsoft.com/office/word/2010/wordprocessingShape" mc:Ignorable="w14 w15 wp14">
   <w:p/>
 </w:hdr>
 </file>
 
 <file path=word/numbering.xml><?xml version="1.0" encoding="utf-8"?>
-<w:numbering xmlns:wpc="http://schemas.microsoft.com/office/word/2010/wordprocessingCanvas" xmlns:mc="http://schemas.openxmlformats.org/markup-compatibility/2006" xmlns:o="urn:schemas-microsoft-com:office:office" xmlns:r="http://schemas.openxmlformats.org/officeDocument/2006/relationships" xmlns:m="http://schemas.openxmlformats.org/officeDocument/2006/math" xmlns:v="urn:schemas-microsoft-com:vml" xmlns:wp14="http://schemas.microsoft.com/office/word/2010/wordprocessingDrawing" xmlns:wp="http://schemas.openxmlformats.org/drawingml/2006/wordprocessingDrawing" xmlns:w10="urn:schemas-microsoft-com:office:word" xmlns:w="http://schemas.openxmlformats.org/wordprocessingml/2006/main" xmlns:w14="http://schemas.microsoft.com/office/word/2010/wordml" xmlns:wpg="http://schemas.microsoft.com/office/word/2010/wordprocessingGroup" xmlns:wpi="http://schemas.microsoft.com/office/word/2010/wordprocessingInk" xmlns:wne="http://schemas.microsoft.com/office/word/2006/wordml" xmlns:wps="http://schemas.microsoft.com/office/word/2010/wordprocessingShape" xmlns:wpsCustomData="http://www.wps.cn/officeDocument/2013/wpsCustomData" mc:Ignorable="w14 wp14">
+<w:numbering xmlns:wpc="http://schemas.microsoft.com/office/word/2010/wordprocessingCanvas" xmlns:mc="http://schemas.openxmlformats.org/markup-compatibility/2006" xmlns:o="urn:schemas-microsoft-com:office:office" xmlns:r="http://schemas.openxmlformats.org/officeDocument/2006/relationships" xmlns:m="http://schemas.openxmlformats.org/officeDocument/2006/math" xmlns:v="urn:schemas-microsoft-com:vml" xmlns:wp14="http://schemas.microsoft.com/office/word/2010/wordprocessingDrawing" xmlns:wp="http://schemas.openxmlformats.org/drawingml/2006/wordprocessingDrawing" xmlns:w10="urn:schemas-microsoft-com:office:word" xmlns:w="http://schemas.openxmlformats.org/wordprocessingml/2006/main" xmlns:w14="http://schemas.microsoft.com/office/word/2010/wordml" xmlns:w15="http://schemas.microsoft.com/office/word/2012/wordml" xmlns:wne="http://schemas.microsoft.com/office/word/2006/wordml" xmlns:wpg="http://schemas.microsoft.com/office/word/2010/wordprocessingGroup" xmlns:wpi="http://schemas.microsoft.com/office/word/2010/wordprocessingInk" xmlns:wps="http://schemas.microsoft.com/office/word/2010/wordprocessingShape" mc:Ignorable="w14 w15 wp14">
   <w:abstractNum w:abstractNumId="0">
     <w:nsid w:val="8E964DCE"/>
     <w:multiLevelType w:val="multilevel"/>
     <w:tmpl w:val="8E964DCE"/>
-    <w:lvl w:ilvl="0" w:tentative="0">
+    <w:lvl w:ilvl="0">
       <w:start w:val="1"/>
       <w:numFmt w:val="decimal"/>
-      <w:pStyle w:val="2"/>
+      <w:pStyle w:val="Heading1"/>
       <w:lvlText w:val="%1."/>
       <w:lvlJc w:val="left"/>
       <w:pPr>
@@ -3240,10 +3110,10 @@
         <w:rFonts w:hint="default"/>
       </w:rPr>
     </w:lvl>
-    <w:lvl w:ilvl="1" w:tentative="0">
+    <w:lvl w:ilvl="1">
       <w:start w:val="1"/>
       <w:numFmt w:val="decimal"/>
-      <w:pStyle w:val="3"/>
+      <w:pStyle w:val="Heading2"/>
       <w:lvlText w:val="%1.%2."/>
       <w:lvlJc w:val="left"/>
       <w:pPr>
@@ -3253,10 +3123,10 @@
         <w:rFonts w:hint="default"/>
       </w:rPr>
     </w:lvl>
-    <w:lvl w:ilvl="2" w:tentative="0">
+    <w:lvl w:ilvl="2">
       <w:start w:val="1"/>
       <w:numFmt w:val="decimal"/>
-      <w:pStyle w:val="4"/>
+      <w:pStyle w:val="Heading3"/>
       <w:lvlText w:val="%1.%2.%3."/>
       <w:lvlJc w:val="left"/>
       <w:pPr>
@@ -3266,10 +3136,10 @@
         <w:rFonts w:hint="default"/>
       </w:rPr>
     </w:lvl>
-    <w:lvl w:ilvl="3" w:tentative="0">
+    <w:lvl w:ilvl="3">
       <w:start w:val="1"/>
       <w:numFmt w:val="decimal"/>
-      <w:pStyle w:val="5"/>
+      <w:pStyle w:val="Heading4"/>
       <w:lvlText w:val="%1.%2.%3.%4."/>
       <w:lvlJc w:val="left"/>
       <w:pPr>
@@ -3279,10 +3149,10 @@
         <w:rFonts w:hint="default"/>
       </w:rPr>
     </w:lvl>
-    <w:lvl w:ilvl="4" w:tentative="0">
+    <w:lvl w:ilvl="4">
       <w:start w:val="1"/>
       <w:numFmt w:val="decimal"/>
-      <w:pStyle w:val="6"/>
+      <w:pStyle w:val="Heading5"/>
       <w:lvlText w:val="%1.%2.%3.%4.%5."/>
       <w:lvlJc w:val="left"/>
       <w:pPr>
@@ -3292,10 +3162,10 @@
         <w:rFonts w:hint="default"/>
       </w:rPr>
     </w:lvl>
-    <w:lvl w:ilvl="5" w:tentative="0">
+    <w:lvl w:ilvl="5">
       <w:start w:val="1"/>
       <w:numFmt w:val="decimal"/>
-      <w:pStyle w:val="7"/>
+      <w:pStyle w:val="Heading6"/>
       <w:lvlText w:val="%1.%2.%3.%4.%5.%6."/>
       <w:lvlJc w:val="left"/>
       <w:pPr>
@@ -3305,10 +3175,10 @@
         <w:rFonts w:hint="default"/>
       </w:rPr>
     </w:lvl>
-    <w:lvl w:ilvl="6" w:tentative="0">
+    <w:lvl w:ilvl="6">
       <w:start w:val="1"/>
       <w:numFmt w:val="decimal"/>
-      <w:pStyle w:val="8"/>
+      <w:pStyle w:val="Heading7"/>
       <w:lvlText w:val="%1.%2.%3.%4.%5.%6.%7."/>
       <w:lvlJc w:val="left"/>
       <w:pPr>
@@ -3318,10 +3188,10 @@
         <w:rFonts w:hint="default"/>
       </w:rPr>
     </w:lvl>
-    <w:lvl w:ilvl="7" w:tentative="0">
+    <w:lvl w:ilvl="7">
       <w:start w:val="1"/>
       <w:numFmt w:val="decimal"/>
-      <w:pStyle w:val="9"/>
+      <w:pStyle w:val="Heading8"/>
       <w:lvlText w:val="%1.%2.%3.%4.%5.%6.%7.%8."/>
       <w:lvlJc w:val="left"/>
       <w:pPr>
@@ -3331,10 +3201,10 @@
         <w:rFonts w:hint="default"/>
       </w:rPr>
     </w:lvl>
-    <w:lvl w:ilvl="8" w:tentative="0">
+    <w:lvl w:ilvl="8">
       <w:start w:val="1"/>
       <w:numFmt w:val="decimal"/>
-      <w:pStyle w:val="10"/>
+      <w:pStyle w:val="Heading9"/>
       <w:lvlText w:val="%1.%2.%3.%4.%5.%6.%7.%8.%9."/>
       <w:lvlJc w:val="left"/>
       <w:pPr>
@@ -3349,7 +3219,7 @@
     <w:nsid w:val="9C07FE78"/>
     <w:multiLevelType w:val="singleLevel"/>
     <w:tmpl w:val="9C07FE78"/>
-    <w:lvl w:ilvl="0" w:tentative="0">
+    <w:lvl w:ilvl="0">
       <w:start w:val="1"/>
       <w:numFmt w:val="decimal"/>
       <w:lvlText w:val="%1."/>
@@ -3372,269 +3242,267 @@
 </file>
 
 <file path=word/styles.xml><?xml version="1.0" encoding="utf-8"?>
-<w:styles xmlns:mc="http://schemas.openxmlformats.org/markup-compatibility/2006" xmlns:o="urn:schemas-microsoft-com:office:office" xmlns:r="http://schemas.openxmlformats.org/officeDocument/2006/relationships" xmlns:m="http://schemas.openxmlformats.org/officeDocument/2006/math" xmlns:v="urn:schemas-microsoft-com:vml" xmlns:w="http://schemas.openxmlformats.org/wordprocessingml/2006/main" xmlns:w14="http://schemas.microsoft.com/office/word/2010/wordml" xmlns:w10="urn:schemas-microsoft-com:office:word" xmlns:sl="http://schemas.openxmlformats.org/schemaLibrary/2006/main" xmlns:wpsCustomData="http://www.wps.cn/officeDocument/2013/wpsCustomData" mc:Ignorable="w14">
+<w:styles xmlns:mc="http://schemas.openxmlformats.org/markup-compatibility/2006" xmlns:r="http://schemas.openxmlformats.org/officeDocument/2006/relationships" xmlns:w="http://schemas.openxmlformats.org/wordprocessingml/2006/main" xmlns:w14="http://schemas.microsoft.com/office/word/2010/wordml" xmlns:w15="http://schemas.microsoft.com/office/word/2012/wordml" mc:Ignorable="w14 w15">
   <w:docDefaults>
     <w:rPrDefault>
       <w:rPr>
-        <w:rFonts w:ascii="Times New Roman" w:hAnsi="Times New Roman" w:eastAsia="宋体" w:cs="Times New Roman"/>
+        <w:rFonts w:ascii="Times New Roman" w:eastAsia="宋体" w:hAnsi="Times New Roman" w:cs="Times New Roman"/>
       </w:rPr>
     </w:rPrDefault>
     <w:pPrDefault/>
   </w:docDefaults>
-  <w:latentStyles w:count="260" w:defQFormat="0" w:defUnhideWhenUsed="1" w:defSemiHidden="1" w:defUIPriority="99" w:defLockedState="0">
-    <w:lsdException w:qFormat="1" w:unhideWhenUsed="0" w:uiPriority="0" w:semiHidden="0" w:name="Normal"/>
-    <w:lsdException w:qFormat="1" w:unhideWhenUsed="0" w:uiPriority="0" w:semiHidden="0" w:name="heading 1"/>
-    <w:lsdException w:qFormat="1" w:uiPriority="0" w:semiHidden="0" w:name="heading 2"/>
-    <w:lsdException w:qFormat="1" w:uiPriority="0" w:name="heading 3"/>
-    <w:lsdException w:qFormat="1" w:uiPriority="0" w:semiHidden="0" w:name="heading 4"/>
-    <w:lsdException w:qFormat="1" w:uiPriority="0" w:name="heading 5"/>
-    <w:lsdException w:qFormat="1" w:uiPriority="0" w:name="heading 6"/>
-    <w:lsdException w:qFormat="1" w:uiPriority="0" w:name="heading 7"/>
-    <w:lsdException w:qFormat="1" w:uiPriority="0" w:name="heading 8"/>
-    <w:lsdException w:qFormat="1" w:uiPriority="0" w:name="heading 9"/>
-    <w:lsdException w:unhideWhenUsed="0" w:uiPriority="0" w:semiHidden="0" w:name="index 1"/>
-    <w:lsdException w:unhideWhenUsed="0" w:uiPriority="0" w:semiHidden="0" w:name="index 2"/>
-    <w:lsdException w:unhideWhenUsed="0" w:uiPriority="0" w:semiHidden="0" w:name="index 3"/>
-    <w:lsdException w:unhideWhenUsed="0" w:uiPriority="0" w:semiHidden="0" w:name="index 4"/>
-    <w:lsdException w:unhideWhenUsed="0" w:uiPriority="0" w:semiHidden="0" w:name="index 5"/>
-    <w:lsdException w:unhideWhenUsed="0" w:uiPriority="0" w:semiHidden="0" w:name="index 6"/>
-    <w:lsdException w:unhideWhenUsed="0" w:uiPriority="0" w:semiHidden="0" w:name="index 7"/>
-    <w:lsdException w:unhideWhenUsed="0" w:uiPriority="0" w:semiHidden="0" w:name="index 8"/>
-    <w:lsdException w:unhideWhenUsed="0" w:uiPriority="0" w:semiHidden="0" w:name="index 9"/>
-    <w:lsdException w:qFormat="1" w:unhideWhenUsed="0" w:uiPriority="0" w:semiHidden="0" w:name="toc 1"/>
-    <w:lsdException w:qFormat="1" w:unhideWhenUsed="0" w:uiPriority="0" w:semiHidden="0" w:name="toc 2"/>
-    <w:lsdException w:qFormat="1" w:unhideWhenUsed="0" w:uiPriority="0" w:semiHidden="0" w:name="toc 3"/>
-    <w:lsdException w:unhideWhenUsed="0" w:uiPriority="0" w:semiHidden="0" w:name="toc 4"/>
-    <w:lsdException w:unhideWhenUsed="0" w:uiPriority="0" w:semiHidden="0" w:name="toc 5"/>
-    <w:lsdException w:unhideWhenUsed="0" w:uiPriority="0" w:semiHidden="0" w:name="toc 6"/>
-    <w:lsdException w:unhideWhenUsed="0" w:uiPriority="0" w:semiHidden="0" w:name="toc 7"/>
-    <w:lsdException w:unhideWhenUsed="0" w:uiPriority="0" w:semiHidden="0" w:name="toc 8"/>
-    <w:lsdException w:unhideWhenUsed="0" w:uiPriority="0" w:semiHidden="0" w:name="toc 9"/>
-    <w:lsdException w:qFormat="1" w:unhideWhenUsed="0" w:uiPriority="0" w:semiHidden="0" w:name="Normal Indent"/>
-    <w:lsdException w:unhideWhenUsed="0" w:uiPriority="0" w:semiHidden="0" w:name="footnote text"/>
-    <w:lsdException w:qFormat="1" w:unhideWhenUsed="0" w:uiPriority="0" w:semiHidden="0" w:name="annotation text"/>
-    <w:lsdException w:qFormat="1" w:unhideWhenUsed="0" w:uiPriority="0" w:semiHidden="0" w:name="header"/>
-    <w:lsdException w:qFormat="1" w:unhideWhenUsed="0" w:uiPriority="0" w:semiHidden="0" w:name="footer"/>
-    <w:lsdException w:unhideWhenUsed="0" w:uiPriority="0" w:semiHidden="0" w:name="index heading"/>
-    <w:lsdException w:qFormat="1" w:uiPriority="0" w:name="caption"/>
-    <w:lsdException w:unhideWhenUsed="0" w:uiPriority="0" w:semiHidden="0" w:name="table of figures"/>
-    <w:lsdException w:unhideWhenUsed="0" w:uiPriority="0" w:semiHidden="0" w:name="envelope address"/>
-    <w:lsdException w:unhideWhenUsed="0" w:uiPriority="0" w:semiHidden="0" w:name="envelope return"/>
-    <w:lsdException w:unhideWhenUsed="0" w:uiPriority="0" w:semiHidden="0" w:name="footnote reference"/>
-    <w:lsdException w:unhideWhenUsed="0" w:uiPriority="0" w:semiHidden="0" w:name="annotation reference"/>
-    <w:lsdException w:unhideWhenUsed="0" w:uiPriority="0" w:semiHidden="0" w:name="line number"/>
-    <w:lsdException w:qFormat="1" w:unhideWhenUsed="0" w:uiPriority="0" w:semiHidden="0" w:name="page number"/>
-    <w:lsdException w:unhideWhenUsed="0" w:uiPriority="0" w:semiHidden="0" w:name="endnote reference"/>
-    <w:lsdException w:unhideWhenUsed="0" w:uiPriority="0" w:semiHidden="0" w:name="endnote text"/>
-    <w:lsdException w:unhideWhenUsed="0" w:uiPriority="0" w:semiHidden="0" w:name="table of authorities"/>
-    <w:lsdException w:unhideWhenUsed="0" w:uiPriority="0" w:semiHidden="0" w:name="macro"/>
-    <w:lsdException w:unhideWhenUsed="0" w:uiPriority="0" w:semiHidden="0" w:name="toa heading"/>
-    <w:lsdException w:unhideWhenUsed="0" w:uiPriority="0" w:semiHidden="0" w:name="List"/>
-    <w:lsdException w:unhideWhenUsed="0" w:uiPriority="0" w:semiHidden="0" w:name="List Bullet"/>
-    <w:lsdException w:unhideWhenUsed="0" w:uiPriority="0" w:semiHidden="0" w:name="List Number"/>
-    <w:lsdException w:unhideWhenUsed="0" w:uiPriority="0" w:semiHidden="0" w:name="List 2"/>
-    <w:lsdException w:unhideWhenUsed="0" w:uiPriority="0" w:semiHidden="0" w:name="List 3"/>
-    <w:lsdException w:unhideWhenUsed="0" w:uiPriority="0" w:semiHidden="0" w:name="List 4"/>
-    <w:lsdException w:unhideWhenUsed="0" w:uiPriority="0" w:semiHidden="0" w:name="List 5"/>
-    <w:lsdException w:unhideWhenUsed="0" w:uiPriority="0" w:semiHidden="0" w:name="List Bullet 2"/>
-    <w:lsdException w:unhideWhenUsed="0" w:uiPriority="0" w:semiHidden="0" w:name="List Bullet 3"/>
-    <w:lsdException w:unhideWhenUsed="0" w:uiPriority="0" w:semiHidden="0" w:name="List Bullet 4"/>
-    <w:lsdException w:unhideWhenUsed="0" w:uiPriority="0" w:semiHidden="0" w:name="List Bullet 5"/>
-    <w:lsdException w:unhideWhenUsed="0" w:uiPriority="0" w:semiHidden="0" w:name="List Number 2"/>
-    <w:lsdException w:unhideWhenUsed="0" w:uiPriority="0" w:semiHidden="0" w:name="List Number 3"/>
-    <w:lsdException w:unhideWhenUsed="0" w:uiPriority="0" w:semiHidden="0" w:name="List Number 4"/>
-    <w:lsdException w:unhideWhenUsed="0" w:uiPriority="0" w:semiHidden="0" w:name="List Number 5"/>
-    <w:lsdException w:qFormat="1" w:unhideWhenUsed="0" w:uiPriority="0" w:semiHidden="0" w:name="Title"/>
-    <w:lsdException w:unhideWhenUsed="0" w:uiPriority="0" w:semiHidden="0" w:name="Closing"/>
-    <w:lsdException w:unhideWhenUsed="0" w:uiPriority="0" w:semiHidden="0" w:name="Signature"/>
-    <w:lsdException w:qFormat="1" w:unhideWhenUsed="0" w:uiPriority="0" w:name="Default Paragraph Font"/>
-    <w:lsdException w:qFormat="1" w:unhideWhenUsed="0" w:uiPriority="0" w:name="Body Text"/>
-    <w:lsdException w:unhideWhenUsed="0" w:uiPriority="0" w:semiHidden="0" w:name="Body Text Indent"/>
-    <w:lsdException w:unhideWhenUsed="0" w:uiPriority="0" w:semiHidden="0" w:name="List Continue"/>
-    <w:lsdException w:unhideWhenUsed="0" w:uiPriority="0" w:semiHidden="0" w:name="List Continue 2"/>
-    <w:lsdException w:unhideWhenUsed="0" w:uiPriority="0" w:semiHidden="0" w:name="List Continue 3"/>
-    <w:lsdException w:unhideWhenUsed="0" w:uiPriority="0" w:semiHidden="0" w:name="List Continue 4"/>
-    <w:lsdException w:unhideWhenUsed="0" w:uiPriority="0" w:semiHidden="0" w:name="List Continue 5"/>
-    <w:lsdException w:unhideWhenUsed="0" w:uiPriority="0" w:semiHidden="0" w:name="Message Header"/>
-    <w:lsdException w:qFormat="1" w:unhideWhenUsed="0" w:uiPriority="0" w:semiHidden="0" w:name="Subtitle"/>
-    <w:lsdException w:unhideWhenUsed="0" w:uiPriority="0" w:semiHidden="0" w:name="Salutation"/>
-    <w:lsdException w:unhideWhenUsed="0" w:uiPriority="0" w:semiHidden="0" w:name="Date"/>
-    <w:lsdException w:unhideWhenUsed="0" w:uiPriority="0" w:semiHidden="0" w:name="Body Text First Indent"/>
-    <w:lsdException w:unhideWhenUsed="0" w:uiPriority="0" w:semiHidden="0" w:name="Body Text First Indent 2"/>
-    <w:lsdException w:uiPriority="99" w:name="Note Heading"/>
-    <w:lsdException w:unhideWhenUsed="0" w:uiPriority="0" w:semiHidden="0" w:name="Body Text 2"/>
-    <w:lsdException w:unhideWhenUsed="0" w:uiPriority="0" w:semiHidden="0" w:name="Body Text 3"/>
-    <w:lsdException w:unhideWhenUsed="0" w:uiPriority="0" w:semiHidden="0" w:name="Body Text Indent 2"/>
-    <w:lsdException w:unhideWhenUsed="0" w:uiPriority="0" w:semiHidden="0" w:name="Body Text Indent 3"/>
-    <w:lsdException w:unhideWhenUsed="0" w:uiPriority="0" w:semiHidden="0" w:name="Block Text"/>
-    <w:lsdException w:unhideWhenUsed="0" w:uiPriority="0" w:semiHidden="0" w:name="Hyperlink"/>
-    <w:lsdException w:unhideWhenUsed="0" w:uiPriority="0" w:semiHidden="0" w:name="FollowedHyperlink"/>
-    <w:lsdException w:qFormat="1" w:unhideWhenUsed="0" w:uiPriority="0" w:semiHidden="0" w:name="Strong"/>
-    <w:lsdException w:qFormat="1" w:unhideWhenUsed="0" w:uiPriority="0" w:semiHidden="0" w:name="Emphasis"/>
-    <w:lsdException w:unhideWhenUsed="0" w:uiPriority="0" w:semiHidden="0" w:name="Document Map"/>
-    <w:lsdException w:qFormat="1" w:unhideWhenUsed="0" w:uiPriority="0" w:semiHidden="0" w:name="Plain Text"/>
-    <w:lsdException w:unhideWhenUsed="0" w:uiPriority="0" w:semiHidden="0" w:name="E-mail Signature"/>
-    <w:lsdException w:qFormat="1" w:unhideWhenUsed="0" w:uiPriority="0" w:semiHidden="0" w:name="Normal (Web)"/>
-    <w:lsdException w:unhideWhenUsed="0" w:uiPriority="0" w:semiHidden="0" w:name="HTML Acronym"/>
-    <w:lsdException w:unhideWhenUsed="0" w:uiPriority="0" w:semiHidden="0" w:name="HTML Address"/>
-    <w:lsdException w:unhideWhenUsed="0" w:uiPriority="0" w:semiHidden="0" w:name="HTML Cite"/>
-    <w:lsdException w:unhideWhenUsed="0" w:uiPriority="0" w:semiHidden="0" w:name="HTML Code"/>
-    <w:lsdException w:unhideWhenUsed="0" w:uiPriority="0" w:semiHidden="0" w:name="HTML Definition"/>
-    <w:lsdException w:unhideWhenUsed="0" w:uiPriority="0" w:semiHidden="0" w:name="HTML Keyboard"/>
-    <w:lsdException w:unhideWhenUsed="0" w:uiPriority="0" w:semiHidden="0" w:name="HTML Preformatted"/>
-    <w:lsdException w:unhideWhenUsed="0" w:uiPriority="0" w:semiHidden="0" w:name="HTML Sample"/>
-    <w:lsdException w:unhideWhenUsed="0" w:uiPriority="0" w:semiHidden="0" w:name="HTML Typewriter"/>
-    <w:lsdException w:unhideWhenUsed="0" w:uiPriority="0" w:semiHidden="0" w:name="HTML Variable"/>
-    <w:lsdException w:qFormat="1" w:unhideWhenUsed="0" w:uiPriority="0" w:name="Normal Table"/>
-    <w:lsdException w:unhideWhenUsed="0" w:uiPriority="0" w:semiHidden="0" w:name="annotation subject"/>
-    <w:lsdException w:unhideWhenUsed="0" w:uiPriority="0" w:semiHidden="0" w:name="Table Simple 1"/>
-    <w:lsdException w:unhideWhenUsed="0" w:uiPriority="0" w:semiHidden="0" w:name="Table Simple 2"/>
-    <w:lsdException w:unhideWhenUsed="0" w:uiPriority="0" w:semiHidden="0" w:name="Table Simple 3"/>
-    <w:lsdException w:unhideWhenUsed="0" w:uiPriority="0" w:semiHidden="0" w:name="Table Classic 1"/>
-    <w:lsdException w:unhideWhenUsed="0" w:uiPriority="0" w:semiHidden="0" w:name="Table Classic 2"/>
-    <w:lsdException w:unhideWhenUsed="0" w:uiPriority="0" w:semiHidden="0" w:name="Table Classic 3"/>
-    <w:lsdException w:unhideWhenUsed="0" w:uiPriority="0" w:semiHidden="0" w:name="Table Classic 4"/>
-    <w:lsdException w:unhideWhenUsed="0" w:uiPriority="0" w:semiHidden="0" w:name="Table Colorful 1"/>
-    <w:lsdException w:unhideWhenUsed="0" w:uiPriority="0" w:semiHidden="0" w:name="Table Colorful 2"/>
-    <w:lsdException w:unhideWhenUsed="0" w:uiPriority="0" w:semiHidden="0" w:name="Table Colorful 3"/>
-    <w:lsdException w:unhideWhenUsed="0" w:uiPriority="0" w:semiHidden="0" w:name="Table Columns 1"/>
-    <w:lsdException w:unhideWhenUsed="0" w:uiPriority="0" w:semiHidden="0" w:name="Table Columns 2"/>
-    <w:lsdException w:unhideWhenUsed="0" w:uiPriority="0" w:semiHidden="0" w:name="Table Columns 3"/>
-    <w:lsdException w:unhideWhenUsed="0" w:uiPriority="0" w:semiHidden="0" w:name="Table Columns 4"/>
-    <w:lsdException w:unhideWhenUsed="0" w:uiPriority="0" w:semiHidden="0" w:name="Table Columns 5"/>
-    <w:lsdException w:unhideWhenUsed="0" w:uiPriority="0" w:semiHidden="0" w:name="Table Grid 1"/>
-    <w:lsdException w:unhideWhenUsed="0" w:uiPriority="0" w:semiHidden="0" w:name="Table Grid 2"/>
-    <w:lsdException w:unhideWhenUsed="0" w:uiPriority="0" w:semiHidden="0" w:name="Table Grid 3"/>
-    <w:lsdException w:unhideWhenUsed="0" w:uiPriority="0" w:semiHidden="0" w:name="Table Grid 4"/>
-    <w:lsdException w:unhideWhenUsed="0" w:uiPriority="0" w:semiHidden="0" w:name="Table Grid 5"/>
-    <w:lsdException w:unhideWhenUsed="0" w:uiPriority="0" w:semiHidden="0" w:name="Table Grid 6"/>
-    <w:lsdException w:unhideWhenUsed="0" w:uiPriority="0" w:semiHidden="0" w:name="Table Grid 7"/>
-    <w:lsdException w:unhideWhenUsed="0" w:uiPriority="0" w:semiHidden="0" w:name="Table Grid 8"/>
-    <w:lsdException w:unhideWhenUsed="0" w:uiPriority="0" w:semiHidden="0" w:name="Table List 1"/>
-    <w:lsdException w:unhideWhenUsed="0" w:uiPriority="0" w:semiHidden="0" w:name="Table List 2"/>
-    <w:lsdException w:unhideWhenUsed="0" w:uiPriority="0" w:semiHidden="0" w:name="Table List 3"/>
-    <w:lsdException w:unhideWhenUsed="0" w:uiPriority="0" w:semiHidden="0" w:name="Table List 4"/>
-    <w:lsdException w:unhideWhenUsed="0" w:uiPriority="0" w:semiHidden="0" w:name="Table List 5"/>
-    <w:lsdException w:unhideWhenUsed="0" w:uiPriority="0" w:semiHidden="0" w:name="Table List 6"/>
-    <w:lsdException w:unhideWhenUsed="0" w:uiPriority="0" w:semiHidden="0" w:name="Table List 7"/>
-    <w:lsdException w:unhideWhenUsed="0" w:uiPriority="0" w:semiHidden="0" w:name="Table List 8"/>
-    <w:lsdException w:unhideWhenUsed="0" w:uiPriority="0" w:semiHidden="0" w:name="Table 3D effects 1"/>
-    <w:lsdException w:unhideWhenUsed="0" w:uiPriority="0" w:semiHidden="0" w:name="Table 3D effects 2"/>
-    <w:lsdException w:unhideWhenUsed="0" w:uiPriority="0" w:semiHidden="0" w:name="Table 3D effects 3"/>
-    <w:lsdException w:unhideWhenUsed="0" w:uiPriority="0" w:semiHidden="0" w:name="Table Contemporary"/>
-    <w:lsdException w:unhideWhenUsed="0" w:uiPriority="0" w:semiHidden="0" w:name="Table Elegant"/>
-    <w:lsdException w:unhideWhenUsed="0" w:uiPriority="0" w:semiHidden="0" w:name="Table Professional"/>
-    <w:lsdException w:unhideWhenUsed="0" w:uiPriority="0" w:semiHidden="0" w:name="Table Subtle 1"/>
-    <w:lsdException w:unhideWhenUsed="0" w:uiPriority="0" w:semiHidden="0" w:name="Table Subtle 2"/>
-    <w:lsdException w:unhideWhenUsed="0" w:uiPriority="0" w:semiHidden="0" w:name="Table Web 1"/>
-    <w:lsdException w:unhideWhenUsed="0" w:uiPriority="0" w:semiHidden="0" w:name="Table Web 2"/>
-    <w:lsdException w:unhideWhenUsed="0" w:uiPriority="0" w:semiHidden="0" w:name="Table Web 3"/>
-    <w:lsdException w:unhideWhenUsed="0" w:uiPriority="0" w:semiHidden="0" w:name="Balloon Text"/>
-    <w:lsdException w:qFormat="1" w:unhideWhenUsed="0" w:uiPriority="0" w:semiHidden="0" w:name="Table Grid"/>
-    <w:lsdException w:unhideWhenUsed="0" w:uiPriority="0" w:semiHidden="0" w:name="Table Theme"/>
-    <w:lsdException w:unhideWhenUsed="0" w:uiPriority="60" w:semiHidden="0" w:name="Light Shading"/>
-    <w:lsdException w:unhideWhenUsed="0" w:uiPriority="61" w:semiHidden="0" w:name="Light List"/>
-    <w:lsdException w:unhideWhenUsed="0" w:uiPriority="62" w:semiHidden="0" w:name="Light Grid"/>
-    <w:lsdException w:unhideWhenUsed="0" w:uiPriority="63" w:semiHidden="0" w:name="Medium Shading 1"/>
-    <w:lsdException w:unhideWhenUsed="0" w:uiPriority="64" w:semiHidden="0" w:name="Medium Shading 2"/>
-    <w:lsdException w:unhideWhenUsed="0" w:uiPriority="65" w:semiHidden="0" w:name="Medium List 1"/>
-    <w:lsdException w:unhideWhenUsed="0" w:uiPriority="66" w:semiHidden="0" w:name="Medium List 2"/>
-    <w:lsdException w:unhideWhenUsed="0" w:uiPriority="67" w:semiHidden="0" w:name="Medium Grid 1"/>
-    <w:lsdException w:unhideWhenUsed="0" w:uiPriority="68" w:semiHidden="0" w:name="Medium Grid 2"/>
-    <w:lsdException w:unhideWhenUsed="0" w:uiPriority="69" w:semiHidden="0" w:name="Medium Grid 3"/>
-    <w:lsdException w:unhideWhenUsed="0" w:uiPriority="70" w:semiHidden="0" w:name="Dark List"/>
-    <w:lsdException w:unhideWhenUsed="0" w:uiPriority="71" w:semiHidden="0" w:name="Colorful Shading"/>
-    <w:lsdException w:unhideWhenUsed="0" w:uiPriority="72" w:semiHidden="0" w:name="Colorful List"/>
-    <w:lsdException w:unhideWhenUsed="0" w:uiPriority="73" w:semiHidden="0" w:name="Colorful Grid"/>
-    <w:lsdException w:unhideWhenUsed="0" w:uiPriority="60" w:semiHidden="0" w:name="Light Shading Accent 1"/>
-    <w:lsdException w:unhideWhenUsed="0" w:uiPriority="61" w:semiHidden="0" w:name="Light List Accent 1"/>
-    <w:lsdException w:unhideWhenUsed="0" w:uiPriority="62" w:semiHidden="0" w:name="Light Grid Accent 1"/>
-    <w:lsdException w:unhideWhenUsed="0" w:uiPriority="63" w:semiHidden="0" w:name="Medium Shading 1 Accent 1"/>
-    <w:lsdException w:unhideWhenUsed="0" w:uiPriority="64" w:semiHidden="0" w:name="Medium Shading 2 Accent 1"/>
-    <w:lsdException w:unhideWhenUsed="0" w:uiPriority="65" w:semiHidden="0" w:name="Medium List 1 Accent 1"/>
-    <w:lsdException w:unhideWhenUsed="0" w:uiPriority="66" w:semiHidden="0" w:name="Medium List 2 Accent 1"/>
-    <w:lsdException w:unhideWhenUsed="0" w:uiPriority="67" w:semiHidden="0" w:name="Medium Grid 1 Accent 1"/>
-    <w:lsdException w:unhideWhenUsed="0" w:uiPriority="68" w:semiHidden="0" w:name="Medium Grid 2 Accent 1"/>
-    <w:lsdException w:unhideWhenUsed="0" w:uiPriority="69" w:semiHidden="0" w:name="Medium Grid 3 Accent 1"/>
-    <w:lsdException w:unhideWhenUsed="0" w:uiPriority="70" w:semiHidden="0" w:name="Dark List Accent 1"/>
-    <w:lsdException w:unhideWhenUsed="0" w:uiPriority="71" w:semiHidden="0" w:name="Colorful Shading Accent 1"/>
-    <w:lsdException w:unhideWhenUsed="0" w:uiPriority="72" w:semiHidden="0" w:name="Colorful List Accent 1"/>
-    <w:lsdException w:unhideWhenUsed="0" w:uiPriority="73" w:semiHidden="0" w:name="Colorful Grid Accent 1"/>
-    <w:lsdException w:unhideWhenUsed="0" w:uiPriority="60" w:semiHidden="0" w:name="Light Shading Accent 2"/>
-    <w:lsdException w:unhideWhenUsed="0" w:uiPriority="61" w:semiHidden="0" w:name="Light List Accent 2"/>
-    <w:lsdException w:unhideWhenUsed="0" w:uiPriority="62" w:semiHidden="0" w:name="Light Grid Accent 2"/>
-    <w:lsdException w:unhideWhenUsed="0" w:uiPriority="63" w:semiHidden="0" w:name="Medium Shading 1 Accent 2"/>
-    <w:lsdException w:unhideWhenUsed="0" w:uiPriority="64" w:semiHidden="0" w:name="Medium Shading 2 Accent 2"/>
-    <w:lsdException w:unhideWhenUsed="0" w:uiPriority="65" w:semiHidden="0" w:name="Medium List 1 Accent 2"/>
-    <w:lsdException w:unhideWhenUsed="0" w:uiPriority="66" w:semiHidden="0" w:name="Medium List 2 Accent 2"/>
-    <w:lsdException w:unhideWhenUsed="0" w:uiPriority="67" w:semiHidden="0" w:name="Medium Grid 1 Accent 2"/>
-    <w:lsdException w:unhideWhenUsed="0" w:uiPriority="68" w:semiHidden="0" w:name="Medium Grid 2 Accent 2"/>
-    <w:lsdException w:unhideWhenUsed="0" w:uiPriority="69" w:semiHidden="0" w:name="Medium Grid 3 Accent 2"/>
-    <w:lsdException w:unhideWhenUsed="0" w:uiPriority="70" w:semiHidden="0" w:name="Dark List Accent 2"/>
-    <w:lsdException w:unhideWhenUsed="0" w:uiPriority="71" w:semiHidden="0" w:name="Colorful Shading Accent 2"/>
-    <w:lsdException w:unhideWhenUsed="0" w:uiPriority="72" w:semiHidden="0" w:name="Colorful List Accent 2"/>
-    <w:lsdException w:unhideWhenUsed="0" w:uiPriority="73" w:semiHidden="0" w:name="Colorful Grid Accent 2"/>
-    <w:lsdException w:unhideWhenUsed="0" w:uiPriority="60" w:semiHidden="0" w:name="Light Shading Accent 3"/>
-    <w:lsdException w:unhideWhenUsed="0" w:uiPriority="61" w:semiHidden="0" w:name="Light List Accent 3"/>
-    <w:lsdException w:unhideWhenUsed="0" w:uiPriority="62" w:semiHidden="0" w:name="Light Grid Accent 3"/>
-    <w:lsdException w:unhideWhenUsed="0" w:uiPriority="63" w:semiHidden="0" w:name="Medium Shading 1 Accent 3"/>
-    <w:lsdException w:unhideWhenUsed="0" w:uiPriority="64" w:semiHidden="0" w:name="Medium Shading 2 Accent 3"/>
-    <w:lsdException w:unhideWhenUsed="0" w:uiPriority="65" w:semiHidden="0" w:name="Medium List 1 Accent 3"/>
-    <w:lsdException w:unhideWhenUsed="0" w:uiPriority="66" w:semiHidden="0" w:name="Medium List 2 Accent 3"/>
-    <w:lsdException w:unhideWhenUsed="0" w:uiPriority="67" w:semiHidden="0" w:name="Medium Grid 1 Accent 3"/>
-    <w:lsdException w:unhideWhenUsed="0" w:uiPriority="68" w:semiHidden="0" w:name="Medium Grid 2 Accent 3"/>
-    <w:lsdException w:unhideWhenUsed="0" w:uiPriority="69" w:semiHidden="0" w:name="Medium Grid 3 Accent 3"/>
-    <w:lsdException w:unhideWhenUsed="0" w:uiPriority="70" w:semiHidden="0" w:name="Dark List Accent 3"/>
-    <w:lsdException w:unhideWhenUsed="0" w:uiPriority="71" w:semiHidden="0" w:name="Colorful Shading Accent 3"/>
-    <w:lsdException w:unhideWhenUsed="0" w:uiPriority="72" w:semiHidden="0" w:name="Colorful List Accent 3"/>
-    <w:lsdException w:unhideWhenUsed="0" w:uiPriority="73" w:semiHidden="0" w:name="Colorful Grid Accent 3"/>
-    <w:lsdException w:unhideWhenUsed="0" w:uiPriority="60" w:semiHidden="0" w:name="Light Shading Accent 4"/>
-    <w:lsdException w:unhideWhenUsed="0" w:uiPriority="61" w:semiHidden="0" w:name="Light List Accent 4"/>
-    <w:lsdException w:unhideWhenUsed="0" w:uiPriority="62" w:semiHidden="0" w:name="Light Grid Accent 4"/>
-    <w:lsdException w:unhideWhenUsed="0" w:uiPriority="63" w:semiHidden="0" w:name="Medium Shading 1 Accent 4"/>
-    <w:lsdException w:unhideWhenUsed="0" w:uiPriority="64" w:semiHidden="0" w:name="Medium Shading 2 Accent 4"/>
-    <w:lsdException w:unhideWhenUsed="0" w:uiPriority="65" w:semiHidden="0" w:name="Medium List 1 Accent 4"/>
-    <w:lsdException w:unhideWhenUsed="0" w:uiPriority="66" w:semiHidden="0" w:name="Medium List 2 Accent 4"/>
-    <w:lsdException w:unhideWhenUsed="0" w:uiPriority="67" w:semiHidden="0" w:name="Medium Grid 1 Accent 4"/>
-    <w:lsdException w:unhideWhenUsed="0" w:uiPriority="68" w:semiHidden="0" w:name="Medium Grid 2 Accent 4"/>
-    <w:lsdException w:unhideWhenUsed="0" w:uiPriority="69" w:semiHidden="0" w:name="Medium Grid 3 Accent 4"/>
-    <w:lsdException w:unhideWhenUsed="0" w:uiPriority="70" w:semiHidden="0" w:name="Dark List Accent 4"/>
-    <w:lsdException w:unhideWhenUsed="0" w:uiPriority="71" w:semiHidden="0" w:name="Colorful Shading Accent 4"/>
-    <w:lsdException w:unhideWhenUsed="0" w:uiPriority="72" w:semiHidden="0" w:name="Colorful List Accent 4"/>
-    <w:lsdException w:unhideWhenUsed="0" w:uiPriority="73" w:semiHidden="0" w:name="Colorful Grid Accent 4"/>
-    <w:lsdException w:unhideWhenUsed="0" w:uiPriority="60" w:semiHidden="0" w:name="Light Shading Accent 5"/>
-    <w:lsdException w:unhideWhenUsed="0" w:uiPriority="61" w:semiHidden="0" w:name="Light List Accent 5"/>
-    <w:lsdException w:unhideWhenUsed="0" w:uiPriority="62" w:semiHidden="0" w:name="Light Grid Accent 5"/>
-    <w:lsdException w:unhideWhenUsed="0" w:uiPriority="63" w:semiHidden="0" w:name="Medium Shading 1 Accent 5"/>
-    <w:lsdException w:unhideWhenUsed="0" w:uiPriority="64" w:semiHidden="0" w:name="Medium Shading 2 Accent 5"/>
-    <w:lsdException w:unhideWhenUsed="0" w:uiPriority="65" w:semiHidden="0" w:name="Medium List 1 Accent 5"/>
-    <w:lsdException w:unhideWhenUsed="0" w:uiPriority="66" w:semiHidden="0" w:name="Medium List 2 Accent 5"/>
-    <w:lsdException w:unhideWhenUsed="0" w:uiPriority="67" w:semiHidden="0" w:name="Medium Grid 1 Accent 5"/>
-    <w:lsdException w:unhideWhenUsed="0" w:uiPriority="68" w:semiHidden="0" w:name="Medium Grid 2 Accent 5"/>
-    <w:lsdException w:unhideWhenUsed="0" w:uiPriority="69" w:semiHidden="0" w:name="Medium Grid 3 Accent 5"/>
-    <w:lsdException w:unhideWhenUsed="0" w:uiPriority="70" w:semiHidden="0" w:name="Dark List Accent 5"/>
-    <w:lsdException w:unhideWhenUsed="0" w:uiPriority="71" w:semiHidden="0" w:name="Colorful Shading Accent 5"/>
-    <w:lsdException w:unhideWhenUsed="0" w:uiPriority="72" w:semiHidden="0" w:name="Colorful List Accent 5"/>
-    <w:lsdException w:unhideWhenUsed="0" w:uiPriority="73" w:semiHidden="0" w:name="Colorful Grid Accent 5"/>
-    <w:lsdException w:unhideWhenUsed="0" w:uiPriority="60" w:semiHidden="0" w:name="Light Shading Accent 6"/>
-    <w:lsdException w:unhideWhenUsed="0" w:uiPriority="61" w:semiHidden="0" w:name="Light List Accent 6"/>
-    <w:lsdException w:unhideWhenUsed="0" w:uiPriority="62" w:semiHidden="0" w:name="Light Grid Accent 6"/>
-    <w:lsdException w:unhideWhenUsed="0" w:uiPriority="63" w:semiHidden="0" w:name="Medium Shading 1 Accent 6"/>
-    <w:lsdException w:unhideWhenUsed="0" w:uiPriority="64" w:semiHidden="0" w:name="Medium Shading 2 Accent 6"/>
-    <w:lsdException w:unhideWhenUsed="0" w:uiPriority="65" w:semiHidden="0" w:name="Medium List 1 Accent 6"/>
-    <w:lsdException w:unhideWhenUsed="0" w:uiPriority="66" w:semiHidden="0" w:name="Medium List 2 Accent 6"/>
-    <w:lsdException w:unhideWhenUsed="0" w:uiPriority="67" w:semiHidden="0" w:name="Medium Grid 1 Accent 6"/>
-    <w:lsdException w:unhideWhenUsed="0" w:uiPriority="68" w:semiHidden="0" w:name="Medium Grid 2 Accent 6"/>
-    <w:lsdException w:unhideWhenUsed="0" w:uiPriority="69" w:semiHidden="0" w:name="Medium Grid 3 Accent 6"/>
-    <w:lsdException w:unhideWhenUsed="0" w:uiPriority="70" w:semiHidden="0" w:name="Dark List Accent 6"/>
-    <w:lsdException w:unhideWhenUsed="0" w:uiPriority="71" w:semiHidden="0" w:name="Colorful Shading Accent 6"/>
-    <w:lsdException w:unhideWhenUsed="0" w:uiPriority="72" w:semiHidden="0" w:name="Colorful List Accent 6"/>
-    <w:lsdException w:unhideWhenUsed="0" w:uiPriority="73" w:semiHidden="0" w:name="Colorful Grid Accent 6"/>
+  <w:latentStyles w:defLockedState="0" w:defUIPriority="99" w:defSemiHidden="1" w:defUnhideWhenUsed="1" w:defQFormat="0" w:count="260">
+    <w:lsdException w:name="Normal" w:semiHidden="0" w:uiPriority="0" w:unhideWhenUsed="0" w:qFormat="1"/>
+    <w:lsdException w:name="heading 1" w:semiHidden="0" w:uiPriority="0" w:unhideWhenUsed="0" w:qFormat="1"/>
+    <w:lsdException w:name="heading 2" w:semiHidden="0" w:uiPriority="0" w:qFormat="1"/>
+    <w:lsdException w:name="heading 3" w:uiPriority="0" w:qFormat="1"/>
+    <w:lsdException w:name="heading 4" w:semiHidden="0" w:uiPriority="0" w:qFormat="1"/>
+    <w:lsdException w:name="heading 5" w:uiPriority="0" w:qFormat="1"/>
+    <w:lsdException w:name="heading 6" w:uiPriority="0" w:qFormat="1"/>
+    <w:lsdException w:name="heading 7" w:uiPriority="0" w:qFormat="1"/>
+    <w:lsdException w:name="heading 8" w:uiPriority="0" w:qFormat="1"/>
+    <w:lsdException w:name="heading 9" w:uiPriority="0" w:qFormat="1"/>
+    <w:lsdException w:name="index 1" w:semiHidden="0" w:uiPriority="0" w:unhideWhenUsed="0"/>
+    <w:lsdException w:name="index 2" w:semiHidden="0" w:uiPriority="0" w:unhideWhenUsed="0"/>
+    <w:lsdException w:name="index 3" w:semiHidden="0" w:uiPriority="0" w:unhideWhenUsed="0"/>
+    <w:lsdException w:name="index 4" w:semiHidden="0" w:uiPriority="0" w:unhideWhenUsed="0"/>
+    <w:lsdException w:name="index 5" w:semiHidden="0" w:uiPriority="0" w:unhideWhenUsed="0"/>
+    <w:lsdException w:name="index 6" w:semiHidden="0" w:uiPriority="0" w:unhideWhenUsed="0"/>
+    <w:lsdException w:name="index 7" w:semiHidden="0" w:uiPriority="0" w:unhideWhenUsed="0"/>
+    <w:lsdException w:name="index 8" w:semiHidden="0" w:uiPriority="0" w:unhideWhenUsed="0"/>
+    <w:lsdException w:name="index 9" w:semiHidden="0" w:uiPriority="0" w:unhideWhenUsed="0"/>
+    <w:lsdException w:name="toc 1" w:semiHidden="0" w:uiPriority="0" w:unhideWhenUsed="0" w:qFormat="1"/>
+    <w:lsdException w:name="toc 2" w:semiHidden="0" w:uiPriority="0" w:unhideWhenUsed="0" w:qFormat="1"/>
+    <w:lsdException w:name="toc 3" w:semiHidden="0" w:uiPriority="0" w:unhideWhenUsed="0" w:qFormat="1"/>
+    <w:lsdException w:name="toc 4" w:semiHidden="0" w:uiPriority="0" w:unhideWhenUsed="0"/>
+    <w:lsdException w:name="toc 5" w:semiHidden="0" w:uiPriority="0" w:unhideWhenUsed="0"/>
+    <w:lsdException w:name="toc 6" w:semiHidden="0" w:uiPriority="0" w:unhideWhenUsed="0"/>
+    <w:lsdException w:name="toc 7" w:semiHidden="0" w:uiPriority="0" w:unhideWhenUsed="0"/>
+    <w:lsdException w:name="toc 8" w:semiHidden="0" w:uiPriority="0" w:unhideWhenUsed="0"/>
+    <w:lsdException w:name="toc 9" w:semiHidden="0" w:uiPriority="0" w:unhideWhenUsed="0"/>
+    <w:lsdException w:name="Normal Indent" w:semiHidden="0" w:uiPriority="0" w:unhideWhenUsed="0" w:qFormat="1"/>
+    <w:lsdException w:name="footnote text" w:semiHidden="0" w:uiPriority="0" w:unhideWhenUsed="0"/>
+    <w:lsdException w:name="annotation text" w:semiHidden="0" w:uiPriority="0" w:unhideWhenUsed="0" w:qFormat="1"/>
+    <w:lsdException w:name="header" w:semiHidden="0" w:uiPriority="0" w:unhideWhenUsed="0" w:qFormat="1"/>
+    <w:lsdException w:name="footer" w:semiHidden="0" w:uiPriority="0" w:unhideWhenUsed="0" w:qFormat="1"/>
+    <w:lsdException w:name="index heading" w:semiHidden="0" w:uiPriority="0" w:unhideWhenUsed="0"/>
+    <w:lsdException w:name="caption" w:uiPriority="0" w:qFormat="1"/>
+    <w:lsdException w:name="table of figures" w:semiHidden="0" w:uiPriority="0" w:unhideWhenUsed="0"/>
+    <w:lsdException w:name="envelope address" w:semiHidden="0" w:uiPriority="0" w:unhideWhenUsed="0"/>
+    <w:lsdException w:name="envelope return" w:semiHidden="0" w:uiPriority="0" w:unhideWhenUsed="0"/>
+    <w:lsdException w:name="footnote reference" w:semiHidden="0" w:uiPriority="0" w:unhideWhenUsed="0"/>
+    <w:lsdException w:name="annotation reference" w:semiHidden="0" w:uiPriority="0" w:unhideWhenUsed="0"/>
+    <w:lsdException w:name="line number" w:semiHidden="0" w:uiPriority="0" w:unhideWhenUsed="0"/>
+    <w:lsdException w:name="page number" w:semiHidden="0" w:uiPriority="0" w:unhideWhenUsed="0" w:qFormat="1"/>
+    <w:lsdException w:name="endnote reference" w:semiHidden="0" w:uiPriority="0" w:unhideWhenUsed="0"/>
+    <w:lsdException w:name="endnote text" w:semiHidden="0" w:uiPriority="0" w:unhideWhenUsed="0"/>
+    <w:lsdException w:name="table of authorities" w:semiHidden="0" w:uiPriority="0" w:unhideWhenUsed="0"/>
+    <w:lsdException w:name="macro" w:semiHidden="0" w:uiPriority="0" w:unhideWhenUsed="0"/>
+    <w:lsdException w:name="toa heading" w:semiHidden="0" w:uiPriority="0" w:unhideWhenUsed="0"/>
+    <w:lsdException w:name="List" w:semiHidden="0" w:uiPriority="0" w:unhideWhenUsed="0"/>
+    <w:lsdException w:name="List Bullet" w:semiHidden="0" w:uiPriority="0" w:unhideWhenUsed="0"/>
+    <w:lsdException w:name="List Number" w:semiHidden="0" w:uiPriority="0" w:unhideWhenUsed="0"/>
+    <w:lsdException w:name="List 2" w:semiHidden="0" w:uiPriority="0" w:unhideWhenUsed="0"/>
+    <w:lsdException w:name="List 3" w:semiHidden="0" w:uiPriority="0" w:unhideWhenUsed="0"/>
+    <w:lsdException w:name="List 4" w:semiHidden="0" w:uiPriority="0" w:unhideWhenUsed="0"/>
+    <w:lsdException w:name="List 5" w:semiHidden="0" w:uiPriority="0" w:unhideWhenUsed="0"/>
+    <w:lsdException w:name="List Bullet 2" w:semiHidden="0" w:uiPriority="0" w:unhideWhenUsed="0"/>
+    <w:lsdException w:name="List Bullet 3" w:semiHidden="0" w:uiPriority="0" w:unhideWhenUsed="0"/>
+    <w:lsdException w:name="List Bullet 4" w:semiHidden="0" w:uiPriority="0" w:unhideWhenUsed="0"/>
+    <w:lsdException w:name="List Bullet 5" w:semiHidden="0" w:uiPriority="0" w:unhideWhenUsed="0"/>
+    <w:lsdException w:name="List Number 2" w:semiHidden="0" w:uiPriority="0" w:unhideWhenUsed="0"/>
+    <w:lsdException w:name="List Number 3" w:semiHidden="0" w:uiPriority="0" w:unhideWhenUsed="0"/>
+    <w:lsdException w:name="List Number 4" w:semiHidden="0" w:uiPriority="0" w:unhideWhenUsed="0"/>
+    <w:lsdException w:name="List Number 5" w:semiHidden="0" w:uiPriority="0" w:unhideWhenUsed="0"/>
+    <w:lsdException w:name="Title" w:semiHidden="0" w:uiPriority="0" w:unhideWhenUsed="0" w:qFormat="1"/>
+    <w:lsdException w:name="Closing" w:semiHidden="0" w:uiPriority="0" w:unhideWhenUsed="0"/>
+    <w:lsdException w:name="Signature" w:semiHidden="0" w:uiPriority="0" w:unhideWhenUsed="0"/>
+    <w:lsdException w:name="Default Paragraph Font" w:uiPriority="0" w:unhideWhenUsed="0" w:qFormat="1"/>
+    <w:lsdException w:name="Body Text" w:uiPriority="0" w:unhideWhenUsed="0" w:qFormat="1"/>
+    <w:lsdException w:name="Body Text Indent" w:semiHidden="0" w:uiPriority="0" w:unhideWhenUsed="0"/>
+    <w:lsdException w:name="List Continue" w:semiHidden="0" w:uiPriority="0" w:unhideWhenUsed="0"/>
+    <w:lsdException w:name="List Continue 2" w:semiHidden="0" w:uiPriority="0" w:unhideWhenUsed="0"/>
+    <w:lsdException w:name="List Continue 3" w:semiHidden="0" w:uiPriority="0" w:unhideWhenUsed="0"/>
+    <w:lsdException w:name="List Continue 4" w:semiHidden="0" w:uiPriority="0" w:unhideWhenUsed="0"/>
+    <w:lsdException w:name="List Continue 5" w:semiHidden="0" w:uiPriority="0" w:unhideWhenUsed="0"/>
+    <w:lsdException w:name="Message Header" w:semiHidden="0" w:uiPriority="0" w:unhideWhenUsed="0"/>
+    <w:lsdException w:name="Subtitle" w:semiHidden="0" w:uiPriority="0" w:unhideWhenUsed="0" w:qFormat="1"/>
+    <w:lsdException w:name="Salutation" w:semiHidden="0" w:uiPriority="0" w:unhideWhenUsed="0"/>
+    <w:lsdException w:name="Date" w:semiHidden="0" w:uiPriority="0" w:unhideWhenUsed="0"/>
+    <w:lsdException w:name="Body Text First Indent" w:semiHidden="0" w:uiPriority="0" w:unhideWhenUsed="0"/>
+    <w:lsdException w:name="Body Text First Indent 2" w:semiHidden="0" w:uiPriority="0" w:unhideWhenUsed="0"/>
+    <w:lsdException w:name="Body Text 2" w:semiHidden="0" w:uiPriority="0" w:unhideWhenUsed="0"/>
+    <w:lsdException w:name="Body Text 3" w:semiHidden="0" w:uiPriority="0" w:unhideWhenUsed="0"/>
+    <w:lsdException w:name="Body Text Indent 2" w:semiHidden="0" w:uiPriority="0" w:unhideWhenUsed="0"/>
+    <w:lsdException w:name="Body Text Indent 3" w:semiHidden="0" w:uiPriority="0" w:unhideWhenUsed="0"/>
+    <w:lsdException w:name="Block Text" w:semiHidden="0" w:uiPriority="0" w:unhideWhenUsed="0"/>
+    <w:lsdException w:name="Hyperlink" w:semiHidden="0" w:uiPriority="0" w:unhideWhenUsed="0"/>
+    <w:lsdException w:name="FollowedHyperlink" w:semiHidden="0" w:uiPriority="0" w:unhideWhenUsed="0"/>
+    <w:lsdException w:name="Strong" w:semiHidden="0" w:uiPriority="0" w:unhideWhenUsed="0" w:qFormat="1"/>
+    <w:lsdException w:name="Emphasis" w:semiHidden="0" w:uiPriority="0" w:unhideWhenUsed="0" w:qFormat="1"/>
+    <w:lsdException w:name="Document Map" w:semiHidden="0" w:uiPriority="0" w:unhideWhenUsed="0"/>
+    <w:lsdException w:name="Plain Text" w:semiHidden="0" w:uiPriority="0" w:unhideWhenUsed="0" w:qFormat="1"/>
+    <w:lsdException w:name="E-mail Signature" w:semiHidden="0" w:uiPriority="0" w:unhideWhenUsed="0"/>
+    <w:lsdException w:name="Normal (Web)" w:semiHidden="0" w:uiPriority="0" w:unhideWhenUsed="0" w:qFormat="1"/>
+    <w:lsdException w:name="HTML Acronym" w:semiHidden="0" w:uiPriority="0" w:unhideWhenUsed="0"/>
+    <w:lsdException w:name="HTML Address" w:semiHidden="0" w:uiPriority="0" w:unhideWhenUsed="0"/>
+    <w:lsdException w:name="HTML Cite" w:semiHidden="0" w:uiPriority="0" w:unhideWhenUsed="0"/>
+    <w:lsdException w:name="HTML Code" w:semiHidden="0" w:uiPriority="0" w:unhideWhenUsed="0"/>
+    <w:lsdException w:name="HTML Definition" w:semiHidden="0" w:uiPriority="0" w:unhideWhenUsed="0"/>
+    <w:lsdException w:name="HTML Keyboard" w:semiHidden="0" w:uiPriority="0" w:unhideWhenUsed="0"/>
+    <w:lsdException w:name="HTML Preformatted" w:semiHidden="0" w:uiPriority="0" w:unhideWhenUsed="0"/>
+    <w:lsdException w:name="HTML Sample" w:semiHidden="0" w:uiPriority="0" w:unhideWhenUsed="0"/>
+    <w:lsdException w:name="HTML Typewriter" w:semiHidden="0" w:uiPriority="0" w:unhideWhenUsed="0"/>
+    <w:lsdException w:name="HTML Variable" w:semiHidden="0" w:uiPriority="0" w:unhideWhenUsed="0"/>
+    <w:lsdException w:name="Normal Table" w:uiPriority="0" w:unhideWhenUsed="0" w:qFormat="1"/>
+    <w:lsdException w:name="annotation subject" w:semiHidden="0" w:uiPriority="0" w:unhideWhenUsed="0"/>
+    <w:lsdException w:name="Table Simple 1" w:semiHidden="0" w:uiPriority="0" w:unhideWhenUsed="0"/>
+    <w:lsdException w:name="Table Simple 2" w:semiHidden="0" w:uiPriority="0" w:unhideWhenUsed="0"/>
+    <w:lsdException w:name="Table Simple 3" w:semiHidden="0" w:uiPriority="0" w:unhideWhenUsed="0"/>
+    <w:lsdException w:name="Table Classic 1" w:semiHidden="0" w:uiPriority="0" w:unhideWhenUsed="0"/>
+    <w:lsdException w:name="Table Classic 2" w:semiHidden="0" w:uiPriority="0" w:unhideWhenUsed="0"/>
+    <w:lsdException w:name="Table Classic 3" w:semiHidden="0" w:uiPriority="0" w:unhideWhenUsed="0"/>
+    <w:lsdException w:name="Table Classic 4" w:semiHidden="0" w:uiPriority="0" w:unhideWhenUsed="0"/>
+    <w:lsdException w:name="Table Colorful 1" w:semiHidden="0" w:uiPriority="0" w:unhideWhenUsed="0"/>
+    <w:lsdException w:name="Table Colorful 2" w:semiHidden="0" w:uiPriority="0" w:unhideWhenUsed="0"/>
+    <w:lsdException w:name="Table Colorful 3" w:semiHidden="0" w:uiPriority="0" w:unhideWhenUsed="0"/>
+    <w:lsdException w:name="Table Columns 1" w:semiHidden="0" w:uiPriority="0" w:unhideWhenUsed="0"/>
+    <w:lsdException w:name="Table Columns 2" w:semiHidden="0" w:uiPriority="0" w:unhideWhenUsed="0"/>
+    <w:lsdException w:name="Table Columns 3" w:semiHidden="0" w:uiPriority="0" w:unhideWhenUsed="0"/>
+    <w:lsdException w:name="Table Columns 4" w:semiHidden="0" w:uiPriority="0" w:unhideWhenUsed="0"/>
+    <w:lsdException w:name="Table Columns 5" w:semiHidden="0" w:uiPriority="0" w:unhideWhenUsed="0"/>
+    <w:lsdException w:name="Table Grid 1" w:semiHidden="0" w:uiPriority="0" w:unhideWhenUsed="0"/>
+    <w:lsdException w:name="Table Grid 2" w:semiHidden="0" w:uiPriority="0" w:unhideWhenUsed="0"/>
+    <w:lsdException w:name="Table Grid 3" w:semiHidden="0" w:uiPriority="0" w:unhideWhenUsed="0"/>
+    <w:lsdException w:name="Table Grid 4" w:semiHidden="0" w:uiPriority="0" w:unhideWhenUsed="0"/>
+    <w:lsdException w:name="Table Grid 5" w:semiHidden="0" w:uiPriority="0" w:unhideWhenUsed="0"/>
+    <w:lsdException w:name="Table Grid 6" w:semiHidden="0" w:uiPriority="0" w:unhideWhenUsed="0"/>
+    <w:lsdException w:name="Table Grid 7" w:semiHidden="0" w:uiPriority="0" w:unhideWhenUsed="0"/>
+    <w:lsdException w:name="Table Grid 8" w:semiHidden="0" w:uiPriority="0" w:unhideWhenUsed="0"/>
+    <w:lsdException w:name="Table List 1" w:semiHidden="0" w:uiPriority="0" w:unhideWhenUsed="0"/>
+    <w:lsdException w:name="Table List 2" w:semiHidden="0" w:uiPriority="0" w:unhideWhenUsed="0"/>
+    <w:lsdException w:name="Table List 3" w:semiHidden="0" w:uiPriority="0" w:unhideWhenUsed="0"/>
+    <w:lsdException w:name="Table List 4" w:semiHidden="0" w:uiPriority="0" w:unhideWhenUsed="0"/>
+    <w:lsdException w:name="Table List 5" w:semiHidden="0" w:uiPriority="0" w:unhideWhenUsed="0"/>
+    <w:lsdException w:name="Table List 6" w:semiHidden="0" w:uiPriority="0" w:unhideWhenUsed="0"/>
+    <w:lsdException w:name="Table List 7" w:semiHidden="0" w:uiPriority="0" w:unhideWhenUsed="0"/>
+    <w:lsdException w:name="Table List 8" w:semiHidden="0" w:uiPriority="0" w:unhideWhenUsed="0"/>
+    <w:lsdException w:name="Table 3D effects 1" w:semiHidden="0" w:uiPriority="0" w:unhideWhenUsed="0"/>
+    <w:lsdException w:name="Table 3D effects 2" w:semiHidden="0" w:uiPriority="0" w:unhideWhenUsed="0"/>
+    <w:lsdException w:name="Table 3D effects 3" w:semiHidden="0" w:uiPriority="0" w:unhideWhenUsed="0"/>
+    <w:lsdException w:name="Table Contemporary" w:semiHidden="0" w:uiPriority="0" w:unhideWhenUsed="0"/>
+    <w:lsdException w:name="Table Elegant" w:semiHidden="0" w:uiPriority="0" w:unhideWhenUsed="0"/>
+    <w:lsdException w:name="Table Professional" w:semiHidden="0" w:uiPriority="0" w:unhideWhenUsed="0"/>
+    <w:lsdException w:name="Table Subtle 1" w:semiHidden="0" w:uiPriority="0" w:unhideWhenUsed="0"/>
+    <w:lsdException w:name="Table Subtle 2" w:semiHidden="0" w:uiPriority="0" w:unhideWhenUsed="0"/>
+    <w:lsdException w:name="Table Web 1" w:semiHidden="0" w:uiPriority="0" w:unhideWhenUsed="0"/>
+    <w:lsdException w:name="Table Web 2" w:semiHidden="0" w:uiPriority="0" w:unhideWhenUsed="0"/>
+    <w:lsdException w:name="Table Web 3" w:semiHidden="0" w:uiPriority="0" w:unhideWhenUsed="0"/>
+    <w:lsdException w:name="Balloon Text" w:semiHidden="0" w:uiPriority="0" w:unhideWhenUsed="0"/>
+    <w:lsdException w:name="Table Grid" w:semiHidden="0" w:uiPriority="0" w:unhideWhenUsed="0" w:qFormat="1"/>
+    <w:lsdException w:name="Table Theme" w:semiHidden="0" w:uiPriority="0" w:unhideWhenUsed="0"/>
+    <w:lsdException w:name="Light Shading" w:semiHidden="0" w:uiPriority="60" w:unhideWhenUsed="0"/>
+    <w:lsdException w:name="Light List" w:semiHidden="0" w:uiPriority="61" w:unhideWhenUsed="0"/>
+    <w:lsdException w:name="Light Grid" w:semiHidden="0" w:uiPriority="62" w:unhideWhenUsed="0"/>
+    <w:lsdException w:name="Medium Shading 1" w:semiHidden="0" w:uiPriority="63" w:unhideWhenUsed="0"/>
+    <w:lsdException w:name="Medium Shading 2" w:semiHidden="0" w:uiPriority="64" w:unhideWhenUsed="0"/>
+    <w:lsdException w:name="Medium List 1" w:semiHidden="0" w:uiPriority="65" w:unhideWhenUsed="0"/>
+    <w:lsdException w:name="Medium List 2" w:semiHidden="0" w:uiPriority="66" w:unhideWhenUsed="0"/>
+    <w:lsdException w:name="Medium Grid 1" w:semiHidden="0" w:uiPriority="67" w:unhideWhenUsed="0"/>
+    <w:lsdException w:name="Medium Grid 2" w:semiHidden="0" w:uiPriority="68" w:unhideWhenUsed="0"/>
+    <w:lsdException w:name="Medium Grid 3" w:semiHidden="0" w:uiPriority="69" w:unhideWhenUsed="0"/>
+    <w:lsdException w:name="Dark List" w:semiHidden="0" w:uiPriority="70" w:unhideWhenUsed="0"/>
+    <w:lsdException w:name="Colorful Shading" w:semiHidden="0" w:uiPriority="71" w:unhideWhenUsed="0"/>
+    <w:lsdException w:name="Colorful List" w:semiHidden="0" w:uiPriority="72" w:unhideWhenUsed="0"/>
+    <w:lsdException w:name="Colorful Grid" w:semiHidden="0" w:uiPriority="73" w:unhideWhenUsed="0"/>
+    <w:lsdException w:name="Light Shading Accent 1" w:semiHidden="0" w:uiPriority="60" w:unhideWhenUsed="0"/>
+    <w:lsdException w:name="Light List Accent 1" w:semiHidden="0" w:uiPriority="61" w:unhideWhenUsed="0"/>
+    <w:lsdException w:name="Light Grid Accent 1" w:semiHidden="0" w:uiPriority="62" w:unhideWhenUsed="0"/>
+    <w:lsdException w:name="Medium Shading 1 Accent 1" w:semiHidden="0" w:uiPriority="63" w:unhideWhenUsed="0"/>
+    <w:lsdException w:name="Medium Shading 2 Accent 1" w:semiHidden="0" w:uiPriority="64" w:unhideWhenUsed="0"/>
+    <w:lsdException w:name="Medium List 1 Accent 1" w:semiHidden="0" w:uiPriority="65" w:unhideWhenUsed="0"/>
+    <w:lsdException w:name="Medium List 2 Accent 1" w:semiHidden="0" w:uiPriority="66" w:unhideWhenUsed="0"/>
+    <w:lsdException w:name="Medium Grid 1 Accent 1" w:semiHidden="0" w:uiPriority="67" w:unhideWhenUsed="0"/>
+    <w:lsdException w:name="Medium Grid 2 Accent 1" w:semiHidden="0" w:uiPriority="68" w:unhideWhenUsed="0"/>
+    <w:lsdException w:name="Medium Grid 3 Accent 1" w:semiHidden="0" w:uiPriority="69" w:unhideWhenUsed="0"/>
+    <w:lsdException w:name="Dark List Accent 1" w:semiHidden="0" w:uiPriority="70" w:unhideWhenUsed="0"/>
+    <w:lsdException w:name="Colorful Shading Accent 1" w:semiHidden="0" w:uiPriority="71" w:unhideWhenUsed="0"/>
+    <w:lsdException w:name="Colorful List Accent 1" w:semiHidden="0" w:uiPriority="72" w:unhideWhenUsed="0"/>
+    <w:lsdException w:name="Colorful Grid Accent 1" w:semiHidden="0" w:uiPriority="73" w:unhideWhenUsed="0"/>
+    <w:lsdException w:name="Light Shading Accent 2" w:semiHidden="0" w:uiPriority="60" w:unhideWhenUsed="0"/>
+    <w:lsdException w:name="Light List Accent 2" w:semiHidden="0" w:uiPriority="61" w:unhideWhenUsed="0"/>
+    <w:lsdException w:name="Light Grid Accent 2" w:semiHidden="0" w:uiPriority="62" w:unhideWhenUsed="0"/>
+    <w:lsdException w:name="Medium Shading 1 Accent 2" w:semiHidden="0" w:uiPriority="63" w:unhideWhenUsed="0"/>
+    <w:lsdException w:name="Medium Shading 2 Accent 2" w:semiHidden="0" w:uiPriority="64" w:unhideWhenUsed="0"/>
+    <w:lsdException w:name="Medium List 1 Accent 2" w:semiHidden="0" w:uiPriority="65" w:unhideWhenUsed="0"/>
+    <w:lsdException w:name="Medium List 2 Accent 2" w:semiHidden="0" w:uiPriority="66" w:unhideWhenUsed="0"/>
+    <w:lsdException w:name="Medium Grid 1 Accent 2" w:semiHidden="0" w:uiPriority="67" w:unhideWhenUsed="0"/>
+    <w:lsdException w:name="Medium Grid 2 Accent 2" w:semiHidden="0" w:uiPriority="68" w:unhideWhenUsed="0"/>
+    <w:lsdException w:name="Medium Grid 3 Accent 2" w:semiHidden="0" w:uiPriority="69" w:unhideWhenUsed="0"/>
+    <w:lsdException w:name="Dark List Accent 2" w:semiHidden="0" w:uiPriority="70" w:unhideWhenUsed="0"/>
+    <w:lsdException w:name="Colorful Shading Accent 2" w:semiHidden="0" w:uiPriority="71" w:unhideWhenUsed="0"/>
+    <w:lsdException w:name="Colorful List Accent 2" w:semiHidden="0" w:uiPriority="72" w:unhideWhenUsed="0"/>
+    <w:lsdException w:name="Colorful Grid Accent 2" w:semiHidden="0" w:uiPriority="73" w:unhideWhenUsed="0"/>
+    <w:lsdException w:name="Light Shading Accent 3" w:semiHidden="0" w:uiPriority="60" w:unhideWhenUsed="0"/>
+    <w:lsdException w:name="Light List Accent 3" w:semiHidden="0" w:uiPriority="61" w:unhideWhenUsed="0"/>
+    <w:lsdException w:name="Light Grid Accent 3" w:semiHidden="0" w:uiPriority="62" w:unhideWhenUsed="0"/>
+    <w:lsdException w:name="Medium Shading 1 Accent 3" w:semiHidden="0" w:uiPriority="63" w:unhideWhenUsed="0"/>
+    <w:lsdException w:name="Medium Shading 2 Accent 3" w:semiHidden="0" w:uiPriority="64" w:unhideWhenUsed="0"/>
+    <w:lsdException w:name="Medium List 1 Accent 3" w:semiHidden="0" w:uiPriority="65" w:unhideWhenUsed="0"/>
+    <w:lsdException w:name="Medium List 2 Accent 3" w:semiHidden="0" w:uiPriority="66" w:unhideWhenUsed="0"/>
+    <w:lsdException w:name="Medium Grid 1 Accent 3" w:semiHidden="0" w:uiPriority="67" w:unhideWhenUsed="0"/>
+    <w:lsdException w:name="Medium Grid 2 Accent 3" w:semiHidden="0" w:uiPriority="68" w:unhideWhenUsed="0"/>
+    <w:lsdException w:name="Medium Grid 3 Accent 3" w:semiHidden="0" w:uiPriority="69" w:unhideWhenUsed="0"/>
+    <w:lsdException w:name="Dark List Accent 3" w:semiHidden="0" w:uiPriority="70" w:unhideWhenUsed="0"/>
+    <w:lsdException w:name="Colorful Shading Accent 3" w:semiHidden="0" w:uiPriority="71" w:unhideWhenUsed="0"/>
+    <w:lsdException w:name="Colorful List Accent 3" w:semiHidden="0" w:uiPriority="72" w:unhideWhenUsed="0"/>
+    <w:lsdException w:name="Colorful Grid Accent 3" w:semiHidden="0" w:uiPriority="73" w:unhideWhenUsed="0"/>
+    <w:lsdException w:name="Light Shading Accent 4" w:semiHidden="0" w:uiPriority="60" w:unhideWhenUsed="0"/>
+    <w:lsdException w:name="Light List Accent 4" w:semiHidden="0" w:uiPriority="61" w:unhideWhenUsed="0"/>
+    <w:lsdException w:name="Light Grid Accent 4" w:semiHidden="0" w:uiPriority="62" w:unhideWhenUsed="0"/>
+    <w:lsdException w:name="Medium Shading 1 Accent 4" w:semiHidden="0" w:uiPriority="63" w:unhideWhenUsed="0"/>
+    <w:lsdException w:name="Medium Shading 2 Accent 4" w:semiHidden="0" w:uiPriority="64" w:unhideWhenUsed="0"/>
+    <w:lsdException w:name="Medium List 1 Accent 4" w:semiHidden="0" w:uiPriority="65" w:unhideWhenUsed="0"/>
+    <w:lsdException w:name="Medium List 2 Accent 4" w:semiHidden="0" w:uiPriority="66" w:unhideWhenUsed="0"/>
+    <w:lsdException w:name="Medium Grid 1 Accent 4" w:semiHidden="0" w:uiPriority="67" w:unhideWhenUsed="0"/>
+    <w:lsdException w:name="Medium Grid 2 Accent 4" w:semiHidden="0" w:uiPriority="68" w:unhideWhenUsed="0"/>
+    <w:lsdException w:name="Medium Grid 3 Accent 4" w:semiHidden="0" w:uiPriority="69" w:unhideWhenUsed="0"/>
+    <w:lsdException w:name="Dark List Accent 4" w:semiHidden="0" w:uiPriority="70" w:unhideWhenUsed="0"/>
+    <w:lsdException w:name="Colorful Shading Accent 4" w:semiHidden="0" w:uiPriority="71" w:unhideWhenUsed="0"/>
+    <w:lsdException w:name="Colorful List Accent 4" w:semiHidden="0" w:uiPriority="72" w:unhideWhenUsed="0"/>
+    <w:lsdException w:name="Colorful Grid Accent 4" w:semiHidden="0" w:uiPriority="73" w:unhideWhenUsed="0"/>
+    <w:lsdException w:name="Light Shading Accent 5" w:semiHidden="0" w:uiPriority="60" w:unhideWhenUsed="0"/>
+    <w:lsdException w:name="Light List Accent 5" w:semiHidden="0" w:uiPriority="61" w:unhideWhenUsed="0"/>
+    <w:lsdException w:name="Light Grid Accent 5" w:semiHidden="0" w:uiPriority="62" w:unhideWhenUsed="0"/>
+    <w:lsdException w:name="Medium Shading 1 Accent 5" w:semiHidden="0" w:uiPriority="63" w:unhideWhenUsed="0"/>
+    <w:lsdException w:name="Medium Shading 2 Accent 5" w:semiHidden="0" w:uiPriority="64" w:unhideWhenUsed="0"/>
+    <w:lsdException w:name="Medium List 1 Accent 5" w:semiHidden="0" w:uiPriority="65" w:unhideWhenUsed="0"/>
+    <w:lsdException w:name="Medium List 2 Accent 5" w:semiHidden="0" w:uiPriority="66" w:unhideWhenUsed="0"/>
+    <w:lsdException w:name="Medium Grid 1 Accent 5" w:semiHidden="0" w:uiPriority="67" w:unhideWhenUsed="0"/>
+    <w:lsdException w:name="Medium Grid 2 Accent 5" w:semiHidden="0" w:uiPriority="68" w:unhideWhenUsed="0"/>
+    <w:lsdException w:name="Medium Grid 3 Accent 5" w:semiHidden="0" w:uiPriority="69" w:unhideWhenUsed="0"/>
+    <w:lsdException w:name="Dark List Accent 5" w:semiHidden="0" w:uiPriority="70" w:unhideWhenUsed="0"/>
+    <w:lsdException w:name="Colorful Shading Accent 5" w:semiHidden="0" w:uiPriority="71" w:unhideWhenUsed="0"/>
+    <w:lsdException w:name="Colorful List Accent 5" w:semiHidden="0" w:uiPriority="72" w:unhideWhenUsed="0"/>
+    <w:lsdException w:name="Colorful Grid Accent 5" w:semiHidden="0" w:uiPriority="73" w:unhideWhenUsed="0"/>
+    <w:lsdException w:name="Light Shading Accent 6" w:semiHidden="0" w:uiPriority="60" w:unhideWhenUsed="0"/>
+    <w:lsdException w:name="Light List Accent 6" w:semiHidden="0" w:uiPriority="61" w:unhideWhenUsed="0"/>
+    <w:lsdException w:name="Light Grid Accent 6" w:semiHidden="0" w:uiPriority="62" w:unhideWhenUsed="0"/>
+    <w:lsdException w:name="Medium Shading 1 Accent 6" w:semiHidden="0" w:uiPriority="63" w:unhideWhenUsed="0"/>
+    <w:lsdException w:name="Medium Shading 2 Accent 6" w:semiHidden="0" w:uiPriority="64" w:unhideWhenUsed="0"/>
+    <w:lsdException w:name="Medium List 1 Accent 6" w:semiHidden="0" w:uiPriority="65" w:unhideWhenUsed="0"/>
+    <w:lsdException w:name="Medium List 2 Accent 6" w:semiHidden="0" w:uiPriority="66" w:unhideWhenUsed="0"/>
+    <w:lsdException w:name="Medium Grid 1 Accent 6" w:semiHidden="0" w:uiPriority="67" w:unhideWhenUsed="0"/>
+    <w:lsdException w:name="Medium Grid 2 Accent 6" w:semiHidden="0" w:uiPriority="68" w:unhideWhenUsed="0"/>
+    <w:lsdException w:name="Medium Grid 3 Accent 6" w:semiHidden="0" w:uiPriority="69" w:unhideWhenUsed="0"/>
+    <w:lsdException w:name="Dark List Accent 6" w:semiHidden="0" w:uiPriority="70" w:unhideWhenUsed="0"/>
+    <w:lsdException w:name="Colorful Shading Accent 6" w:semiHidden="0" w:uiPriority="71" w:unhideWhenUsed="0"/>
+    <w:lsdException w:name="Colorful List Accent 6" w:semiHidden="0" w:uiPriority="72" w:unhideWhenUsed="0"/>
+    <w:lsdException w:name="Colorful Grid Accent 6" w:semiHidden="0" w:uiPriority="73" w:unhideWhenUsed="0"/>
   </w:latentStyles>
-  <w:style w:type="paragraph" w:default="1" w:styleId="1">
+  <w:style w:type="paragraph" w:default="1" w:styleId="Normal">
     <w:name w:val="Normal"/>
     <w:qFormat/>
-    <w:uiPriority w:val="0"/>
     <w:pPr>
       <w:kinsoku w:val="0"/>
       <w:autoSpaceDE w:val="0"/>
@@ -3646,7 +3514,7 @@
       <w:textAlignment w:val="baseline"/>
     </w:pPr>
     <w:rPr>
-      <w:rFonts w:ascii="Arial" w:hAnsi="Arial" w:eastAsia="宋体" w:cs="Arial"/>
+      <w:rFonts w:ascii="Arial" w:eastAsia="宋体" w:hAnsi="Arial" w:cs="Arial"/>
       <w:snapToGrid w:val="0"/>
       <w:color w:val="000000"/>
       <w:kern w:val="0"/>
@@ -3655,12 +3523,11 @@
       <w:lang w:val="en-US" w:eastAsia="en-US" w:bidi="ar-SA"/>
     </w:rPr>
   </w:style>
-  <w:style w:type="paragraph" w:styleId="2">
+  <w:style w:type="paragraph" w:styleId="Heading1">
     <w:name w:val="heading 1"/>
-    <w:basedOn w:val="1"/>
-    <w:next w:val="1"/>
-    <w:qFormat/>
-    <w:uiPriority w:val="0"/>
+    <w:basedOn w:val="Normal"/>
+    <w:next w:val="Normal"/>
+    <w:qFormat/>
     <w:pPr>
       <w:keepNext/>
       <w:keepLines/>
@@ -3678,13 +3545,12 @@
       <w:sz w:val="44"/>
     </w:rPr>
   </w:style>
-  <w:style w:type="paragraph" w:styleId="3">
+  <w:style w:type="paragraph" w:styleId="Heading2">
     <w:name w:val="heading 2"/>
-    <w:basedOn w:val="1"/>
-    <w:next w:val="1"/>
+    <w:basedOn w:val="Normal"/>
+    <w:next w:val="Normal"/>
     <w:unhideWhenUsed/>
     <w:qFormat/>
-    <w:uiPriority w:val="0"/>
     <w:pPr>
       <w:keepNext/>
       <w:keepLines/>
@@ -3697,19 +3563,18 @@
       <w:outlineLvl w:val="1"/>
     </w:pPr>
     <w:rPr>
-      <w:rFonts w:ascii="Arial" w:hAnsi="Arial" w:eastAsia="黑体"/>
+      <w:rFonts w:ascii="Arial" w:eastAsia="黑体" w:hAnsi="Arial"/>
       <w:b/>
       <w:sz w:val="32"/>
     </w:rPr>
   </w:style>
-  <w:style w:type="paragraph" w:styleId="4">
+  <w:style w:type="paragraph" w:styleId="Heading3">
     <w:name w:val="heading 3"/>
-    <w:basedOn w:val="1"/>
-    <w:next w:val="1"/>
+    <w:basedOn w:val="Normal"/>
+    <w:next w:val="Normal"/>
     <w:semiHidden/>
     <w:unhideWhenUsed/>
     <w:qFormat/>
-    <w:uiPriority w:val="0"/>
     <w:pPr>
       <w:keepNext/>
       <w:keepLines/>
@@ -3726,13 +3591,12 @@
       <w:sz w:val="32"/>
     </w:rPr>
   </w:style>
-  <w:style w:type="paragraph" w:styleId="5">
+  <w:style w:type="paragraph" w:styleId="Heading4">
     <w:name w:val="heading 4"/>
-    <w:basedOn w:val="1"/>
-    <w:next w:val="1"/>
+    <w:basedOn w:val="Normal"/>
+    <w:next w:val="Normal"/>
     <w:unhideWhenUsed/>
     <w:qFormat/>
-    <w:uiPriority w:val="0"/>
     <w:pPr>
       <w:keepNext/>
       <w:keepLines/>
@@ -3745,19 +3609,18 @@
       <w:outlineLvl w:val="3"/>
     </w:pPr>
     <w:rPr>
-      <w:rFonts w:ascii="Arial" w:hAnsi="Arial" w:eastAsia="黑体"/>
+      <w:rFonts w:ascii="Arial" w:eastAsia="黑体" w:hAnsi="Arial"/>
       <w:b/>
       <w:sz w:val="28"/>
     </w:rPr>
   </w:style>
-  <w:style w:type="paragraph" w:styleId="6">
+  <w:style w:type="paragraph" w:styleId="Heading5">
     <w:name w:val="heading 5"/>
-    <w:basedOn w:val="1"/>
-    <w:next w:val="1"/>
+    <w:basedOn w:val="Normal"/>
+    <w:next w:val="Normal"/>
     <w:semiHidden/>
     <w:unhideWhenUsed/>
     <w:qFormat/>
-    <w:uiPriority w:val="0"/>
     <w:pPr>
       <w:keepNext/>
       <w:keepLines/>
@@ -3774,14 +3637,13 @@
       <w:sz w:val="28"/>
     </w:rPr>
   </w:style>
-  <w:style w:type="paragraph" w:styleId="7">
+  <w:style w:type="paragraph" w:styleId="Heading6">
     <w:name w:val="heading 6"/>
-    <w:basedOn w:val="1"/>
-    <w:next w:val="1"/>
+    <w:basedOn w:val="Normal"/>
+    <w:next w:val="Normal"/>
     <w:semiHidden/>
     <w:unhideWhenUsed/>
     <w:qFormat/>
-    <w:uiPriority w:val="0"/>
     <w:pPr>
       <w:keepNext/>
       <w:keepLines/>
@@ -3794,19 +3656,18 @@
       <w:outlineLvl w:val="5"/>
     </w:pPr>
     <w:rPr>
-      <w:rFonts w:ascii="Arial" w:hAnsi="Arial" w:eastAsia="黑体"/>
+      <w:rFonts w:ascii="Arial" w:eastAsia="黑体" w:hAnsi="Arial"/>
       <w:b/>
       <w:sz w:val="24"/>
     </w:rPr>
   </w:style>
-  <w:style w:type="paragraph" w:styleId="8">
+  <w:style w:type="paragraph" w:styleId="Heading7">
     <w:name w:val="heading 7"/>
-    <w:basedOn w:val="1"/>
-    <w:next w:val="1"/>
+    <w:basedOn w:val="Normal"/>
+    <w:next w:val="Normal"/>
     <w:semiHidden/>
     <w:unhideWhenUsed/>
     <w:qFormat/>
-    <w:uiPriority w:val="0"/>
     <w:pPr>
       <w:keepNext/>
       <w:keepLines/>
@@ -3823,14 +3684,13 @@
       <w:sz w:val="24"/>
     </w:rPr>
   </w:style>
-  <w:style w:type="paragraph" w:styleId="9">
+  <w:style w:type="paragraph" w:styleId="Heading8">
     <w:name w:val="heading 8"/>
-    <w:basedOn w:val="1"/>
-    <w:next w:val="1"/>
+    <w:basedOn w:val="Normal"/>
+    <w:next w:val="Normal"/>
     <w:semiHidden/>
     <w:unhideWhenUsed/>
     <w:qFormat/>
-    <w:uiPriority w:val="0"/>
     <w:pPr>
       <w:keepNext/>
       <w:keepLines/>
@@ -3843,18 +3703,17 @@
       <w:outlineLvl w:val="7"/>
     </w:pPr>
     <w:rPr>
-      <w:rFonts w:ascii="Arial" w:hAnsi="Arial" w:eastAsia="黑体"/>
+      <w:rFonts w:ascii="Arial" w:eastAsia="黑体" w:hAnsi="Arial"/>
       <w:sz w:val="24"/>
     </w:rPr>
   </w:style>
-  <w:style w:type="paragraph" w:styleId="10">
+  <w:style w:type="paragraph" w:styleId="Heading9">
     <w:name w:val="heading 9"/>
-    <w:basedOn w:val="1"/>
-    <w:next w:val="1"/>
+    <w:basedOn w:val="Normal"/>
+    <w:next w:val="Normal"/>
     <w:semiHidden/>
     <w:unhideWhenUsed/>
     <w:qFormat/>
-    <w:uiPriority w:val="0"/>
     <w:pPr>
       <w:keepNext/>
       <w:keepLines/>
@@ -3867,21 +3726,19 @@
       <w:outlineLvl w:val="8"/>
     </w:pPr>
     <w:rPr>
-      <w:rFonts w:ascii="Arial" w:hAnsi="Arial" w:eastAsia="黑体"/>
+      <w:rFonts w:ascii="Arial" w:eastAsia="黑体" w:hAnsi="Arial"/>
       <w:sz w:val="21"/>
     </w:rPr>
   </w:style>
-  <w:style w:type="character" w:default="1" w:styleId="25">
+  <w:style w:type="character" w:default="1" w:styleId="DefaultParagraphFont">
     <w:name w:val="Default Paragraph Font"/>
     <w:semiHidden/>
     <w:qFormat/>
-    <w:uiPriority w:val="0"/>
-  </w:style>
-  <w:style w:type="table" w:default="1" w:styleId="23">
+  </w:style>
+  <w:style w:type="table" w:default="1" w:styleId="TableNormal">
     <w:name w:val="Normal Table"/>
     <w:semiHidden/>
     <w:qFormat/>
-    <w:uiPriority w:val="0"/>
     <w:tblPr>
       <w:tblCellMar>
         <w:top w:w="0" w:type="dxa"/>
@@ -3891,61 +3748,55 @@
       </w:tblCellMar>
     </w:tblPr>
   </w:style>
-  <w:style w:type="paragraph" w:styleId="11">
+  <w:style w:type="paragraph" w:styleId="NormalIndent">
     <w:name w:val="Normal Indent"/>
-    <w:basedOn w:val="1"/>
-    <w:qFormat/>
-    <w:uiPriority w:val="0"/>
+    <w:basedOn w:val="Normal"/>
+    <w:qFormat/>
     <w:pPr>
       <w:ind w:firstLine="420" w:firstLineChars="200"/>
     </w:pPr>
   </w:style>
-  <w:style w:type="paragraph" w:styleId="12">
+  <w:style w:type="paragraph" w:styleId="CommentText">
     <w:name w:val="annotation text"/>
-    <w:basedOn w:val="1"/>
-    <w:qFormat/>
-    <w:uiPriority w:val="0"/>
+    <w:basedOn w:val="Normal"/>
+    <w:qFormat/>
     <w:pPr>
       <w:jc w:val="left"/>
     </w:pPr>
   </w:style>
-  <w:style w:type="paragraph" w:styleId="13">
+  <w:style w:type="paragraph" w:styleId="BodyText">
     <w:name w:val="Body Text"/>
-    <w:basedOn w:val="1"/>
+    <w:basedOn w:val="Normal"/>
     <w:semiHidden/>
     <w:qFormat/>
-    <w:uiPriority w:val="0"/>
     <w:rPr>
-      <w:rFonts w:ascii="Arial" w:hAnsi="Arial" w:eastAsia="Arial" w:cs="Arial"/>
+      <w:rFonts w:ascii="Arial" w:eastAsia="Arial" w:hAnsi="Arial" w:cs="Arial"/>
       <w:sz w:val="21"/>
       <w:szCs w:val="21"/>
       <w:lang w:val="en-US" w:eastAsia="en-US" w:bidi="ar-SA"/>
     </w:rPr>
   </w:style>
-  <w:style w:type="paragraph" w:styleId="14">
+  <w:style w:type="paragraph" w:styleId="TOC3">
     <w:name w:val="toc 3"/>
-    <w:basedOn w:val="1"/>
-    <w:next w:val="1"/>
-    <w:qFormat/>
-    <w:uiPriority w:val="0"/>
+    <w:basedOn w:val="Normal"/>
+    <w:next w:val="Normal"/>
+    <w:qFormat/>
     <w:pPr>
       <w:ind w:left="840" w:leftChars="400"/>
     </w:pPr>
   </w:style>
-  <w:style w:type="paragraph" w:styleId="15">
+  <w:style w:type="paragraph" w:styleId="PlainText">
     <w:name w:val="Plain Text"/>
-    <w:basedOn w:val="1"/>
-    <w:qFormat/>
-    <w:uiPriority w:val="0"/>
+    <w:basedOn w:val="Normal"/>
+    <w:qFormat/>
     <w:rPr>
       <w:rFonts w:ascii="宋体" w:hAnsi="Courier New"/>
     </w:rPr>
   </w:style>
-  <w:style w:type="paragraph" w:styleId="16">
+  <w:style w:type="paragraph" w:styleId="Footer">
     <w:name w:val="footer"/>
-    <w:basedOn w:val="1"/>
-    <w:qFormat/>
-    <w:uiPriority w:val="0"/>
+    <w:basedOn w:val="Normal"/>
+    <w:qFormat/>
     <w:pPr>
       <w:tabs>
         <w:tab w:val="center" w:pos="4153"/>
@@ -3958,17 +3809,16 @@
       <w:sz w:val="18"/>
     </w:rPr>
   </w:style>
-  <w:style w:type="paragraph" w:styleId="17">
+  <w:style w:type="paragraph" w:styleId="Header">
     <w:name w:val="header"/>
-    <w:basedOn w:val="1"/>
-    <w:qFormat/>
-    <w:uiPriority w:val="0"/>
+    <w:basedOn w:val="Normal"/>
+    <w:qFormat/>
     <w:pPr>
       <w:pBdr>
-        <w:top w:val="none" w:color="auto" w:sz="0" w:space="0"/>
-        <w:left w:val="none" w:color="auto" w:sz="0" w:space="0"/>
-        <w:bottom w:val="none" w:color="auto" w:sz="0" w:space="0"/>
-        <w:right w:val="none" w:color="auto" w:sz="0" w:space="0"/>
+        <w:top w:val="nil"/>
+        <w:left w:val="nil"/>
+        <w:bottom w:val="nil"/>
+        <w:right w:val="nil"/>
       </w:pBdr>
       <w:tabs>
         <w:tab w:val="center" w:pos="4153"/>
@@ -3983,22 +3833,20 @@
       <w:sz w:val="18"/>
     </w:rPr>
   </w:style>
-  <w:style w:type="paragraph" w:styleId="18">
+  <w:style w:type="paragraph" w:styleId="TOC1">
     <w:name w:val="toc 1"/>
-    <w:basedOn w:val="1"/>
-    <w:next w:val="1"/>
-    <w:qFormat/>
-    <w:uiPriority w:val="0"/>
+    <w:basedOn w:val="Normal"/>
+    <w:next w:val="Normal"/>
+    <w:qFormat/>
     <w:rPr>
-      <w:rFonts w:ascii="Arial" w:hAnsi="Arial" w:eastAsia="Microsoft JhengHei"/>
+      <w:rFonts w:ascii="Arial" w:eastAsia="Microsoft JhengHei" w:hAnsi="Arial"/>
       <w:sz w:val="24"/>
     </w:rPr>
   </w:style>
-  <w:style w:type="paragraph" w:styleId="19">
+  <w:style w:type="paragraph" w:styleId="Subtitle">
     <w:name w:val="Subtitle"/>
-    <w:basedOn w:val="1"/>
-    <w:qFormat/>
-    <w:uiPriority w:val="0"/>
+    <w:basedOn w:val="Normal"/>
+    <w:qFormat/>
     <w:pPr>
       <w:spacing w:before="240" w:beforeLines="0" w:beforeAutospacing="0" w:after="60" w:afterLines="0" w:afterAutospacing="0" w:line="312" w:lineRule="auto"/>
       <w:jc w:val="center"/>
@@ -4011,30 +3859,27 @@
       <w:sz w:val="32"/>
     </w:rPr>
   </w:style>
-  <w:style w:type="paragraph" w:styleId="20">
+  <w:style w:type="paragraph" w:styleId="TOC2">
     <w:name w:val="toc 2"/>
-    <w:basedOn w:val="1"/>
-    <w:next w:val="1"/>
-    <w:qFormat/>
-    <w:uiPriority w:val="0"/>
+    <w:basedOn w:val="Normal"/>
+    <w:next w:val="Normal"/>
+    <w:qFormat/>
     <w:pPr>
       <w:ind w:left="420" w:leftChars="200"/>
     </w:pPr>
   </w:style>
-  <w:style w:type="paragraph" w:styleId="21">
+  <w:style w:type="paragraph" w:styleId="NormalWeb">
     <w:name w:val="Normal (Web)"/>
-    <w:basedOn w:val="1"/>
-    <w:qFormat/>
-    <w:uiPriority w:val="0"/>
+    <w:basedOn w:val="Normal"/>
+    <w:qFormat/>
     <w:rPr>
       <w:sz w:val="24"/>
     </w:rPr>
   </w:style>
-  <w:style w:type="paragraph" w:styleId="22">
+  <w:style w:type="paragraph" w:styleId="Title">
     <w:name w:val="Title"/>
-    <w:basedOn w:val="1"/>
-    <w:qFormat/>
-    <w:uiPriority w:val="0"/>
+    <w:basedOn w:val="Normal"/>
+    <w:qFormat/>
     <w:pPr>
       <w:spacing w:before="240" w:beforeLines="0" w:beforeAutospacing="0" w:after="60" w:afterLines="0" w:afterAutospacing="0"/>
       <w:jc w:val="center"/>
@@ -4046,74 +3891,68 @@
       <w:sz w:val="32"/>
     </w:rPr>
   </w:style>
-  <w:style w:type="table" w:styleId="24">
+  <w:style w:type="table" w:styleId="TableGrid">
     <w:name w:val="Table Grid"/>
-    <w:basedOn w:val="23"/>
-    <w:qFormat/>
-    <w:uiPriority w:val="0"/>
+    <w:basedOn w:val="TableNormal"/>
+    <w:qFormat/>
     <w:pPr>
       <w:widowControl w:val="0"/>
       <w:jc w:val="both"/>
     </w:pPr>
     <w:tblPr>
       <w:tblBorders>
-        <w:top w:val="single" w:color="auto" w:sz="4" w:space="0"/>
-        <w:left w:val="single" w:color="auto" w:sz="4" w:space="0"/>
-        <w:bottom w:val="single" w:color="auto" w:sz="4" w:space="0"/>
-        <w:right w:val="single" w:color="auto" w:sz="4" w:space="0"/>
-        <w:insideH w:val="single" w:color="auto" w:sz="4" w:space="0"/>
-        <w:insideV w:val="single" w:color="auto" w:sz="4" w:space="0"/>
+        <w:top w:val="single" w:sz="4" w:space="0" w:color="auto"/>
+        <w:left w:val="single" w:sz="4" w:space="0" w:color="auto"/>
+        <w:bottom w:val="single" w:sz="4" w:space="0" w:color="auto"/>
+        <w:right w:val="single" w:sz="4" w:space="0" w:color="auto"/>
+        <w:insideH w:val="single" w:sz="4" w:space="0" w:color="auto"/>
+        <w:insideV w:val="single" w:sz="4" w:space="0" w:color="auto"/>
       </w:tblBorders>
     </w:tblPr>
   </w:style>
-  <w:style w:type="character" w:styleId="26">
+  <w:style w:type="character" w:styleId="Strong">
     <w:name w:val="Strong"/>
-    <w:basedOn w:val="25"/>
-    <w:qFormat/>
-    <w:uiPriority w:val="0"/>
+    <w:basedOn w:val="DefaultParagraphFont"/>
+    <w:qFormat/>
     <w:rPr>
       <w:b/>
     </w:rPr>
   </w:style>
-  <w:style w:type="character" w:styleId="27">
+  <w:style w:type="character" w:styleId="PageNumber">
     <w:name w:val="page number"/>
-    <w:basedOn w:val="25"/>
-    <w:qFormat/>
-    <w:uiPriority w:val="0"/>
-  </w:style>
-  <w:style w:type="character" w:styleId="28">
+    <w:basedOn w:val="DefaultParagraphFont"/>
+    <w:qFormat/>
+  </w:style>
+  <w:style w:type="character" w:styleId="Emphasis">
     <w:name w:val="Emphasis"/>
-    <w:basedOn w:val="25"/>
-    <w:qFormat/>
-    <w:uiPriority w:val="0"/>
+    <w:basedOn w:val="DefaultParagraphFont"/>
+    <w:qFormat/>
     <w:rPr>
       <w:i/>
     </w:rPr>
   </w:style>
-  <w:style w:type="paragraph" w:customStyle="1" w:styleId="29">
+  <w:style w:type="paragraph" w:customStyle="1" w:styleId="a">
     <w:name w:val="柴_文档修订信息"/>
-    <w:basedOn w:val="1"/>
-    <w:qFormat/>
-    <w:uiPriority w:val="0"/>
+    <w:basedOn w:val="Normal"/>
+    <w:qFormat/>
     <w:pPr>
       <w:widowControl w:val="0"/>
       <w:ind w:firstLine="470" w:firstLineChars="200"/>
       <w:jc w:val="center"/>
     </w:pPr>
     <w:rPr>
-      <w:rFonts w:hint="eastAsia" w:ascii="Arial" w:hAnsi="Arial"/>
+      <w:rFonts w:ascii="Arial" w:hAnsi="Arial" w:hint="eastAsia"/>
       <w:b/>
       <w:bCs/>
       <w:sz w:val="24"/>
       <w:lang w:eastAsia="zh-CN"/>
     </w:rPr>
   </w:style>
-  <w:style w:type="table" w:customStyle="1" w:styleId="30">
+  <w:style w:type="table" w:customStyle="1" w:styleId="TableNormal0">
     <w:name w:val="Table Normal_0"/>
     <w:semiHidden/>
     <w:unhideWhenUsed/>
     <w:qFormat/>
-    <w:uiPriority w:val="0"/>
     <w:tblPr>
       <w:tblCellMar>
         <w:top w:w="0" w:type="dxa"/>
@@ -4123,11 +3962,10 @@
       </w:tblCellMar>
     </w:tblPr>
   </w:style>
-  <w:style w:type="paragraph" w:customStyle="1" w:styleId="31">
+  <w:style w:type="paragraph" w:customStyle="1" w:styleId="a0">
     <w:name w:val="文档说明标题"/>
-    <w:next w:val="1"/>
-    <w:qFormat/>
-    <w:uiPriority w:val="0"/>
+    <w:next w:val="Normal"/>
+    <w:qFormat/>
     <w:pPr>
       <w:widowControl w:val="0"/>
       <w:adjustRightInd w:val="0"/>
@@ -4136,127 +3974,119 @@
       <w:outlineLvl w:val="9"/>
     </w:pPr>
     <w:rPr>
-      <w:rFonts w:ascii="Times New Roman" w:hAnsi="Times New Roman" w:eastAsia="黑体" w:cs="Times New Roman"/>
+      <w:rFonts w:ascii="Times New Roman" w:eastAsia="黑体" w:hAnsi="Times New Roman" w:cs="Times New Roman"/>
       <w:kern w:val="2"/>
       <w:sz w:val="52"/>
       <w:szCs w:val="52"/>
       <w:lang w:bidi="ar-SA"/>
     </w:rPr>
   </w:style>
-  <w:style w:type="paragraph" w:customStyle="1" w:styleId="32">
+  <w:style w:type="paragraph" w:customStyle="1" w:styleId="a1">
     <w:name w:val="柴_公司名"/>
-    <w:basedOn w:val="22"/>
-    <w:qFormat/>
-    <w:uiPriority w:val="0"/>
+    <w:basedOn w:val="Title"/>
+    <w:qFormat/>
     <w:pPr>
       <w:spacing w:after="600" w:afterLines="600"/>
     </w:pPr>
     <w:rPr>
-      <w:rFonts w:hint="eastAsia" w:ascii="宋体" w:hAnsi="宋体" w:eastAsia="宋体" w:cs="宋体"/>
+      <w:rFonts w:ascii="宋体" w:eastAsia="宋体" w:hAnsi="宋体" w:cs="宋体" w:hint="eastAsia"/>
       <w:bCs/>
       <w:spacing w:val="-6"/>
       <w:sz w:val="52"/>
       <w:szCs w:val="52"/>
     </w:rPr>
   </w:style>
-  <w:style w:type="paragraph" w:customStyle="1" w:styleId="33">
+  <w:style w:type="paragraph" w:customStyle="1" w:styleId="a2">
     <w:name w:val="柴_文档名"/>
-    <w:basedOn w:val="22"/>
-    <w:qFormat/>
-    <w:uiPriority w:val="0"/>
+    <w:basedOn w:val="Title"/>
+    <w:qFormat/>
     <w:pPr>
       <w:spacing w:after="900" w:afterLines="900"/>
     </w:pPr>
     <w:rPr>
-      <w:rFonts w:ascii="黑体" w:hAnsi="黑体" w:eastAsia="黑体" w:cs="黑体"/>
+      <w:rFonts w:ascii="黑体" w:eastAsia="黑体" w:hAnsi="黑体" w:cs="黑体"/>
       <w:bCs/>
       <w:spacing w:val="-7"/>
       <w:sz w:val="52"/>
       <w:szCs w:val="52"/>
     </w:rPr>
   </w:style>
-  <w:style w:type="paragraph" w:customStyle="1" w:styleId="34">
+  <w:style w:type="paragraph" w:customStyle="1" w:styleId="TableText">
     <w:name w:val="Table Text"/>
-    <w:basedOn w:val="1"/>
+    <w:basedOn w:val="Normal"/>
     <w:semiHidden/>
     <w:qFormat/>
-    <w:uiPriority w:val="0"/>
     <w:rPr>
-      <w:rFonts w:ascii="宋体" w:hAnsi="宋体" w:eastAsia="宋体" w:cs="宋体"/>
+      <w:rFonts w:ascii="宋体" w:eastAsia="宋体" w:hAnsi="宋体" w:cs="宋体"/>
       <w:sz w:val="21"/>
       <w:szCs w:val="21"/>
       <w:lang w:val="en-US" w:eastAsia="en-US" w:bidi="ar-SA"/>
     </w:rPr>
   </w:style>
-  <w:style w:type="paragraph" w:customStyle="1" w:styleId="35">
+  <w:style w:type="paragraph" w:customStyle="1" w:styleId="1">
     <w:name w:val="柴_标题1"/>
-    <w:basedOn w:val="2"/>
-    <w:next w:val="36"/>
-    <w:link w:val="45"/>
-    <w:qFormat/>
-    <w:uiPriority w:val="0"/>
+    <w:basedOn w:val="Heading1"/>
+    <w:next w:val="a3"/>
+    <w:link w:val="1Char"/>
+    <w:qFormat/>
     <w:pPr>
       <w:spacing w:before="100" w:after="90" w:line="360" w:lineRule="auto"/>
     </w:pPr>
     <w:rPr>
-      <w:rFonts w:ascii="Arial" w:hAnsi="Arial" w:eastAsia="宋体"/>
+      <w:rFonts w:ascii="Arial" w:eastAsia="宋体" w:hAnsi="Arial"/>
       <w:sz w:val="32"/>
     </w:rPr>
   </w:style>
-  <w:style w:type="paragraph" w:customStyle="1" w:styleId="36">
+  <w:style w:type="paragraph" w:customStyle="1" w:styleId="a3">
     <w:name w:val="柴_正文"/>
-    <w:basedOn w:val="13"/>
-    <w:link w:val="48"/>
-    <w:qFormat/>
-    <w:uiPriority w:val="0"/>
+    <w:basedOn w:val="BodyText"/>
+    <w:link w:val="Char"/>
+    <w:qFormat/>
     <w:pPr>
       <w:spacing w:line="360" w:lineRule="auto"/>
       <w:ind w:firstLine="470" w:firstLineChars="200"/>
     </w:pPr>
     <w:rPr>
-      <w:rFonts w:ascii="Arial" w:hAnsi="Arial" w:eastAsia="宋体"/>
+      <w:rFonts w:ascii="Arial" w:eastAsia="宋体" w:hAnsi="Arial"/>
       <w:sz w:val="24"/>
       <w:lang w:eastAsia="zh-CN"/>
     </w:rPr>
   </w:style>
-  <w:style w:type="paragraph" w:customStyle="1" w:styleId="37">
+  <w:style w:type="paragraph" w:customStyle="1" w:styleId="2">
     <w:name w:val="柴_标题2"/>
-    <w:basedOn w:val="3"/>
-    <w:next w:val="36"/>
-    <w:link w:val="51"/>
-    <w:qFormat/>
-    <w:uiPriority w:val="0"/>
+    <w:basedOn w:val="Heading2"/>
+    <w:next w:val="a3"/>
+    <w:link w:val="2Char"/>
+    <w:qFormat/>
     <w:pPr>
       <w:spacing w:line="360" w:lineRule="auto"/>
     </w:pPr>
     <w:rPr>
-      <w:rFonts w:ascii="Arial" w:hAnsi="Arial" w:eastAsia="宋体"/>
+      <w:rFonts w:ascii="Arial" w:eastAsia="宋体" w:hAnsi="Arial"/>
       <w:sz w:val="28"/>
     </w:rPr>
   </w:style>
-  <w:style w:type="paragraph" w:customStyle="1" w:styleId="38">
+  <w:style w:type="paragraph" w:customStyle="1" w:styleId="3">
     <w:name w:val="柴_标题3"/>
-    <w:basedOn w:val="4"/>
-    <w:next w:val="36"/>
-    <w:qFormat/>
-    <w:uiPriority w:val="0"/>
+    <w:basedOn w:val="Heading3"/>
+    <w:next w:val="a3"/>
+    <w:qFormat/>
     <w:pPr>
       <w:spacing w:line="360" w:lineRule="auto"/>
       <w:ind w:left="0" w:firstLine="472" w:firstLineChars="200"/>
     </w:pPr>
     <w:rPr>
-      <w:rFonts w:ascii="宋体" w:hAnsi="宋体" w:eastAsia="宋体" w:cs="宋体"/>
+      <w:rFonts w:ascii="宋体" w:eastAsia="宋体" w:hAnsi="宋体" w:cs="宋体"/>
       <w:spacing w:val="-2"/>
       <w:sz w:val="24"/>
       <w:szCs w:val="24"/>
     </w:rPr>
   </w:style>
-  <w:style w:type="paragraph" w:customStyle="1" w:styleId="39">
+  <w:style w:type="paragraph" w:customStyle="1" w:styleId="a4">
     <w:name w:val="柴_目录"/>
-    <w:basedOn w:val="1"/>
-    <w:next w:val="13"/>
-    <w:qFormat/>
-    <w:uiPriority w:val="0"/>
+    <w:basedOn w:val="Normal"/>
+    <w:next w:val="BodyText"/>
+    <w:qFormat/>
     <w:pPr>
       <w:tabs>
         <w:tab w:val="right" w:leader="dot" w:pos="8442"/>
@@ -4264,64 +4094,59 @@
       <w:ind w:left="0" w:leftChars="0"/>
     </w:pPr>
     <w:rPr>
-      <w:rFonts w:ascii="Arial" w:hAnsi="Arial" w:eastAsia="Microsoft JhengHei"/>
+      <w:rFonts w:ascii="Arial" w:eastAsia="Microsoft JhengHei" w:hAnsi="Arial"/>
       <w:sz w:val="24"/>
     </w:rPr>
   </w:style>
-  <w:style w:type="paragraph" w:customStyle="1" w:styleId="40">
+  <w:style w:type="paragraph" w:customStyle="1" w:styleId="WPSOffice1">
     <w:name w:val="WPSOffice手动目录 1"/>
     <w:qFormat/>
-    <w:uiPriority w:val="0"/>
     <w:pPr>
       <w:ind w:leftChars="0"/>
     </w:pPr>
     <w:rPr>
-      <w:rFonts w:ascii="Times New Roman" w:hAnsi="Times New Roman" w:eastAsia="宋体" w:cs="Times New Roman"/>
+      <w:rFonts w:ascii="Times New Roman" w:eastAsia="宋体" w:hAnsi="Times New Roman" w:cs="Times New Roman"/>
       <w:sz w:val="20"/>
       <w:szCs w:val="20"/>
     </w:rPr>
   </w:style>
-  <w:style w:type="paragraph" w:customStyle="1" w:styleId="41">
+  <w:style w:type="paragraph" w:customStyle="1" w:styleId="WPSOffice2">
     <w:name w:val="WPSOffice手动目录 2"/>
     <w:qFormat/>
-    <w:uiPriority w:val="0"/>
     <w:pPr>
       <w:ind w:leftChars="200"/>
     </w:pPr>
     <w:rPr>
-      <w:rFonts w:ascii="Times New Roman" w:hAnsi="Times New Roman" w:eastAsia="宋体" w:cs="Times New Roman"/>
+      <w:rFonts w:ascii="Times New Roman" w:eastAsia="宋体" w:hAnsi="Times New Roman" w:cs="Times New Roman"/>
       <w:sz w:val="20"/>
       <w:szCs w:val="20"/>
     </w:rPr>
   </w:style>
-  <w:style w:type="paragraph" w:customStyle="1" w:styleId="42">
+  <w:style w:type="paragraph" w:customStyle="1" w:styleId="WPSOffice3">
     <w:name w:val="WPSOffice手动目录 3"/>
     <w:qFormat/>
-    <w:uiPriority w:val="0"/>
     <w:pPr>
       <w:ind w:leftChars="400"/>
     </w:pPr>
     <w:rPr>
-      <w:rFonts w:ascii="Times New Roman" w:hAnsi="Times New Roman" w:eastAsia="宋体" w:cs="Times New Roman"/>
+      <w:rFonts w:ascii="Times New Roman" w:eastAsia="宋体" w:hAnsi="Times New Roman" w:cs="Times New Roman"/>
       <w:sz w:val="20"/>
       <w:szCs w:val="20"/>
     </w:rPr>
   </w:style>
-  <w:style w:type="paragraph" w:customStyle="1" w:styleId="43">
+  <w:style w:type="paragraph" w:customStyle="1" w:styleId="Compact">
     <w:name w:val="Compact"/>
-    <w:basedOn w:val="13"/>
-    <w:qFormat/>
-    <w:uiPriority w:val="0"/>
+    <w:basedOn w:val="BodyText"/>
+    <w:qFormat/>
     <w:pPr>
       <w:spacing w:before="36" w:after="36"/>
     </w:pPr>
   </w:style>
-  <w:style w:type="table" w:customStyle="1" w:styleId="44">
+  <w:style w:type="table" w:customStyle="1" w:styleId="Table">
     <w:name w:val="Table"/>
     <w:semiHidden/>
     <w:unhideWhenUsed/>
     <w:qFormat/>
-    <w:uiPriority w:val="0"/>
     <w:tblPr>
       <w:tblCellMar>
         <w:top w:w="0" w:type="dxa"/>
@@ -4333,28 +4158,26 @@
     <w:tblStylePr w:type="firstRow">
       <w:tcPr>
         <w:tcBorders>
-          <w:bottom w:val="single" w:color="auto" w:sz="0" w:space="0"/>
+          <w:bottom w:val="single" w:sz="0" w:space="0" w:color="auto"/>
         </w:tcBorders>
         <w:vAlign w:val="bottom"/>
       </w:tcPr>
     </w:tblStylePr>
   </w:style>
-  <w:style w:type="character" w:customStyle="1" w:styleId="45">
+  <w:style w:type="character" w:customStyle="1" w:styleId="1Char">
     <w:name w:val="柴_标题1 Char"/>
-    <w:link w:val="35"/>
-    <w:qFormat/>
-    <w:uiPriority w:val="0"/>
+    <w:link w:val="1"/>
+    <w:qFormat/>
     <w:rPr>
-      <w:rFonts w:ascii="Arial" w:hAnsi="Arial" w:eastAsia="宋体"/>
+      <w:rFonts w:ascii="Arial" w:eastAsia="宋体" w:hAnsi="Arial"/>
       <w:sz w:val="32"/>
     </w:rPr>
   </w:style>
-  <w:style w:type="paragraph" w:customStyle="1" w:styleId="46">
+  <w:style w:type="paragraph" w:customStyle="1" w:styleId="a5">
     <w:name w:val="柴_正文_无缩进"/>
-    <w:basedOn w:val="1"/>
-    <w:link w:val="50"/>
-    <w:qFormat/>
-    <w:uiPriority w:val="0"/>
+    <w:basedOn w:val="Normal"/>
+    <w:link w:val="Char0"/>
+    <w:qFormat/>
     <w:pPr>
       <w:ind w:firstLine="0" w:firstLineChars="0"/>
     </w:pPr>
@@ -4364,41 +4187,38 @@
       <w:lang w:eastAsia="zh-CN"/>
     </w:rPr>
   </w:style>
-  <w:style w:type="paragraph" w:customStyle="1" w:styleId="47">
+  <w:style w:type="paragraph" w:customStyle="1" w:styleId="4">
     <w:name w:val="柴_标题4"/>
-    <w:basedOn w:val="5"/>
-    <w:next w:val="1"/>
-    <w:qFormat/>
-    <w:uiPriority w:val="0"/>
+    <w:basedOn w:val="Heading4"/>
+    <w:next w:val="Normal"/>
+    <w:qFormat/>
     <w:pPr>
       <w:widowControl w:val="0"/>
       <w:spacing w:before="160" w:line="360" w:lineRule="auto"/>
-      <w:ind w:left="981" w:leftChars="300" w:hanging="862"/>
+      <w:ind w:left="981" w:hanging="862" w:leftChars="300"/>
     </w:pPr>
     <w:rPr>
-      <w:rFonts w:hint="eastAsia" w:ascii="Calibri" w:hAnsi="Calibri" w:eastAsia="宋体" w:cs="宋体"/>
+      <w:rFonts w:ascii="Calibri" w:eastAsia="宋体" w:hAnsi="Calibri" w:cs="宋体" w:hint="eastAsia"/>
       <w:sz w:val="24"/>
       <w:szCs w:val="24"/>
       <w:lang w:eastAsia="zh-CN" w:bidi="zh-CN"/>
     </w:rPr>
   </w:style>
-  <w:style w:type="character" w:customStyle="1" w:styleId="48">
+  <w:style w:type="character" w:customStyle="1" w:styleId="Char">
     <w:name w:val="柴_正文 Char"/>
-    <w:link w:val="36"/>
-    <w:qFormat/>
-    <w:uiPriority w:val="0"/>
+    <w:link w:val="a3"/>
+    <w:qFormat/>
     <w:rPr>
-      <w:rFonts w:ascii="Arial" w:hAnsi="Arial" w:eastAsia="宋体"/>
+      <w:rFonts w:ascii="Arial" w:eastAsia="宋体" w:hAnsi="Arial"/>
       <w:sz w:val="24"/>
       <w:lang w:eastAsia="zh-CN"/>
     </w:rPr>
   </w:style>
-  <w:style w:type="table" w:customStyle="1" w:styleId="49">
+  <w:style w:type="table" w:customStyle="1" w:styleId="TableNormal00">
     <w:name w:val="Table Normal_0_0"/>
     <w:semiHidden/>
     <w:unhideWhenUsed/>
     <w:qFormat/>
-    <w:uiPriority w:val="0"/>
     <w:tblPr>
       <w:tblCellMar>
         <w:top w:w="0" w:type="dxa"/>
@@ -4408,24 +4228,22 @@
       </w:tblCellMar>
     </w:tblPr>
   </w:style>
-  <w:style w:type="character" w:customStyle="1" w:styleId="50">
+  <w:style w:type="character" w:customStyle="1" w:styleId="Char0">
     <w:name w:val="柴_正文_无缩进 Char"/>
-    <w:link w:val="46"/>
-    <w:qFormat/>
-    <w:uiPriority w:val="0"/>
+    <w:link w:val="a5"/>
+    <w:qFormat/>
     <w:rPr>
       <w:rFonts w:ascii="Arial" w:hAnsi="Arial"/>
       <w:sz w:val="24"/>
       <w:lang w:eastAsia="zh-CN"/>
     </w:rPr>
   </w:style>
-  <w:style w:type="character" w:customStyle="1" w:styleId="51">
+  <w:style w:type="character" w:customStyle="1" w:styleId="2Char">
     <w:name w:val="柴_标题2 Char"/>
-    <w:link w:val="37"/>
-    <w:qFormat/>
-    <w:uiPriority w:val="0"/>
+    <w:link w:val="2"/>
+    <w:qFormat/>
     <w:rPr>
-      <w:rFonts w:ascii="Arial" w:hAnsi="Arial" w:eastAsia="宋体"/>
+      <w:rFonts w:ascii="Arial" w:eastAsia="宋体" w:hAnsi="Arial"/>
       <w:sz w:val="28"/>
     </w:rPr>
   </w:style>
